--- a/DOC/EN/NF-DOC-002_Platform_Report_EN.docx
+++ b/DOC/EN/NF-DOC-002_Platform_Report_EN.docx
@@ -1175,7 +1175,7 @@
                 <w:color w:val="0B1F2E"/>
                 <w:sz w:val="19"/>
               </w:rPr>
-              <w:t>Email + password with bcrypt comparison, JWT token issued</w:t>
+              <w:t>Email + password with bcrypt comparison, JWT issued — blocked until email is verified</w:t>
             </w:r>
           </w:p>
         </w:tc>
@@ -1205,6 +1205,65 @@
                 <w:color w:val="0B1F2E"/>
                 <w:sz w:val="19"/>
               </w:rPr>
+              <w:t>Email Verification</w:t>
+            </w:r>
+          </w:p>
+        </w:tc>
+        <w:tc>
+          <w:tcPr>
+            <w:tcW w:type="dxa" w:w="6336"/>
+            <w:tcMar>
+              <w:top w:w="80" w:type="dxa"/>
+              <w:start w:w="120" w:type="dxa"/>
+              <w:bottom w:w="80" w:type="dxa"/>
+              <w:end w:w="120" w:type="dxa"/>
+            </w:tcMar>
+            <w:vAlign w:val="center"/>
+          </w:tcPr>
+          <w:p>
+            <w:pPr>
+              <w:spacing w:after="20"/>
+            </w:pPr>
+            <w:r/>
+            <w:r>
+              <w:rPr>
+                <w:rFonts w:ascii="Segoe UI" w:hAnsi="Segoe UI" w:cs="Segoe UI"/>
+                <w:b w:val="0"/>
+                <w:i w:val="0"/>
+                <w:color w:val="0B1F2E"/>
+                <w:sz w:val="19"/>
+              </w:rPr>
+              <w:t>New accounts cannot log in until the emailed OTP is verified</w:t>
+            </w:r>
+          </w:p>
+        </w:tc>
+      </w:tr>
+      <w:tr>
+        <w:tc>
+          <w:tcPr>
+            <w:tcW w:type="dxa" w:w="2880"/>
+            <w:shd w:val="clear" w:fill="F4F8FA"/>
+            <w:tcMar>
+              <w:top w:w="80" w:type="dxa"/>
+              <w:start w:w="120" w:type="dxa"/>
+              <w:bottom w:w="80" w:type="dxa"/>
+              <w:end w:w="120" w:type="dxa"/>
+            </w:tcMar>
+            <w:vAlign w:val="center"/>
+          </w:tcPr>
+          <w:p>
+            <w:pPr>
+              <w:spacing w:after="20"/>
+            </w:pPr>
+            <w:r/>
+            <w:r>
+              <w:rPr>
+                <w:rFonts w:ascii="Segoe UI" w:hAnsi="Segoe UI" w:cs="Segoe UI"/>
+                <w:b w:val="0"/>
+                <w:i w:val="0"/>
+                <w:color w:val="0B1F2E"/>
+                <w:sz w:val="19"/>
+              </w:rPr>
               <w:t>Password Reset</w:t>
             </w:r>
           </w:p>
@@ -1212,6 +1271,7 @@
         <w:tc>
           <w:tcPr>
             <w:tcW w:type="dxa" w:w="6336"/>
+            <w:shd w:val="clear" w:fill="F4F8FA"/>
             <w:tcMar>
               <w:top w:w="80" w:type="dxa"/>
               <w:start w:w="120" w:type="dxa"/>
@@ -1242,7 +1302,6 @@
         <w:tc>
           <w:tcPr>
             <w:tcW w:type="dxa" w:w="2880"/>
-            <w:shd w:val="clear" w:fill="F4F8FA"/>
             <w:tcMar>
               <w:top w:w="80" w:type="dxa"/>
               <w:start w:w="120" w:type="dxa"/>
@@ -1271,7 +1330,6 @@
         <w:tc>
           <w:tcPr>
             <w:tcW w:type="dxa" w:w="6336"/>
-            <w:shd w:val="clear" w:fill="F4F8FA"/>
             <w:tcMar>
               <w:top w:w="80" w:type="dxa"/>
               <w:start w:w="120" w:type="dxa"/>
@@ -1302,6 +1360,7 @@
         <w:tc>
           <w:tcPr>
             <w:tcW w:type="dxa" w:w="2880"/>
+            <w:shd w:val="clear" w:fill="F4F8FA"/>
             <w:tcMar>
               <w:top w:w="80" w:type="dxa"/>
               <w:start w:w="120" w:type="dxa"/>
@@ -1330,6 +1389,7 @@
         <w:tc>
           <w:tcPr>
             <w:tcW w:type="dxa" w:w="6336"/>
+            <w:shd w:val="clear" w:fill="F4F8FA"/>
             <w:tcMar>
               <w:top w:w="80" w:type="dxa"/>
               <w:start w:w="120" w:type="dxa"/>
@@ -1360,7 +1420,6 @@
         <w:tc>
           <w:tcPr>
             <w:tcW w:type="dxa" w:w="2880"/>
-            <w:shd w:val="clear" w:fill="F4F8FA"/>
             <w:tcMar>
               <w:top w:w="80" w:type="dxa"/>
               <w:start w:w="120" w:type="dxa"/>
@@ -1389,7 +1448,6 @@
         <w:tc>
           <w:tcPr>
             <w:tcW w:type="dxa" w:w="6336"/>
-            <w:shd w:val="clear" w:fill="F4F8FA"/>
             <w:tcMar>
               <w:top w:w="80" w:type="dxa"/>
               <w:start w:w="120" w:type="dxa"/>
@@ -1597,6 +1655,23 @@
           <w:sz w:val="21"/>
         </w:rPr>
         <w:t>Transaction status tracking</w:t>
+      </w:r>
+    </w:p>
+    <w:p>
+      <w:pPr>
+        <w:pStyle w:val="ListBullet"/>
+        <w:spacing w:after="60"/>
+        <w:ind w:left="432"/>
+      </w:pPr>
+      <w:r>
+        <w:rPr>
+          <w:rFonts w:ascii="Segoe UI" w:hAnsi="Segoe UI" w:cs="Segoe UI"/>
+          <w:b w:val="0"/>
+          <w:i w:val="0"/>
+          <w:color w:val="0B1F2E"/>
+          <w:sz w:val="21"/>
+        </w:rPr>
+        <w:t>Approved payments are persisted to the ledger (nexus_transactions) and trigger Telegram confirmation</w:t>
       </w:r>
     </w:p>
     <w:p>
@@ -1890,7 +1965,7 @@
                 <w:color w:val="0B1F2E"/>
                 <w:sz w:val="19"/>
               </w:rPr>
-              <w:t>Link Telegram account to NexusFinance profile</w:t>
+              <w:t>Link Telegram account — emails a code to your NexusFinance profile</w:t>
             </w:r>
           </w:p>
         </w:tc>
@@ -1920,7 +1995,7 @@
                 <w:color w:val="0B1F2E"/>
                 <w:sz w:val="19"/>
               </w:rPr>
-              <w:t>/unlink</w:t>
+              <w:t>/confirm &lt;code&gt;</w:t>
             </w:r>
           </w:p>
         </w:tc>
@@ -1976,7 +2051,7 @@
                 <w:color w:val="0B1F2E"/>
                 <w:sz w:val="19"/>
               </w:rPr>
-              <w:t>Unlink Telegram account</w:t>
+              <w:t>Complete linking with the emailed code</w:t>
             </w:r>
           </w:p>
         </w:tc>
@@ -2007,7 +2082,7 @@
                 <w:color w:val="0B1F2E"/>
                 <w:sz w:val="19"/>
               </w:rPr>
-              <w:t>/status</w:t>
+              <w:t>/unlink</w:t>
             </w:r>
           </w:p>
         </w:tc>
@@ -2065,7 +2140,7 @@
                 <w:color w:val="0B1F2E"/>
                 <w:sz w:val="19"/>
               </w:rPr>
-              <w:t>View linked account status</w:t>
+              <w:t>Unlink Telegram account</w:t>
             </w:r>
           </w:p>
         </w:tc>
@@ -2095,7 +2170,7 @@
                 <w:color w:val="0B1F2E"/>
                 <w:sz w:val="19"/>
               </w:rPr>
-              <w:t>/reminder-check</w:t>
+              <w:t>/status</w:t>
             </w:r>
           </w:p>
         </w:tc>
@@ -2123,7 +2198,7 @@
                 <w:color w:val="0B1F2E"/>
                 <w:sz w:val="19"/>
               </w:rPr>
-              <w:t>Admin</w:t>
+              <w:t>All users</w:t>
             </w:r>
           </w:p>
         </w:tc>
@@ -2151,7 +2226,7 @@
                 <w:color w:val="0B1F2E"/>
                 <w:sz w:val="19"/>
               </w:rPr>
-              <w:t>Run payment reminder check now</w:t>
+              <w:t>View linked account status</w:t>
             </w:r>
           </w:p>
         </w:tc>
@@ -2182,7 +2257,7 @@
                 <w:color w:val="0B1F2E"/>
                 <w:sz w:val="19"/>
               </w:rPr>
-              <w:t>/broadcast</w:t>
+              <w:t>/reminder-check</w:t>
             </w:r>
           </w:p>
         </w:tc>
@@ -2240,7 +2315,7 @@
                 <w:color w:val="0B1F2E"/>
                 <w:sz w:val="19"/>
               </w:rPr>
-              <w:t>Send message to all linked users</w:t>
+              <w:t>Run payment reminder check now</w:t>
             </w:r>
           </w:p>
         </w:tc>
@@ -2270,7 +2345,7 @@
                 <w:color w:val="0B1F2E"/>
                 <w:sz w:val="19"/>
               </w:rPr>
-              <w:t>/send</w:t>
+              <w:t>/broadcast</w:t>
             </w:r>
           </w:p>
         </w:tc>
@@ -2326,7 +2401,7 @@
                 <w:color w:val="0B1F2E"/>
                 <w:sz w:val="19"/>
               </w:rPr>
-              <w:t>Send message to a specific user</w:t>
+              <w:t>Send message to all linked users</w:t>
             </w:r>
           </w:p>
         </w:tc>
@@ -2357,7 +2432,7 @@
                 <w:color w:val="0B1F2E"/>
                 <w:sz w:val="19"/>
               </w:rPr>
-              <w:t>/stats</w:t>
+              <w:t>/send</w:t>
             </w:r>
           </w:p>
         </w:tc>
@@ -2415,7 +2490,7 @@
                 <w:color w:val="0B1F2E"/>
                 <w:sz w:val="19"/>
               </w:rPr>
-              <w:t>Platform statistics</w:t>
+              <w:t>Send message to a specific user</w:t>
             </w:r>
           </w:p>
         </w:tc>
@@ -2445,7 +2520,7 @@
                 <w:color w:val="0B1F2E"/>
                 <w:sz w:val="19"/>
               </w:rPr>
-              <w:t>/loans</w:t>
+              <w:t>/stats</w:t>
             </w:r>
           </w:p>
         </w:tc>
@@ -2501,7 +2576,7 @@
                 <w:color w:val="0B1F2E"/>
                 <w:sz w:val="19"/>
               </w:rPr>
-              <w:t>Recent loan applications</w:t>
+              <w:t>Platform statistics</w:t>
             </w:r>
           </w:p>
         </w:tc>
@@ -2532,7 +2607,7 @@
                 <w:color w:val="0B1F2E"/>
                 <w:sz w:val="19"/>
               </w:rPr>
-              <w:t>/users</w:t>
+              <w:t>/loans</w:t>
             </w:r>
           </w:p>
         </w:tc>
@@ -2590,7 +2665,7 @@
                 <w:color w:val="0B1F2E"/>
                 <w:sz w:val="19"/>
               </w:rPr>
-              <w:t>Registered users list</w:t>
+              <w:t>Recent loan applications</w:t>
             </w:r>
           </w:p>
         </w:tc>
@@ -2620,7 +2695,7 @@
                 <w:color w:val="0B1F2E"/>
                 <w:sz w:val="19"/>
               </w:rPr>
-              <w:t>/notifications</w:t>
+              <w:t>/users</w:t>
             </w:r>
           </w:p>
         </w:tc>
@@ -2676,7 +2751,7 @@
                 <w:color w:val="0B1F2E"/>
                 <w:sz w:val="19"/>
               </w:rPr>
-              <w:t>Recent payment notifications</w:t>
+              <w:t>Registered users list</w:t>
             </w:r>
           </w:p>
         </w:tc>
@@ -2707,7 +2782,7 @@
                 <w:color w:val="0B1F2E"/>
                 <w:sz w:val="19"/>
               </w:rPr>
-              <w:t>/help</w:t>
+              <w:t>/notifications</w:t>
             </w:r>
           </w:p>
         </w:tc>
@@ -2736,6 +2811,93 @@
                 <w:color w:val="0B1F2E"/>
                 <w:sz w:val="19"/>
               </w:rPr>
+              <w:t>Admin</w:t>
+            </w:r>
+          </w:p>
+        </w:tc>
+        <w:tc>
+          <w:tcPr>
+            <w:tcW w:type="dxa" w:w="4608"/>
+            <w:shd w:val="clear" w:fill="F4F8FA"/>
+            <w:tcMar>
+              <w:top w:w="80" w:type="dxa"/>
+              <w:start w:w="120" w:type="dxa"/>
+              <w:bottom w:w="80" w:type="dxa"/>
+              <w:end w:w="120" w:type="dxa"/>
+            </w:tcMar>
+            <w:vAlign w:val="center"/>
+          </w:tcPr>
+          <w:p>
+            <w:pPr>
+              <w:spacing w:after="20"/>
+            </w:pPr>
+            <w:r/>
+            <w:r>
+              <w:rPr>
+                <w:rFonts w:ascii="Segoe UI" w:hAnsi="Segoe UI" w:cs="Segoe UI"/>
+                <w:b w:val="0"/>
+                <w:i w:val="0"/>
+                <w:color w:val="0B1F2E"/>
+                <w:sz w:val="19"/>
+              </w:rPr>
+              <w:t>Recent payment notifications</w:t>
+            </w:r>
+          </w:p>
+        </w:tc>
+      </w:tr>
+      <w:tr>
+        <w:tc>
+          <w:tcPr>
+            <w:tcW w:type="dxa" w:w="2592"/>
+            <w:tcMar>
+              <w:top w:w="80" w:type="dxa"/>
+              <w:start w:w="120" w:type="dxa"/>
+              <w:bottom w:w="80" w:type="dxa"/>
+              <w:end w:w="120" w:type="dxa"/>
+            </w:tcMar>
+            <w:vAlign w:val="center"/>
+          </w:tcPr>
+          <w:p>
+            <w:pPr>
+              <w:spacing w:after="20"/>
+            </w:pPr>
+            <w:r/>
+            <w:r>
+              <w:rPr>
+                <w:rFonts w:ascii="Segoe UI" w:hAnsi="Segoe UI" w:cs="Segoe UI"/>
+                <w:b w:val="0"/>
+                <w:i w:val="0"/>
+                <w:color w:val="0B1F2E"/>
+                <w:sz w:val="19"/>
+              </w:rPr>
+              <w:t>/help</w:t>
+            </w:r>
+          </w:p>
+        </w:tc>
+        <w:tc>
+          <w:tcPr>
+            <w:tcW w:type="dxa" w:w="2016"/>
+            <w:tcMar>
+              <w:top w:w="80" w:type="dxa"/>
+              <w:start w:w="120" w:type="dxa"/>
+              <w:bottom w:w="80" w:type="dxa"/>
+              <w:end w:w="120" w:type="dxa"/>
+            </w:tcMar>
+            <w:vAlign w:val="center"/>
+          </w:tcPr>
+          <w:p>
+            <w:pPr>
+              <w:spacing w:after="20"/>
+            </w:pPr>
+            <w:r/>
+            <w:r>
+              <w:rPr>
+                <w:rFonts w:ascii="Segoe UI" w:hAnsi="Segoe UI" w:cs="Segoe UI"/>
+                <w:b w:val="0"/>
+                <w:i w:val="0"/>
+                <w:color w:val="0B1F2E"/>
+                <w:sz w:val="19"/>
+              </w:rPr>
               <w:t>All users</w:t>
             </w:r>
           </w:p>
@@ -2743,7 +2905,6 @@
         <w:tc>
           <w:tcPr>
             <w:tcW w:type="dxa" w:w="4608"/>
-            <w:shd w:val="clear" w:fill="F4F8FA"/>
             <w:tcMar>
               <w:top w:w="80" w:type="dxa"/>
               <w:start w:w="120" w:type="dxa"/>

--- a/DOC/EN/NF-DOC-002_Platform_Report_EN.docx
+++ b/DOC/EN/NF-DOC-002_Platform_Report_EN.docx
@@ -1603,7 +1603,7 @@
           <w:color w:val="0B1F2E"/>
           <w:sz w:val="21"/>
         </w:rPr>
-        <w:t>ABA Bank's PayWay API enables webhook-based payment confirmation.</w:t>
+        <w:t>ABA Bank's PayWay Purchase API powers hosted checkout for loan repayments. The customer selects an amount and is redirected to ABA's secure hosted checkout page (view_type: hosted_view), where they can pay via KHQR, ABA PAY, or cards.</w:t>
       </w:r>
     </w:p>
     <w:p>
@@ -1620,7 +1620,7 @@
           <w:color w:val="0B1F2E"/>
           <w:sz w:val="21"/>
         </w:rPr>
-        <w:t>Sandbox mode currently active</w:t>
+        <w:t>Sandbox mode currently active (checkout-sandbox.payway.com.kh)</w:t>
       </w:r>
     </w:p>
     <w:p>
@@ -1637,7 +1637,7 @@
           <w:color w:val="0B1F2E"/>
           <w:sz w:val="21"/>
         </w:rPr>
-        <w:t>Webhook callback on payment completion</w:t>
+        <w:t>Hosted checkout with view_type=hosted_view and payment_gate=0</w:t>
       </w:r>
     </w:p>
     <w:p>
@@ -1654,7 +1654,41 @@
           <w:color w:val="0B1F2E"/>
           <w:sz w:val="21"/>
         </w:rPr>
-        <w:t>Transaction status tracking</w:t>
+        <w:t>HMAC-SHA512 signature on every purchase request (24-field fixed hash order)</w:t>
+      </w:r>
+    </w:p>
+    <w:p>
+      <w:pPr>
+        <w:pStyle w:val="ListBullet"/>
+        <w:spacing w:after="60"/>
+        <w:ind w:left="432"/>
+      </w:pPr>
+      <w:r>
+        <w:rPr>
+          <w:rFonts w:ascii="Segoe UI" w:hAnsi="Segoe UI" w:cs="Segoe UI"/>
+          <w:b w:val="0"/>
+          <w:i w:val="0"/>
+          <w:color w:val="0B1F2E"/>
+          <w:sz w:val="21"/>
+        </w:rPr>
+        <w:t>Return / cancel redirects to /payment/success and /payment/cancel</w:t>
+      </w:r>
+    </w:p>
+    <w:p>
+      <w:pPr>
+        <w:pStyle w:val="ListBullet"/>
+        <w:spacing w:after="60"/>
+        <w:ind w:left="432"/>
+      </w:pPr>
+      <w:r>
+        <w:rPr>
+          <w:rFonts w:ascii="Segoe UI" w:hAnsi="Segoe UI" w:cs="Segoe UI"/>
+          <w:b w:val="0"/>
+          <w:i w:val="0"/>
+          <w:color w:val="0B1F2E"/>
+          <w:sz w:val="21"/>
+        </w:rPr>
+        <w:t>Webhook callback + GET return handler both verify and persist payments</w:t>
       </w:r>
     </w:p>
     <w:p>

--- a/DOC/EN/NF-DOC-002_Platform_Report_EN.docx
+++ b/DOC/EN/NF-DOC-002_Platform_Report_EN.docx
@@ -2,3786 +2,698 @@
 <file path=word/document.xml><?xml version="1.0" encoding="utf-8"?>
 <w:document xmlns:wpc="http://schemas.microsoft.com/office/word/2010/wordprocessingCanvas" xmlns:mo="http://schemas.microsoft.com/office/mac/office/2008/main" xmlns:mc="http://schemas.openxmlformats.org/markup-compatibility/2006" xmlns:mv="urn:schemas-microsoft-com:mac:vml" xmlns:o="urn:schemas-microsoft-com:office:office" xmlns:r="http://schemas.openxmlformats.org/officeDocument/2006/relationships" xmlns:m="http://schemas.openxmlformats.org/officeDocument/2006/math" xmlns:v="urn:schemas-microsoft-com:vml" xmlns:wp14="http://schemas.microsoft.com/office/word/2010/wordprocessingDrawing" xmlns:wp="http://schemas.openxmlformats.org/drawingml/2006/wordprocessingDrawing" xmlns:w10="urn:schemas-microsoft-com:office:word" xmlns:w="http://schemas.openxmlformats.org/wordprocessingml/2006/main" xmlns:w14="http://schemas.microsoft.com/office/word/2010/wordml" xmlns:wpg="http://schemas.microsoft.com/office/word/2010/wordprocessingGroup" xmlns:wpi="http://schemas.microsoft.com/office/word/2010/wordprocessingInk" xmlns:wne="http://schemas.microsoft.com/office/word/2006/wordml" xmlns:wps="http://schemas.microsoft.com/office/word/2010/wordprocessingShape" mc:Ignorable="w14 wp14">
   <w:body>
-    <w:tbl>
-      <w:tblPr>
-        <w:tblStyle w:val="TableGrid"/>
-        <w:tblW w:type="auto" w:w="0"/>
-        <w:tblLook w:firstColumn="1" w:firstRow="1" w:lastColumn="0" w:lastRow="0" w:noHBand="0" w:noVBand="1" w:val="04A0"/>
-      </w:tblPr>
-      <w:tblGrid>
-        <w:gridCol w:w="9317"/>
-      </w:tblGrid>
-      <w:tr>
-        <w:tc>
-          <w:tcPr>
-            <w:tcW w:type="dxa" w:w="9317"/>
-            <w:shd w:val="clear" w:fill="0B1F2E"/>
-            <w:tcMar>
-              <w:top w:w="180" w:type="dxa"/>
-              <w:start w:w="240" w:type="dxa"/>
-              <w:bottom w:w="180" w:type="dxa"/>
-              <w:end w:w="240" w:type="dxa"/>
-            </w:tcMar>
-          </w:tcPr>
-          <w:p>
-            <w:r/>
-            <w:r>
-              <w:rPr>
-                <w:rFonts w:ascii="Segoe UI" w:hAnsi="Segoe UI" w:cs="Segoe UI"/>
-                <w:b/>
-                <w:i w:val="0"/>
-                <w:color w:val="00BDAA"/>
-                <w:sz w:val="26"/>
-              </w:rPr>
-              <w:t>NEXUSFINANCE</w:t>
-            </w:r>
-          </w:p>
-          <w:p>
-            <w:pPr>
-              <w:spacing w:after="0"/>
-            </w:pPr>
-            <w:r>
-              <w:rPr>
-                <w:rFonts w:ascii="Segoe UI" w:hAnsi="Segoe UI" w:cs="Segoe UI"/>
-                <w:b w:val="0"/>
-                <w:i w:val="0"/>
-                <w:color w:val="9FB4C4"/>
-                <w:sz w:val="18"/>
-              </w:rPr>
-              <w:t>Secure • Modern • Cutting-edge  |  Lending Platform for Cambodia</w:t>
-            </w:r>
-          </w:p>
-        </w:tc>
-      </w:tr>
-    </w:tbl>
     <w:p>
       <w:pPr>
-        <w:spacing w:after="40"/>
-      </w:pPr>
-    </w:p>
-    <w:p>
-      <w:pPr>
-        <w:spacing w:after="600"/>
-      </w:pPr>
-    </w:p>
-    <w:p>
-      <w:pPr>
-        <w:spacing w:after="120"/>
-        <w:jc w:val="left"/>
+        <w:pStyle w:val="Title"/>
       </w:pPr>
       <w:r>
-        <w:rPr>
-          <w:rFonts w:ascii="Segoe UI" w:hAnsi="Segoe UI" w:cs="Segoe UI"/>
-          <w:b/>
-          <w:i w:val="0"/>
-          <w:color w:val="0B1F2E"/>
-          <w:sz w:val="68"/>
-        </w:rPr>
         <w:t>NexusFinance — Platform Report</w:t>
       </w:r>
     </w:p>
     <w:p>
-      <w:pPr>
-        <w:pBdr>
-          <w:bottom w:val="single" w:sz="24" w:space="4" w:color="00BDAA"/>
-        </w:pBdr>
-        <w:spacing w:after="240"/>
-      </w:pPr>
-    </w:p>
-    <w:p>
-      <w:pPr>
-        <w:spacing w:after="80"/>
-      </w:pPr>
       <w:r>
-        <w:rPr>
-          <w:rFonts w:ascii="Segoe UI" w:hAnsi="Segoe UI" w:cs="Segoe UI"/>
-          <w:b w:val="0"/>
-          <w:i w:val="0"/>
-          <w:color w:val="475A6B"/>
-          <w:sz w:val="26"/>
-        </w:rPr>
         <w:t>Digital Lending Platform for Cambodia</w:t>
       </w:r>
     </w:p>
     <w:p>
-      <w:pPr>
-        <w:spacing w:after="0"/>
-      </w:pPr>
       <w:r>
-        <w:rPr>
-          <w:rFonts w:ascii="Segoe UI" w:hAnsi="Segoe UI" w:cs="Segoe UI"/>
-          <w:b/>
-          <w:i w:val="0"/>
-          <w:color w:val="008A7C"/>
-          <w:sz w:val="20"/>
-        </w:rPr>
         <w:t>EN</w:t>
       </w:r>
     </w:p>
     <w:p>
-      <w:pPr>
-        <w:spacing w:after="600"/>
-      </w:pPr>
-    </w:p>
-    <w:tbl>
-      <w:tblPr>
-        <w:tblStyle w:val="TableGrid"/>
-        <w:tblW w:type="auto" w:w="0"/>
-        <w:tblLook w:firstColumn="1" w:firstRow="1" w:lastColumn="0" w:lastRow="0" w:noHBand="0" w:noVBand="1" w:val="04A0"/>
-      </w:tblPr>
-      <w:tblGrid>
-        <w:gridCol w:w="4658"/>
-        <w:gridCol w:w="4658"/>
-      </w:tblGrid>
-      <w:tr>
-        <w:tc>
-          <w:tcPr>
-            <w:tcW w:type="dxa" w:w="3168"/>
-            <w:shd w:val="clear" w:fill="F4F8FA"/>
-            <w:tcMar>
-              <w:top w:w="80" w:type="dxa"/>
-              <w:start w:w="120" w:type="dxa"/>
-              <w:bottom w:w="80" w:type="dxa"/>
-              <w:end w:w="120" w:type="dxa"/>
-            </w:tcMar>
-          </w:tcPr>
-          <w:p>
-            <w:r/>
-            <w:r>
-              <w:rPr>
-                <w:rFonts w:ascii="Segoe UI" w:hAnsi="Segoe UI" w:cs="Segoe UI"/>
-                <w:b/>
-                <w:i w:val="0"/>
-                <w:color w:val="0B1F2E"/>
-                <w:sz w:val="20"/>
-              </w:rPr>
-              <w:t>Document Number</w:t>
-            </w:r>
-          </w:p>
-        </w:tc>
-        <w:tc>
-          <w:tcPr>
-            <w:tcW w:type="dxa" w:w="6048"/>
-            <w:tcMar>
-              <w:top w:w="80" w:type="dxa"/>
-              <w:start w:w="120" w:type="dxa"/>
-              <w:bottom w:w="80" w:type="dxa"/>
-              <w:end w:w="120" w:type="dxa"/>
-            </w:tcMar>
-          </w:tcPr>
-          <w:p>
-            <w:r/>
-            <w:r>
-              <w:rPr>
-                <w:rFonts w:ascii="Segoe UI" w:hAnsi="Segoe UI" w:cs="Segoe UI"/>
-                <w:b w:val="0"/>
-                <w:i w:val="0"/>
-                <w:color w:val="475A6B"/>
-                <w:sz w:val="20"/>
-              </w:rPr>
-              <w:t>NF-DOC-002</w:t>
-            </w:r>
-          </w:p>
-        </w:tc>
-      </w:tr>
-      <w:tr>
-        <w:tc>
-          <w:tcPr>
-            <w:tcW w:type="dxa" w:w="3168"/>
-            <w:shd w:val="clear" w:fill="F4F8FA"/>
-            <w:tcMar>
-              <w:top w:w="80" w:type="dxa"/>
-              <w:start w:w="120" w:type="dxa"/>
-              <w:bottom w:w="80" w:type="dxa"/>
-              <w:end w:w="120" w:type="dxa"/>
-            </w:tcMar>
-          </w:tcPr>
-          <w:p>
-            <w:r/>
-            <w:r>
-              <w:rPr>
-                <w:rFonts w:ascii="Segoe UI" w:hAnsi="Segoe UI" w:cs="Segoe UI"/>
-                <w:b/>
-                <w:i w:val="0"/>
-                <w:color w:val="0B1F2E"/>
-                <w:sz w:val="20"/>
-              </w:rPr>
-              <w:t>Version</w:t>
-            </w:r>
-          </w:p>
-        </w:tc>
-        <w:tc>
-          <w:tcPr>
-            <w:tcW w:type="dxa" w:w="6048"/>
-            <w:tcMar>
-              <w:top w:w="80" w:type="dxa"/>
-              <w:start w:w="120" w:type="dxa"/>
-              <w:bottom w:w="80" w:type="dxa"/>
-              <w:end w:w="120" w:type="dxa"/>
-            </w:tcMar>
-          </w:tcPr>
-          <w:p>
-            <w:r/>
-            <w:r>
-              <w:rPr>
-                <w:rFonts w:ascii="Segoe UI" w:hAnsi="Segoe UI" w:cs="Segoe UI"/>
-                <w:b w:val="0"/>
-                <w:i w:val="0"/>
-                <w:color w:val="475A6B"/>
-                <w:sz w:val="20"/>
-              </w:rPr>
-              <w:t>1.0</w:t>
-            </w:r>
-          </w:p>
-        </w:tc>
-      </w:tr>
-      <w:tr>
-        <w:tc>
-          <w:tcPr>
-            <w:tcW w:type="dxa" w:w="3168"/>
-            <w:shd w:val="clear" w:fill="F4F8FA"/>
-            <w:tcMar>
-              <w:top w:w="80" w:type="dxa"/>
-              <w:start w:w="120" w:type="dxa"/>
-              <w:bottom w:w="80" w:type="dxa"/>
-              <w:end w:w="120" w:type="dxa"/>
-            </w:tcMar>
-          </w:tcPr>
-          <w:p>
-            <w:r/>
-            <w:r>
-              <w:rPr>
-                <w:rFonts w:ascii="Segoe UI" w:hAnsi="Segoe UI" w:cs="Segoe UI"/>
-                <w:b/>
-                <w:i w:val="0"/>
-                <w:color w:val="0B1F2E"/>
-                <w:sz w:val="20"/>
-              </w:rPr>
-              <w:t>Date</w:t>
-            </w:r>
-          </w:p>
-        </w:tc>
-        <w:tc>
-          <w:tcPr>
-            <w:tcW w:type="dxa" w:w="6048"/>
-            <w:tcMar>
-              <w:top w:w="80" w:type="dxa"/>
-              <w:start w:w="120" w:type="dxa"/>
-              <w:bottom w:w="80" w:type="dxa"/>
-              <w:end w:w="120" w:type="dxa"/>
-            </w:tcMar>
-          </w:tcPr>
-          <w:p>
-            <w:r/>
-            <w:r>
-              <w:rPr>
-                <w:rFonts w:ascii="Segoe UI" w:hAnsi="Segoe UI" w:cs="Segoe UI"/>
-                <w:b w:val="0"/>
-                <w:i w:val="0"/>
-                <w:color w:val="475A6B"/>
-                <w:sz w:val="20"/>
-              </w:rPr>
-              <w:t>August 2026</w:t>
-            </w:r>
-          </w:p>
-        </w:tc>
-      </w:tr>
-      <w:tr>
-        <w:tc>
-          <w:tcPr>
-            <w:tcW w:type="dxa" w:w="3168"/>
-            <w:shd w:val="clear" w:fill="F4F8FA"/>
-            <w:tcMar>
-              <w:top w:w="80" w:type="dxa"/>
-              <w:start w:w="120" w:type="dxa"/>
-              <w:bottom w:w="80" w:type="dxa"/>
-              <w:end w:w="120" w:type="dxa"/>
-            </w:tcMar>
-          </w:tcPr>
-          <w:p>
-            <w:r/>
-            <w:r>
-              <w:rPr>
-                <w:rFonts w:ascii="Segoe UI" w:hAnsi="Segoe UI" w:cs="Segoe UI"/>
-                <w:b/>
-                <w:i w:val="0"/>
-                <w:color w:val="0B1F2E"/>
-                <w:sz w:val="20"/>
-              </w:rPr>
-              <w:t>Prepared By</w:t>
-            </w:r>
-          </w:p>
-        </w:tc>
-        <w:tc>
-          <w:tcPr>
-            <w:tcW w:type="dxa" w:w="6048"/>
-            <w:tcMar>
-              <w:top w:w="80" w:type="dxa"/>
-              <w:start w:w="120" w:type="dxa"/>
-              <w:bottom w:w="80" w:type="dxa"/>
-              <w:end w:w="120" w:type="dxa"/>
-            </w:tcMar>
-          </w:tcPr>
-          <w:p>
-            <w:r/>
-            <w:r>
-              <w:rPr>
-                <w:rFonts w:ascii="Segoe UI" w:hAnsi="Segoe UI" w:cs="Segoe UI"/>
-                <w:b w:val="0"/>
-                <w:i w:val="0"/>
-                <w:color w:val="475A6B"/>
-                <w:sz w:val="20"/>
-              </w:rPr>
-              <w:t>NDX Digital Support</w:t>
-            </w:r>
-          </w:p>
-        </w:tc>
-      </w:tr>
-      <w:tr>
-        <w:tc>
-          <w:tcPr>
-            <w:tcW w:type="dxa" w:w="3168"/>
-            <w:shd w:val="clear" w:fill="F4F8FA"/>
-            <w:tcMar>
-              <w:top w:w="80" w:type="dxa"/>
-              <w:start w:w="120" w:type="dxa"/>
-              <w:bottom w:w="80" w:type="dxa"/>
-              <w:end w:w="120" w:type="dxa"/>
-            </w:tcMar>
-          </w:tcPr>
-          <w:p>
-            <w:r/>
-            <w:r>
-              <w:rPr>
-                <w:rFonts w:ascii="Segoe UI" w:hAnsi="Segoe UI" w:cs="Segoe UI"/>
-                <w:b/>
-                <w:i w:val="0"/>
-                <w:color w:val="0B1F2E"/>
-                <w:sz w:val="20"/>
-              </w:rPr>
-              <w:t>Classification</w:t>
-            </w:r>
-          </w:p>
-        </w:tc>
-        <w:tc>
-          <w:tcPr>
-            <w:tcW w:type="dxa" w:w="6048"/>
-            <w:tcMar>
-              <w:top w:w="80" w:type="dxa"/>
-              <w:start w:w="120" w:type="dxa"/>
-              <w:bottom w:w="80" w:type="dxa"/>
-              <w:end w:w="120" w:type="dxa"/>
-            </w:tcMar>
-          </w:tcPr>
-          <w:p>
-            <w:r/>
-            <w:r>
-              <w:rPr>
-                <w:rFonts w:ascii="Segoe UI" w:hAnsi="Segoe UI" w:cs="Segoe UI"/>
-                <w:b w:val="0"/>
-                <w:i w:val="0"/>
-                <w:color w:val="475A6B"/>
-                <w:sz w:val="20"/>
-              </w:rPr>
-              <w:t>Internal &amp; Confidential</w:t>
-            </w:r>
-          </w:p>
-        </w:tc>
-      </w:tr>
-    </w:tbl>
-    <w:p>
-      <w:pPr>
-        <w:spacing w:after="280"/>
-      </w:pPr>
-    </w:p>
-    <w:p>
       <w:r>
-        <w:rPr>
-          <w:rFonts w:ascii="Segoe UI" w:hAnsi="Segoe UI" w:cs="Segoe UI"/>
-          <w:b w:val="0"/>
-          <w:i w:val="0"/>
-          <w:color w:val="6B7A89"/>
-          <w:sz w:val="18"/>
-        </w:rPr>
-        <w:t>Full Project Report  •  Features  •  Architecture  •  Integrations</w:t>
-      </w:r>
-    </w:p>
-    <w:p>
-      <w:r>
-        <w:br w:type="page"/>
-      </w:r>
-    </w:p>
-    <w:p>
-      <w:pPr>
-        <w:spacing w:after="120"/>
-        <w:pBdr>
-          <w:bottom w:val="single" w:sz="12" w:space="4" w:color="00BDAA"/>
-        </w:pBdr>
-      </w:pPr>
-      <w:r>
-        <w:rPr>
-          <w:rFonts w:ascii="Segoe UI" w:hAnsi="Segoe UI" w:cs="Segoe UI"/>
-          <w:b/>
-          <w:i w:val="0"/>
-          <w:color w:val="0B1F2E"/>
-          <w:sz w:val="32"/>
-        </w:rPr>
-        <w:t>Table of Contents</w:t>
-      </w:r>
-    </w:p>
-    <w:p>
-      <w:pPr>
-        <w:spacing w:after="160"/>
-      </w:pPr>
-    </w:p>
-    <w:p>
-      <w:pPr>
-        <w:tabs>
-          <w:tab w:pos="9360" w:val="right" w:leader="hyphen"/>
-        </w:tabs>
-        <w:spacing w:after="80"/>
-      </w:pPr>
-      <w:r>
-        <w:rPr>
-          <w:rFonts w:ascii="Segoe UI" w:hAnsi="Segoe UI" w:cs="Segoe UI"/>
-          <w:b/>
-          <w:i w:val="0"/>
-          <w:color w:val="008A7C"/>
-          <w:sz w:val="22"/>
-        </w:rPr>
-        <w:t xml:space="preserve">1.  </w:t>
-      </w:r>
-      <w:r>
-        <w:rPr>
-          <w:rFonts w:ascii="Segoe UI" w:hAnsi="Segoe UI" w:cs="Segoe UI"/>
-          <w:b w:val="0"/>
-          <w:i w:val="0"/>
-          <w:color w:val="0B1F2E"/>
-          <w:sz w:val="22"/>
-        </w:rPr>
-        <w:t>Project Overview</w:t>
-      </w:r>
-    </w:p>
-    <w:p>
-      <w:pPr>
-        <w:tabs>
-          <w:tab w:pos="9360" w:val="right" w:leader="hyphen"/>
-        </w:tabs>
-        <w:spacing w:after="80"/>
-      </w:pPr>
-      <w:r>
-        <w:rPr>
-          <w:rFonts w:ascii="Segoe UI" w:hAnsi="Segoe UI" w:cs="Segoe UI"/>
-          <w:b/>
-          <w:i w:val="0"/>
-          <w:color w:val="008A7C"/>
-          <w:sz w:val="22"/>
-        </w:rPr>
-        <w:t xml:space="preserve">2.  </w:t>
-      </w:r>
-      <w:r>
-        <w:rPr>
-          <w:rFonts w:ascii="Segoe UI" w:hAnsi="Segoe UI" w:cs="Segoe UI"/>
-          <w:b w:val="0"/>
-          <w:i w:val="0"/>
-          <w:color w:val="0B1F2E"/>
-          <w:sz w:val="22"/>
-        </w:rPr>
-        <w:t>Portal Features</w:t>
-      </w:r>
-    </w:p>
-    <w:p>
-      <w:pPr>
-        <w:tabs>
-          <w:tab w:pos="9360" w:val="right" w:leader="hyphen"/>
-        </w:tabs>
-        <w:spacing w:after="80"/>
-      </w:pPr>
-      <w:r>
-        <w:rPr>
-          <w:rFonts w:ascii="Segoe UI" w:hAnsi="Segoe UI" w:cs="Segoe UI"/>
-          <w:b/>
-          <w:i w:val="0"/>
-          <w:color w:val="008A7C"/>
-          <w:sz w:val="22"/>
-        </w:rPr>
-        <w:t xml:space="preserve">3.  </w:t>
-      </w:r>
-      <w:r>
-        <w:rPr>
-          <w:rFonts w:ascii="Segoe UI" w:hAnsi="Segoe UI" w:cs="Segoe UI"/>
-          <w:b w:val="0"/>
-          <w:i w:val="0"/>
-          <w:color w:val="0B1F2E"/>
-          <w:sz w:val="22"/>
-        </w:rPr>
-        <w:t>Authentication &amp; User Management</w:t>
-      </w:r>
-    </w:p>
-    <w:p>
-      <w:pPr>
-        <w:tabs>
-          <w:tab w:pos="9360" w:val="right" w:leader="hyphen"/>
-        </w:tabs>
-        <w:spacing w:after="80"/>
-      </w:pPr>
-      <w:r>
-        <w:rPr>
-          <w:rFonts w:ascii="Segoe UI" w:hAnsi="Segoe UI" w:cs="Segoe UI"/>
-          <w:b/>
-          <w:i w:val="0"/>
-          <w:color w:val="008A7C"/>
-          <w:sz w:val="22"/>
-        </w:rPr>
-        <w:t xml:space="preserve">4.  </w:t>
-      </w:r>
-      <w:r>
-        <w:rPr>
-          <w:rFonts w:ascii="Segoe UI" w:hAnsi="Segoe UI" w:cs="Segoe UI"/>
-          <w:b w:val="0"/>
-          <w:i w:val="0"/>
-          <w:color w:val="0B1F2E"/>
-          <w:sz w:val="22"/>
-        </w:rPr>
-        <w:t>Payment Integration</w:t>
-      </w:r>
-    </w:p>
-    <w:p>
-      <w:pPr>
-        <w:tabs>
-          <w:tab w:pos="9360" w:val="right" w:leader="hyphen"/>
-        </w:tabs>
-        <w:spacing w:after="80"/>
-      </w:pPr>
-      <w:r>
-        <w:rPr>
-          <w:rFonts w:ascii="Segoe UI" w:hAnsi="Segoe UI" w:cs="Segoe UI"/>
-          <w:b/>
-          <w:i w:val="0"/>
-          <w:color w:val="008A7C"/>
-          <w:sz w:val="22"/>
-        </w:rPr>
-        <w:t xml:space="preserve">5.  </w:t>
-      </w:r>
-      <w:r>
-        <w:rPr>
-          <w:rFonts w:ascii="Segoe UI" w:hAnsi="Segoe UI" w:cs="Segoe UI"/>
-          <w:b w:val="0"/>
-          <w:i w:val="0"/>
-          <w:color w:val="0B1F2E"/>
-          <w:sz w:val="22"/>
-        </w:rPr>
-        <w:t>Telegram Bot Features</w:t>
-      </w:r>
-    </w:p>
-    <w:p>
-      <w:pPr>
-        <w:tabs>
-          <w:tab w:pos="9360" w:val="right" w:leader="hyphen"/>
-        </w:tabs>
-        <w:spacing w:after="80"/>
-      </w:pPr>
-      <w:r>
-        <w:rPr>
-          <w:rFonts w:ascii="Segoe UI" w:hAnsi="Segoe UI" w:cs="Segoe UI"/>
-          <w:b/>
-          <w:i w:val="0"/>
-          <w:color w:val="008A7C"/>
-          <w:sz w:val="22"/>
-        </w:rPr>
-        <w:t xml:space="preserve">6.  </w:t>
-      </w:r>
-      <w:r>
-        <w:rPr>
-          <w:rFonts w:ascii="Segoe UI" w:hAnsi="Segoe UI" w:cs="Segoe UI"/>
-          <w:b w:val="0"/>
-          <w:i w:val="0"/>
-          <w:color w:val="0B1F2E"/>
-          <w:sz w:val="22"/>
-        </w:rPr>
-        <w:t>Mobile Application</w:t>
-      </w:r>
-    </w:p>
-    <w:p>
-      <w:pPr>
-        <w:tabs>
-          <w:tab w:pos="9360" w:val="right" w:leader="hyphen"/>
-        </w:tabs>
-        <w:spacing w:after="80"/>
-      </w:pPr>
-      <w:r>
-        <w:rPr>
-          <w:rFonts w:ascii="Segoe UI" w:hAnsi="Segoe UI" w:cs="Segoe UI"/>
-          <w:b/>
-          <w:i w:val="0"/>
-          <w:color w:val="008A7C"/>
-          <w:sz w:val="22"/>
-        </w:rPr>
-        <w:t xml:space="preserve">7.  </w:t>
-      </w:r>
-      <w:r>
-        <w:rPr>
-          <w:rFonts w:ascii="Segoe UI" w:hAnsi="Segoe UI" w:cs="Segoe UI"/>
-          <w:b w:val="0"/>
-          <w:i w:val="0"/>
-          <w:color w:val="0B1F2E"/>
-          <w:sz w:val="22"/>
-        </w:rPr>
-        <w:t>Hosting &amp; Infrastructure</w:t>
-      </w:r>
-    </w:p>
-    <w:p>
-      <w:r>
-        <w:br w:type="page"/>
+        <w:t>Full Project Report  •  Features  •  Architecture  •  Integrations  •  Phone OTP</w:t>
       </w:r>
     </w:p>
     <w:p>
       <w:pPr>
         <w:pStyle w:val="Heading1"/>
-        <w:spacing w:before="360" w:after="120"/>
-        <w:pBdr>
-          <w:bottom w:val="single" w:sz="12" w:space="4" w:color="00BDAA"/>
-        </w:pBdr>
       </w:pPr>
       <w:r>
-        <w:rPr>
-          <w:rFonts w:ascii="Segoe UI" w:hAnsi="Segoe UI" w:cs="Segoe UI"/>
-          <w:b/>
-          <w:i w:val="0"/>
-          <w:color w:val="0B1F2E"/>
-          <w:sz w:val="32"/>
-        </w:rPr>
+        <w:t>Table of Contents</w:t>
+      </w:r>
+    </w:p>
+    <w:p>
+      <w:r>
+        <w:t>1.  Project Overview</w:t>
+      </w:r>
+    </w:p>
+    <w:p>
+      <w:r>
+        <w:t>2.  Portal Features</w:t>
+      </w:r>
+    </w:p>
+    <w:p>
+      <w:r>
+        <w:t>3.  Authentication &amp; User Management</w:t>
+      </w:r>
+    </w:p>
+    <w:p>
+      <w:r>
+        <w:t>4.  Payment Integration</w:t>
+      </w:r>
+    </w:p>
+    <w:p>
+      <w:r>
+        <w:t>5.  Telegram Bot Features</w:t>
+      </w:r>
+    </w:p>
+    <w:p>
+      <w:r>
+        <w:t>6.  Mobile Application</w:t>
+      </w:r>
+    </w:p>
+    <w:p>
+      <w:r>
+        <w:t>7.  Hosting &amp; Infrastructure</w:t>
+      </w:r>
+    </w:p>
+    <w:p>
+      <w:pPr>
+        <w:pStyle w:val="Heading1"/>
+      </w:pPr>
+      <w:r>
         <w:t>1. Project Overview</w:t>
       </w:r>
     </w:p>
     <w:p>
       <w:r>
-        <w:rPr>
-          <w:rFonts w:ascii="Segoe UI" w:hAnsi="Segoe UI" w:cs="Segoe UI"/>
-          <w:b w:val="0"/>
-          <w:i w:val="0"/>
-          <w:color w:val="0B1F2E"/>
-          <w:sz w:val="21"/>
-        </w:rPr>
-        <w:t>NexusFinance is a comprehensive fintech lending platform designed for microfinance institutions in Cambodia. The platform serves three user roles — Customers, Loan Officers, and Super Administrators — each with a dedicated portal tailored to their workflow.</w:t>
+        <w:t>NexusFinance is a comprehensive fintech lending platform designed for microfinance institutions in Cambodia. The platform serves four user roles — Customers, Loan Officers, Admins, and Super Administrators — each with a dedicated portal tailored to their workflow.</w:t>
       </w:r>
     </w:p>
     <w:p>
       <w:pPr>
         <w:pStyle w:val="Heading1"/>
-        <w:spacing w:before="360" w:after="120"/>
-        <w:pBdr>
-          <w:bottom w:val="single" w:sz="12" w:space="4" w:color="00BDAA"/>
-        </w:pBdr>
       </w:pPr>
       <w:r>
-        <w:rPr>
-          <w:rFonts w:ascii="Segoe UI" w:hAnsi="Segoe UI" w:cs="Segoe UI"/>
-          <w:b/>
-          <w:i w:val="0"/>
-          <w:color w:val="0B1F2E"/>
-          <w:sz w:val="32"/>
-        </w:rPr>
         <w:t>2. Portal Features</w:t>
       </w:r>
     </w:p>
     <w:p>
       <w:pPr>
         <w:pStyle w:val="Heading2"/>
-        <w:spacing w:before="240" w:after="80"/>
       </w:pPr>
       <w:r>
-        <w:rPr>
-          <w:rFonts w:ascii="Segoe UI" w:hAnsi="Segoe UI" w:cs="Segoe UI"/>
-          <w:b/>
-          <w:i w:val="0"/>
-          <w:color w:val="008A7C"/>
-          <w:sz w:val="26"/>
-        </w:rPr>
         <w:t>2.1 Customer Portal</w:t>
       </w:r>
     </w:p>
     <w:p>
       <w:pPr>
         <w:pStyle w:val="ListBullet"/>
-        <w:spacing w:after="60"/>
-        <w:ind w:left="432"/>
       </w:pPr>
       <w:r>
-        <w:rPr>
-          <w:rFonts w:ascii="Segoe UI" w:hAnsi="Segoe UI" w:cs="Segoe UI"/>
-          <w:b w:val="0"/>
-          <w:i w:val="0"/>
-          <w:color w:val="0B1F2E"/>
-          <w:sz w:val="21"/>
-        </w:rPr>
         <w:t>Loan application with step-by-step form (personal info, financial details, loan terms)</w:t>
       </w:r>
     </w:p>
     <w:p>
       <w:pPr>
         <w:pStyle w:val="ListBullet"/>
-        <w:spacing w:after="60"/>
-        <w:ind w:left="432"/>
       </w:pPr>
       <w:r>
-        <w:rPr>
-          <w:rFonts w:ascii="Segoe UI" w:hAnsi="Segoe UI" w:cs="Segoe UI"/>
-          <w:b w:val="0"/>
-          <w:i w:val="0"/>
-          <w:color w:val="0B1F2E"/>
-          <w:sz w:val="21"/>
-        </w:rPr>
-        <w:t>Outstanding balance tracking and wallet management</w:t>
+        <w:t>Balance card showing current balance, next installment due date, days remaining</w:t>
       </w:r>
     </w:p>
     <w:p>
       <w:pPr>
         <w:pStyle w:val="ListBullet"/>
-        <w:spacing w:after="60"/>
-        <w:ind w:left="432"/>
       </w:pPr>
       <w:r>
-        <w:rPr>
-          <w:rFonts w:ascii="Segoe UI" w:hAnsi="Segoe UI" w:cs="Segoe UI"/>
-          <w:b w:val="0"/>
-          <w:i w:val="0"/>
-          <w:color w:val="0B1F2E"/>
-          <w:sz w:val="21"/>
-        </w:rPr>
-        <w:t>KHQR payment integration (Bakong-compatible)</w:t>
+        <w:t>Loan progress bar showing month X of 24 with percentage complete</w:t>
       </w:r>
     </w:p>
     <w:p>
       <w:pPr>
         <w:pStyle w:val="ListBullet"/>
-        <w:spacing w:after="60"/>
-        <w:ind w:left="432"/>
       </w:pPr>
       <w:r>
-        <w:rPr>
-          <w:rFonts w:ascii="Segoe UI" w:hAnsi="Segoe UI" w:cs="Segoe UI"/>
-          <w:b w:val="0"/>
-          <w:i w:val="0"/>
-          <w:color w:val="0B1F2E"/>
-          <w:sz w:val="21"/>
-        </w:rPr>
-        <w:t>Transaction history and repayment scheduling</w:t>
+        <w:t>KHQR payment integration (Bakong-compatible) — Repay button opens KHQR page</w:t>
       </w:r>
     </w:p>
     <w:p>
       <w:pPr>
         <w:pStyle w:val="ListBullet"/>
-        <w:spacing w:after="60"/>
-        <w:ind w:left="432"/>
       </w:pPr>
       <w:r>
-        <w:rPr>
-          <w:rFonts w:ascii="Segoe UI" w:hAnsi="Segoe UI" w:cs="Segoe UI"/>
-          <w:b w:val="0"/>
-          <w:i w:val="0"/>
-          <w:color w:val="0B1F2E"/>
-          <w:sz w:val="21"/>
-        </w:rPr>
-        <w:t>Profile management (name, email, phone, password)</w:t>
+        <w:t>Transaction history full-width showing up to 6 recent transactions with "View All" link</w:t>
+      </w:r>
+    </w:p>
+    <w:p>
+      <w:pPr>
+        <w:pStyle w:val="ListBullet"/>
+      </w:pPr>
+      <w:r>
+        <w:t>Profile management (name, email, phone, password with phone/email OTP)</w:t>
+      </w:r>
+    </w:p>
+    <w:p>
+      <w:pPr>
+        <w:pStyle w:val="ListBullet"/>
+      </w:pPr>
+      <w:r>
+        <w:t>Phone-based OTP registration via Telegram phone sharing with auto-login</w:t>
       </w:r>
     </w:p>
     <w:p>
       <w:pPr>
         <w:pStyle w:val="Heading2"/>
-        <w:spacing w:before="240" w:after="80"/>
       </w:pPr>
       <w:r>
-        <w:rPr>
-          <w:rFonts w:ascii="Segoe UI" w:hAnsi="Segoe UI" w:cs="Segoe UI"/>
-          <w:b/>
-          <w:i w:val="0"/>
-          <w:color w:val="008A7C"/>
-          <w:sz w:val="26"/>
-        </w:rPr>
         <w:t>2.2 Loan Officer Portal</w:t>
       </w:r>
     </w:p>
     <w:p>
       <w:pPr>
         <w:pStyle w:val="ListBullet"/>
-        <w:spacing w:after="60"/>
-        <w:ind w:left="432"/>
       </w:pPr>
       <w:r>
-        <w:rPr>
-          <w:rFonts w:ascii="Segoe UI" w:hAnsi="Segoe UI" w:cs="Segoe UI"/>
-          <w:b w:val="0"/>
-          <w:i w:val="0"/>
-          <w:color w:val="0B1F2E"/>
-          <w:sz w:val="21"/>
-        </w:rPr>
-        <w:t>Application review dashboard with priority filtering</w:t>
+        <w:t>Application review dashboard with priority filtering and status badges (Approved/Rejected/Hold/Pending)</w:t>
       </w:r>
     </w:p>
     <w:p>
       <w:pPr>
         <w:pStyle w:val="ListBullet"/>
-        <w:spacing w:after="60"/>
-        <w:ind w:left="432"/>
       </w:pPr>
       <w:r>
-        <w:rPr>
-          <w:rFonts w:ascii="Segoe UI" w:hAnsi="Segoe UI" w:cs="Segoe UI"/>
-          <w:b w:val="0"/>
-          <w:i w:val="0"/>
-          <w:color w:val="0B1F2E"/>
-          <w:sz w:val="21"/>
-        </w:rPr>
         <w:t>Credit score analysis and DTI ratio calculation</w:t>
       </w:r>
     </w:p>
     <w:p>
       <w:pPr>
         <w:pStyle w:val="ListBullet"/>
-        <w:spacing w:after="60"/>
-        <w:ind w:left="432"/>
       </w:pPr>
       <w:r>
-        <w:rPr>
-          <w:rFonts w:ascii="Segoe UI" w:hAnsi="Segoe UI" w:cs="Segoe UI"/>
-          <w:b w:val="0"/>
-          <w:i w:val="0"/>
-          <w:color w:val="0B1F2E"/>
-          <w:sz w:val="21"/>
-        </w:rPr>
-        <w:t>Direct loan approval/rejection/hold workflow</w:t>
+        <w:t>Direct loan approval/rejection/hold workflow with customer notifications</w:t>
       </w:r>
     </w:p>
     <w:p>
       <w:pPr>
         <w:pStyle w:val="ListBullet"/>
-        <w:spacing w:after="60"/>
-        <w:ind w:left="432"/>
       </w:pPr>
       <w:r>
-        <w:rPr>
-          <w:rFonts w:ascii="Segoe UI" w:hAnsi="Segoe UI" w:cs="Segoe UI"/>
-          <w:b w:val="0"/>
-          <w:i w:val="0"/>
-          <w:color w:val="0B1F2E"/>
-          <w:sz w:val="21"/>
-        </w:rPr>
-        <w:t>KYC task management</w:t>
+        <w:t>KYC task management (document review)</w:t>
+      </w:r>
+    </w:p>
+    <w:p>
+      <w:pPr>
+        <w:pStyle w:val="ListBullet"/>
+      </w:pPr>
+      <w:r>
+        <w:t>Repayments checklist for tracking overdue payments</w:t>
       </w:r>
     </w:p>
     <w:p>
       <w:pPr>
         <w:pStyle w:val="Heading2"/>
-        <w:spacing w:before="240" w:after="80"/>
       </w:pPr>
       <w:r>
-        <w:rPr>
-          <w:rFonts w:ascii="Segoe UI" w:hAnsi="Segoe UI" w:cs="Segoe UI"/>
-          <w:b/>
-          <w:i w:val="0"/>
-          <w:color w:val="008A7C"/>
-          <w:sz w:val="26"/>
-        </w:rPr>
-        <w:t>2.3 Super Admin Portal</w:t>
+        <w:t>2.3 Admin Portal</w:t>
       </w:r>
     </w:p>
     <w:p>
       <w:pPr>
         <w:pStyle w:val="ListBullet"/>
-        <w:spacing w:after="60"/>
-        <w:ind w:left="432"/>
       </w:pPr>
       <w:r>
-        <w:rPr>
-          <w:rFonts w:ascii="Segoe UI" w:hAnsi="Segoe UI" w:cs="Segoe UI"/>
-          <w:b w:val="0"/>
-          <w:i w:val="0"/>
-          <w:color w:val="0B1F2E"/>
-          <w:sz w:val="21"/>
-        </w:rPr>
+        <w:t>User management: view all users, change roles (Customer/Loan Officer/Admin/Super Admin), reset passwords</w:t>
+      </w:r>
+    </w:p>
+    <w:p>
+      <w:pPr>
+        <w:pStyle w:val="ListBullet"/>
+      </w:pPr>
+      <w:r>
+        <w:t>System configuration: interest rates, auto-underwrite threshold, platform branding, loan limits</w:t>
+      </w:r>
+    </w:p>
+    <w:p>
+      <w:pPr>
+        <w:pStyle w:val="ListBullet"/>
+      </w:pPr>
+      <w:r>
+        <w:t>Audit logs: full timestamped trail of all sensitive actions</w:t>
+      </w:r>
+    </w:p>
+    <w:p>
+      <w:pPr>
+        <w:pStyle w:val="ListBullet"/>
+      </w:pPr>
+      <w:r>
+        <w:t>Broadcast messaging to users via in-app, Telegram, and email</w:t>
+      </w:r>
+    </w:p>
+    <w:p>
+      <w:pPr>
+        <w:pStyle w:val="ListBullet"/>
+      </w:pPr>
+      <w:r>
+        <w:t>Reminder sweep configuration for payment reminders</w:t>
+      </w:r>
+    </w:p>
+    <w:p>
+      <w:pPr>
+        <w:pStyle w:val="Heading2"/>
+      </w:pPr>
+      <w:r>
+        <w:t>2.4 Super Admin Portal</w:t>
+      </w:r>
+    </w:p>
+    <w:p>
+      <w:pPr>
+        <w:pStyle w:val="ListBullet"/>
+      </w:pPr>
+      <w:r>
         <w:t>Platform-wide analytics and volume tracking</w:t>
       </w:r>
     </w:p>
     <w:p>
       <w:pPr>
         <w:pStyle w:val="ListBullet"/>
-        <w:spacing w:after="60"/>
-        <w:ind w:left="432"/>
       </w:pPr>
       <w:r>
-        <w:rPr>
-          <w:rFonts w:ascii="Segoe UI" w:hAnsi="Segoe UI" w:cs="Segoe UI"/>
-          <w:b w:val="0"/>
-          <w:i w:val="0"/>
-          <w:color w:val="0B1F2E"/>
-          <w:sz w:val="21"/>
-        </w:rPr>
-        <w:t>Interest rate and auto-underwrite configuration</w:t>
+        <w:t>All Admin capabilities plus role promotion to Admin</w:t>
       </w:r>
     </w:p>
     <w:p>
       <w:pPr>
         <w:pStyle w:val="ListBullet"/>
-        <w:spacing w:after="60"/>
-        <w:ind w:left="432"/>
       </w:pPr>
       <w:r>
-        <w:rPr>
-          <w:rFonts w:ascii="Segoe UI" w:hAnsi="Segoe UI" w:cs="Segoe UI"/>
-          <w:b w:val="0"/>
-          <w:i w:val="0"/>
-          <w:color w:val="0B1F2E"/>
-          <w:sz w:val="21"/>
-        </w:rPr>
-        <w:t>User management (roles, password resets)</w:t>
+        <w:t>Loan Origination Review: recent loans with status badges (no separate Loan Management page)</w:t>
       </w:r>
     </w:p>
     <w:p>
       <w:pPr>
         <w:pStyle w:val="ListBullet"/>
-        <w:spacing w:after="60"/>
-        <w:ind w:left="432"/>
       </w:pPr>
       <w:r>
-        <w:rPr>
-          <w:rFonts w:ascii="Segoe UI" w:hAnsi="Segoe UI" w:cs="Segoe UI"/>
-          <w:b w:val="0"/>
-          <w:i w:val="0"/>
-          <w:color w:val="0B1F2E"/>
-          <w:sz w:val="21"/>
-        </w:rPr>
-        <w:t>Full audit log with timestamped entries</w:t>
+        <w:t>Settings: Email verification toggle, auto-approve limits (KYC enforcement removed)</w:t>
+      </w:r>
+    </w:p>
+    <w:p>
+      <w:pPr>
+        <w:pStyle w:val="Heading1"/>
+      </w:pPr>
+      <w:r>
+        <w:t>3. Authentication &amp; User Management</w:t>
+      </w:r>
+    </w:p>
+    <w:p>
+      <w:r>
+        <w:t>NexusFinance uses a multi-channel authentication system supporting both email and phone-based verification:</w:t>
       </w:r>
     </w:p>
     <w:p>
       <w:pPr>
         <w:pStyle w:val="ListBullet"/>
-        <w:spacing w:after="60"/>
-        <w:ind w:left="432"/>
       </w:pPr>
       <w:r>
-        <w:rPr>
-          <w:rFonts w:ascii="Segoe UI" w:hAnsi="Segoe UI" w:cs="Segoe UI"/>
-          <w:b w:val="0"/>
-          <w:i w:val="0"/>
-          <w:color w:val="0B1F2E"/>
-          <w:sz w:val="21"/>
-        </w:rPr>
-        <w:t>System configuration</w:t>
+        <w:t>Email OTP: Traditional 6-digit code sent via Brevo SMTP</w:t>
+      </w:r>
+    </w:p>
+    <w:p>
+      <w:pPr>
+        <w:pStyle w:val="ListBullet"/>
+      </w:pPr>
+      <w:r>
+        <w:t>Phone OTP: 6-digit code delivered via Telegram bot (primary) and Twilio SMS (fallback) — for phone-only users</w:t>
+      </w:r>
+    </w:p>
+    <w:p>
+      <w:pPr>
+        <w:pStyle w:val="ListBullet"/>
+      </w:pPr>
+      <w:r>
+        <w:t>Phone-only users register via Telegram phone sharing (WebApp) — auto-login with JWT, synthetic email (e.g., 85570961423@nexus.local)</w:t>
+      </w:r>
+    </w:p>
+    <w:p>
+      <w:pPr>
+        <w:pStyle w:val="ListBullet"/>
+      </w:pPr>
+      <w:r>
+        <w:t>Forgot password: Auto-detects phone-only users, sends OTP to phone instead of email</w:t>
+      </w:r>
+    </w:p>
+    <w:p>
+      <w:pPr>
+        <w:pStyle w:val="ListBullet"/>
+      </w:pPr>
+      <w:r>
+        <w:t>Password change: Phone-only users receive OTP via Telegram &amp; SMS; email users via email</w:t>
+      </w:r>
+    </w:p>
+    <w:p>
+      <w:pPr>
+        <w:pStyle w:val="ListBullet"/>
+      </w:pPr>
+      <w:r>
+        <w:t>JWT sessions with server-side role enforcement (customer / loan-officer / admin / super-admin)</w:t>
+      </w:r>
+    </w:p>
+    <w:p>
+      <w:pPr>
+        <w:pStyle w:val="ListBullet"/>
+      </w:pPr>
+      <w:r>
+        <w:t>Bcrypt password hashing (10 rounds), rate limiting on auth endpoints</w:t>
       </w:r>
     </w:p>
     <w:p>
       <w:pPr>
         <w:pStyle w:val="Heading1"/>
-        <w:spacing w:before="360" w:after="120"/>
-        <w:pBdr>
-          <w:bottom w:val="single" w:sz="12" w:space="4" w:color="00BDAA"/>
-        </w:pBdr>
       </w:pPr>
       <w:r>
-        <w:rPr>
-          <w:rFonts w:ascii="Segoe UI" w:hAnsi="Segoe UI" w:cs="Segoe UI"/>
-          <w:b/>
-          <w:i w:val="0"/>
-          <w:color w:val="0B1F2E"/>
-          <w:sz w:val="32"/>
-        </w:rPr>
-        <w:t>3. Authentication &amp; User Management</w:t>
-      </w:r>
-    </w:p>
-    <w:tbl>
-      <w:tblPr>
-        <w:tblStyle w:val="TableGrid"/>
-        <w:tblW w:type="auto" w:w="0"/>
-        <w:jc w:val="center"/>
-        <w:tblLayout w:type="fixed"/>
-        <w:tblLook w:firstColumn="1" w:firstRow="1" w:lastColumn="0" w:lastRow="0" w:noHBand="0" w:noVBand="1" w:val="04A0"/>
-      </w:tblPr>
-      <w:tblGrid>
-        <w:gridCol w:w="4658"/>
-        <w:gridCol w:w="4658"/>
-      </w:tblGrid>
-      <w:tr>
-        <w:tc>
-          <w:tcPr>
-            <w:tcW w:type="dxa" w:w="2880"/>
-            <w:shd w:val="clear" w:fill="0B1F2E"/>
-            <w:tcMar>
-              <w:top w:w="80" w:type="dxa"/>
-              <w:start w:w="120" w:type="dxa"/>
-              <w:bottom w:w="80" w:type="dxa"/>
-              <w:end w:w="120" w:type="dxa"/>
-            </w:tcMar>
-            <w:vAlign w:val="center"/>
-          </w:tcPr>
-          <w:p>
-            <w:pPr>
-              <w:jc w:val="left"/>
-            </w:pPr>
-            <w:r/>
-            <w:r>
-              <w:rPr>
-                <w:rFonts w:ascii="Segoe UI" w:hAnsi="Segoe UI" w:cs="Segoe UI"/>
-                <w:b/>
-                <w:i w:val="0"/>
-                <w:color w:val="FFFFFF"/>
-                <w:sz w:val="19"/>
-              </w:rPr>
-              <w:t>Feature</w:t>
-            </w:r>
-          </w:p>
-        </w:tc>
-        <w:tc>
-          <w:tcPr>
-            <w:tcW w:type="dxa" w:w="6336"/>
-            <w:shd w:val="clear" w:fill="0B1F2E"/>
-            <w:tcMar>
-              <w:top w:w="80" w:type="dxa"/>
-              <w:start w:w="120" w:type="dxa"/>
-              <w:bottom w:w="80" w:type="dxa"/>
-              <w:end w:w="120" w:type="dxa"/>
-            </w:tcMar>
-            <w:vAlign w:val="center"/>
-          </w:tcPr>
-          <w:p>
-            <w:pPr>
-              <w:jc w:val="left"/>
-            </w:pPr>
-            <w:r/>
-            <w:r>
-              <w:rPr>
-                <w:rFonts w:ascii="Segoe UI" w:hAnsi="Segoe UI" w:cs="Segoe UI"/>
-                <w:b/>
-                <w:i w:val="0"/>
-                <w:color w:val="FFFFFF"/>
-                <w:sz w:val="19"/>
-              </w:rPr>
-              <w:t>Implementation</w:t>
-            </w:r>
-          </w:p>
-        </w:tc>
-      </w:tr>
-      <w:tr>
-        <w:tc>
-          <w:tcPr>
-            <w:tcW w:type="dxa" w:w="2880"/>
-            <w:tcMar>
-              <w:top w:w="80" w:type="dxa"/>
-              <w:start w:w="120" w:type="dxa"/>
-              <w:bottom w:w="80" w:type="dxa"/>
-              <w:end w:w="120" w:type="dxa"/>
-            </w:tcMar>
-            <w:vAlign w:val="center"/>
-          </w:tcPr>
-          <w:p>
-            <w:pPr>
-              <w:spacing w:after="20"/>
-            </w:pPr>
-            <w:r/>
-            <w:r>
-              <w:rPr>
-                <w:rFonts w:ascii="Segoe UI" w:hAnsi="Segoe UI" w:cs="Segoe UI"/>
-                <w:b w:val="0"/>
-                <w:i w:val="0"/>
-                <w:color w:val="0B1F2E"/>
-                <w:sz w:val="19"/>
-              </w:rPr>
-              <w:t>Registration</w:t>
-            </w:r>
-          </w:p>
-        </w:tc>
-        <w:tc>
-          <w:tcPr>
-            <w:tcW w:type="dxa" w:w="6336"/>
-            <w:tcMar>
-              <w:top w:w="80" w:type="dxa"/>
-              <w:start w:w="120" w:type="dxa"/>
-              <w:bottom w:w="80" w:type="dxa"/>
-              <w:end w:w="120" w:type="dxa"/>
-            </w:tcMar>
-            <w:vAlign w:val="center"/>
-          </w:tcPr>
-          <w:p>
-            <w:pPr>
-              <w:spacing w:after="20"/>
-            </w:pPr>
-            <w:r/>
-            <w:r>
-              <w:rPr>
-                <w:rFonts w:ascii="Segoe UI" w:hAnsi="Segoe UI" w:cs="Segoe UI"/>
-                <w:b w:val="0"/>
-                <w:i w:val="0"/>
-                <w:color w:val="0B1F2E"/>
-                <w:sz w:val="19"/>
-              </w:rPr>
-              <w:t>Email + password → Brevo OTP verification (10-min expiry)</w:t>
-            </w:r>
-          </w:p>
-        </w:tc>
-      </w:tr>
-      <w:tr>
-        <w:tc>
-          <w:tcPr>
-            <w:tcW w:type="dxa" w:w="2880"/>
-            <w:shd w:val="clear" w:fill="F4F8FA"/>
-            <w:tcMar>
-              <w:top w:w="80" w:type="dxa"/>
-              <w:start w:w="120" w:type="dxa"/>
-              <w:bottom w:w="80" w:type="dxa"/>
-              <w:end w:w="120" w:type="dxa"/>
-            </w:tcMar>
-            <w:vAlign w:val="center"/>
-          </w:tcPr>
-          <w:p>
-            <w:pPr>
-              <w:spacing w:after="20"/>
-            </w:pPr>
-            <w:r/>
-            <w:r>
-              <w:rPr>
-                <w:rFonts w:ascii="Segoe UI" w:hAnsi="Segoe UI" w:cs="Segoe UI"/>
-                <w:b w:val="0"/>
-                <w:i w:val="0"/>
-                <w:color w:val="0B1F2E"/>
-                <w:sz w:val="19"/>
-              </w:rPr>
-              <w:t>Login</w:t>
-            </w:r>
-          </w:p>
-        </w:tc>
-        <w:tc>
-          <w:tcPr>
-            <w:tcW w:type="dxa" w:w="6336"/>
-            <w:shd w:val="clear" w:fill="F4F8FA"/>
-            <w:tcMar>
-              <w:top w:w="80" w:type="dxa"/>
-              <w:start w:w="120" w:type="dxa"/>
-              <w:bottom w:w="80" w:type="dxa"/>
-              <w:end w:w="120" w:type="dxa"/>
-            </w:tcMar>
-            <w:vAlign w:val="center"/>
-          </w:tcPr>
-          <w:p>
-            <w:pPr>
-              <w:spacing w:after="20"/>
-            </w:pPr>
-            <w:r/>
-            <w:r>
-              <w:rPr>
-                <w:rFonts w:ascii="Segoe UI" w:hAnsi="Segoe UI" w:cs="Segoe UI"/>
-                <w:b w:val="0"/>
-                <w:i w:val="0"/>
-                <w:color w:val="0B1F2E"/>
-                <w:sz w:val="19"/>
-              </w:rPr>
-              <w:t>Email + password with bcrypt comparison, JWT issued — blocked until email is verified</w:t>
-            </w:r>
-          </w:p>
-        </w:tc>
-      </w:tr>
-      <w:tr>
-        <w:tc>
-          <w:tcPr>
-            <w:tcW w:type="dxa" w:w="2880"/>
-            <w:tcMar>
-              <w:top w:w="80" w:type="dxa"/>
-              <w:start w:w="120" w:type="dxa"/>
-              <w:bottom w:w="80" w:type="dxa"/>
-              <w:end w:w="120" w:type="dxa"/>
-            </w:tcMar>
-            <w:vAlign w:val="center"/>
-          </w:tcPr>
-          <w:p>
-            <w:pPr>
-              <w:spacing w:after="20"/>
-            </w:pPr>
-            <w:r/>
-            <w:r>
-              <w:rPr>
-                <w:rFonts w:ascii="Segoe UI" w:hAnsi="Segoe UI" w:cs="Segoe UI"/>
-                <w:b w:val="0"/>
-                <w:i w:val="0"/>
-                <w:color w:val="0B1F2E"/>
-                <w:sz w:val="19"/>
-              </w:rPr>
-              <w:t>Email Verification</w:t>
-            </w:r>
-          </w:p>
-        </w:tc>
-        <w:tc>
-          <w:tcPr>
-            <w:tcW w:type="dxa" w:w="6336"/>
-            <w:tcMar>
-              <w:top w:w="80" w:type="dxa"/>
-              <w:start w:w="120" w:type="dxa"/>
-              <w:bottom w:w="80" w:type="dxa"/>
-              <w:end w:w="120" w:type="dxa"/>
-            </w:tcMar>
-            <w:vAlign w:val="center"/>
-          </w:tcPr>
-          <w:p>
-            <w:pPr>
-              <w:spacing w:after="20"/>
-            </w:pPr>
-            <w:r/>
-            <w:r>
-              <w:rPr>
-                <w:rFonts w:ascii="Segoe UI" w:hAnsi="Segoe UI" w:cs="Segoe UI"/>
-                <w:b w:val="0"/>
-                <w:i w:val="0"/>
-                <w:color w:val="0B1F2E"/>
-                <w:sz w:val="19"/>
-              </w:rPr>
-              <w:t>New accounts cannot log in until the emailed OTP is verified</w:t>
-            </w:r>
-          </w:p>
-        </w:tc>
-      </w:tr>
-      <w:tr>
-        <w:tc>
-          <w:tcPr>
-            <w:tcW w:type="dxa" w:w="2880"/>
-            <w:shd w:val="clear" w:fill="F4F8FA"/>
-            <w:tcMar>
-              <w:top w:w="80" w:type="dxa"/>
-              <w:start w:w="120" w:type="dxa"/>
-              <w:bottom w:w="80" w:type="dxa"/>
-              <w:end w:w="120" w:type="dxa"/>
-            </w:tcMar>
-            <w:vAlign w:val="center"/>
-          </w:tcPr>
-          <w:p>
-            <w:pPr>
-              <w:spacing w:after="20"/>
-            </w:pPr>
-            <w:r/>
-            <w:r>
-              <w:rPr>
-                <w:rFonts w:ascii="Segoe UI" w:hAnsi="Segoe UI" w:cs="Segoe UI"/>
-                <w:b w:val="0"/>
-                <w:i w:val="0"/>
-                <w:color w:val="0B1F2E"/>
-                <w:sz w:val="19"/>
-              </w:rPr>
-              <w:t>Password Reset</w:t>
-            </w:r>
-          </w:p>
-        </w:tc>
-        <w:tc>
-          <w:tcPr>
-            <w:tcW w:type="dxa" w:w="6336"/>
-            <w:shd w:val="clear" w:fill="F4F8FA"/>
-            <w:tcMar>
-              <w:top w:w="80" w:type="dxa"/>
-              <w:start w:w="120" w:type="dxa"/>
-              <w:bottom w:w="80" w:type="dxa"/>
-              <w:end w:w="120" w:type="dxa"/>
-            </w:tcMar>
-            <w:vAlign w:val="center"/>
-          </w:tcPr>
-          <w:p>
-            <w:pPr>
-              <w:spacing w:after="20"/>
-            </w:pPr>
-            <w:r/>
-            <w:r>
-              <w:rPr>
-                <w:rFonts w:ascii="Segoe UI" w:hAnsi="Segoe UI" w:cs="Segoe UI"/>
-                <w:b w:val="0"/>
-                <w:i w:val="0"/>
-                <w:color w:val="0B1F2E"/>
-                <w:sz w:val="19"/>
-              </w:rPr>
-              <w:t>Brevo OTP → verify code → set new password</w:t>
-            </w:r>
-          </w:p>
-        </w:tc>
-      </w:tr>
-      <w:tr>
-        <w:tc>
-          <w:tcPr>
-            <w:tcW w:type="dxa" w:w="2880"/>
-            <w:tcMar>
-              <w:top w:w="80" w:type="dxa"/>
-              <w:start w:w="120" w:type="dxa"/>
-              <w:bottom w:w="80" w:type="dxa"/>
-              <w:end w:w="120" w:type="dxa"/>
-            </w:tcMar>
-            <w:vAlign w:val="center"/>
-          </w:tcPr>
-          <w:p>
-            <w:pPr>
-              <w:spacing w:after="20"/>
-            </w:pPr>
-            <w:r/>
-            <w:r>
-              <w:rPr>
-                <w:rFonts w:ascii="Segoe UI" w:hAnsi="Segoe UI" w:cs="Segoe UI"/>
-                <w:b w:val="0"/>
-                <w:i w:val="0"/>
-                <w:color w:val="0B1F2E"/>
-                <w:sz w:val="19"/>
-              </w:rPr>
-              <w:t>Profile Update</w:t>
-            </w:r>
-          </w:p>
-        </w:tc>
-        <w:tc>
-          <w:tcPr>
-            <w:tcW w:type="dxa" w:w="6336"/>
-            <w:tcMar>
-              <w:top w:w="80" w:type="dxa"/>
-              <w:start w:w="120" w:type="dxa"/>
-              <w:bottom w:w="80" w:type="dxa"/>
-              <w:end w:w="120" w:type="dxa"/>
-            </w:tcMar>
-            <w:vAlign w:val="center"/>
-          </w:tcPr>
-          <w:p>
-            <w:pPr>
-              <w:spacing w:after="20"/>
-            </w:pPr>
-            <w:r/>
-            <w:r>
-              <w:rPr>
-                <w:rFonts w:ascii="Segoe UI" w:hAnsi="Segoe UI" w:cs="Segoe UI"/>
-                <w:b w:val="0"/>
-                <w:i w:val="0"/>
-                <w:color w:val="0B1F2E"/>
-                <w:sz w:val="19"/>
-              </w:rPr>
-              <w:t>PATCH /api/auth/profile (name, email, phone)</w:t>
-            </w:r>
-          </w:p>
-        </w:tc>
-      </w:tr>
-      <w:tr>
-        <w:tc>
-          <w:tcPr>
-            <w:tcW w:type="dxa" w:w="2880"/>
-            <w:shd w:val="clear" w:fill="F4F8FA"/>
-            <w:tcMar>
-              <w:top w:w="80" w:type="dxa"/>
-              <w:start w:w="120" w:type="dxa"/>
-              <w:bottom w:w="80" w:type="dxa"/>
-              <w:end w:w="120" w:type="dxa"/>
-            </w:tcMar>
-            <w:vAlign w:val="center"/>
-          </w:tcPr>
-          <w:p>
-            <w:pPr>
-              <w:spacing w:after="20"/>
-            </w:pPr>
-            <w:r/>
-            <w:r>
-              <w:rPr>
-                <w:rFonts w:ascii="Segoe UI" w:hAnsi="Segoe UI" w:cs="Segoe UI"/>
-                <w:b w:val="0"/>
-                <w:i w:val="0"/>
-                <w:color w:val="0B1F2E"/>
-                <w:sz w:val="19"/>
-              </w:rPr>
-              <w:t>Password Change</w:t>
-            </w:r>
-          </w:p>
-        </w:tc>
-        <w:tc>
-          <w:tcPr>
-            <w:tcW w:type="dxa" w:w="6336"/>
-            <w:shd w:val="clear" w:fill="F4F8FA"/>
-            <w:tcMar>
-              <w:top w:w="80" w:type="dxa"/>
-              <w:start w:w="120" w:type="dxa"/>
-              <w:bottom w:w="80" w:type="dxa"/>
-              <w:end w:w="120" w:type="dxa"/>
-            </w:tcMar>
-            <w:vAlign w:val="center"/>
-          </w:tcPr>
-          <w:p>
-            <w:pPr>
-              <w:spacing w:after="20"/>
-            </w:pPr>
-            <w:r/>
-            <w:r>
-              <w:rPr>
-                <w:rFonts w:ascii="Segoe UI" w:hAnsi="Segoe UI" w:cs="Segoe UI"/>
-                <w:b w:val="0"/>
-                <w:i w:val="0"/>
-                <w:color w:val="0B1F2E"/>
-                <w:sz w:val="19"/>
-              </w:rPr>
-              <w:t>OTP verification required before password update</w:t>
-            </w:r>
-          </w:p>
-        </w:tc>
-      </w:tr>
-      <w:tr>
-        <w:tc>
-          <w:tcPr>
-            <w:tcW w:type="dxa" w:w="2880"/>
-            <w:tcMar>
-              <w:top w:w="80" w:type="dxa"/>
-              <w:start w:w="120" w:type="dxa"/>
-              <w:bottom w:w="80" w:type="dxa"/>
-              <w:end w:w="120" w:type="dxa"/>
-            </w:tcMar>
-            <w:vAlign w:val="center"/>
-          </w:tcPr>
-          <w:p>
-            <w:pPr>
-              <w:spacing w:after="20"/>
-            </w:pPr>
-            <w:r/>
-            <w:r>
-              <w:rPr>
-                <w:rFonts w:ascii="Segoe UI" w:hAnsi="Segoe UI" w:cs="Segoe UI"/>
-                <w:b w:val="0"/>
-                <w:i w:val="0"/>
-                <w:color w:val="0B1F2E"/>
-                <w:sz w:val="19"/>
-              </w:rPr>
-              <w:t>Role System</w:t>
-            </w:r>
-          </w:p>
-        </w:tc>
-        <w:tc>
-          <w:tcPr>
-            <w:tcW w:type="dxa" w:w="6336"/>
-            <w:tcMar>
-              <w:top w:w="80" w:type="dxa"/>
-              <w:start w:w="120" w:type="dxa"/>
-              <w:bottom w:w="80" w:type="dxa"/>
-              <w:end w:w="120" w:type="dxa"/>
-            </w:tcMar>
-            <w:vAlign w:val="center"/>
-          </w:tcPr>
-          <w:p>
-            <w:pPr>
-              <w:spacing w:after="20"/>
-            </w:pPr>
-            <w:r/>
-            <w:r>
-              <w:rPr>
-                <w:rFonts w:ascii="Segoe UI" w:hAnsi="Segoe UI" w:cs="Segoe UI"/>
-                <w:b w:val="0"/>
-                <w:i w:val="0"/>
-                <w:color w:val="0B1F2E"/>
-                <w:sz w:val="19"/>
-              </w:rPr>
-              <w:t>customer, loan-officer, super-admin with server-side enforcement</w:t>
-            </w:r>
-          </w:p>
-        </w:tc>
-      </w:tr>
-    </w:tbl>
-    <w:p>
-      <w:pPr>
-        <w:spacing w:after="40"/>
-      </w:pPr>
-    </w:p>
-    <w:p>
-      <w:pPr>
-        <w:pStyle w:val="Heading1"/>
-        <w:spacing w:before="360" w:after="120"/>
-        <w:pBdr>
-          <w:bottom w:val="single" w:sz="12" w:space="4" w:color="00BDAA"/>
-        </w:pBdr>
-      </w:pPr>
-      <w:r>
-        <w:rPr>
-          <w:rFonts w:ascii="Segoe UI" w:hAnsi="Segoe UI" w:cs="Segoe UI"/>
-          <w:b/>
-          <w:i w:val="0"/>
-          <w:color w:val="0B1F2E"/>
-          <w:sz w:val="32"/>
-        </w:rPr>
         <w:t>4. Payment Integration</w:t>
       </w:r>
     </w:p>
     <w:p>
       <w:pPr>
         <w:pStyle w:val="Heading2"/>
-        <w:spacing w:before="240" w:after="80"/>
       </w:pPr>
       <w:r>
-        <w:rPr>
-          <w:rFonts w:ascii="Segoe UI" w:hAnsi="Segoe UI" w:cs="Segoe UI"/>
-          <w:b/>
-          <w:i w:val="0"/>
-          <w:color w:val="008A7C"/>
-          <w:sz w:val="26"/>
-        </w:rPr>
         <w:t>4.1 KHQR (Bakong)</w:t>
-      </w:r>
-    </w:p>
-    <w:p>
-      <w:r>
-        <w:rPr>
-          <w:rFonts w:ascii="Segoe UI" w:hAnsi="Segoe UI" w:cs="Segoe UI"/>
-          <w:b w:val="0"/>
-          <w:i w:val="0"/>
-          <w:color w:val="0B1F2E"/>
-          <w:sz w:val="21"/>
-        </w:rPr>
-        <w:t>KHQR is Cambodia's national QR payment standard based on EMVCo. NexusFinance generates KHQR codes for loan repayments and can verify payments via the Bakong API.</w:t>
       </w:r>
     </w:p>
     <w:p>
       <w:pPr>
         <w:pStyle w:val="ListBullet"/>
-        <w:spacing w:after="60"/>
-        <w:ind w:left="432"/>
       </w:pPr>
       <w:r>
-        <w:rPr>
-          <w:rFonts w:ascii="Segoe UI" w:hAnsi="Segoe UI" w:cs="Segoe UI"/>
-          <w:b w:val="0"/>
-          <w:i w:val="0"/>
-          <w:color w:val="0B1F2E"/>
-          <w:sz w:val="21"/>
-        </w:rPr>
-        <w:t>Static and dynamic QR generation</w:t>
+        <w:t>KHQR is Cambodia's national QR payment standard based on EMVCo</w:t>
       </w:r>
     </w:p>
     <w:p>
       <w:pPr>
         <w:pStyle w:val="ListBullet"/>
-        <w:spacing w:after="60"/>
-        <w:ind w:left="432"/>
       </w:pPr>
       <w:r>
-        <w:rPr>
-          <w:rFonts w:ascii="Segoe UI" w:hAnsi="Segoe UI" w:cs="Segoe UI"/>
-          <w:b w:val="0"/>
-          <w:i w:val="0"/>
-          <w:color w:val="0B1F2E"/>
-          <w:sz w:val="21"/>
-        </w:rPr>
-        <w:t>Payment verification via MD5 hash</w:t>
+        <w:t>NexusFinance generates KHQR codes for loan repayments</w:t>
       </w:r>
     </w:p>
     <w:p>
       <w:pPr>
         <w:pStyle w:val="ListBullet"/>
-        <w:spacing w:after="60"/>
-        <w:ind w:left="432"/>
       </w:pPr>
       <w:r>
-        <w:rPr>
-          <w:rFonts w:ascii="Segoe UI" w:hAnsi="Segoe UI" w:cs="Segoe UI"/>
-          <w:b w:val="0"/>
-          <w:i w:val="0"/>
-          <w:color w:val="0B1F2E"/>
-          <w:sz w:val="21"/>
-        </w:rPr>
+        <w:t>Static and dynamic QR generation with CRC16 verification</w:t>
+      </w:r>
+    </w:p>
+    <w:p>
+      <w:pPr>
+        <w:pStyle w:val="ListBullet"/>
+      </w:pPr>
+      <w:r>
+        <w:t>Payment verification via server-side API calls to Bakong (not client-side)</w:t>
+      </w:r>
+    </w:p>
+    <w:p>
+      <w:pPr>
+        <w:pStyle w:val="ListBullet"/>
+      </w:pPr>
+      <w:r>
         <w:t>Deeplink generation for mobile banking apps</w:t>
       </w:r>
     </w:p>
     <w:p>
       <w:pPr>
         <w:pStyle w:val="Heading2"/>
-        <w:spacing w:before="240" w:after="80"/>
       </w:pPr>
       <w:r>
-        <w:rPr>
-          <w:rFonts w:ascii="Segoe UI" w:hAnsi="Segoe UI" w:cs="Segoe UI"/>
-          <w:b/>
-          <w:i w:val="0"/>
-          <w:color w:val="008A7C"/>
-          <w:sz w:val="26"/>
-        </w:rPr>
         <w:t>4.2 ABA PayWay</w:t>
-      </w:r>
-    </w:p>
-    <w:p>
-      <w:r>
-        <w:rPr>
-          <w:rFonts w:ascii="Segoe UI" w:hAnsi="Segoe UI" w:cs="Segoe UI"/>
-          <w:b w:val="0"/>
-          <w:i w:val="0"/>
-          <w:color w:val="0B1F2E"/>
-          <w:sz w:val="21"/>
-        </w:rPr>
-        <w:t>ABA Bank's PayWay Purchase API powers hosted checkout for loan repayments. The customer selects an amount and is redirected to ABA's secure hosted checkout page (view_type: hosted_view), where they can pay via KHQR, ABA PAY, or cards.</w:t>
       </w:r>
     </w:p>
     <w:p>
       <w:pPr>
         <w:pStyle w:val="ListBullet"/>
-        <w:spacing w:after="60"/>
-        <w:ind w:left="432"/>
       </w:pPr>
       <w:r>
-        <w:rPr>
-          <w:rFonts w:ascii="Segoe UI" w:hAnsi="Segoe UI" w:cs="Segoe UI"/>
-          <w:b w:val="0"/>
-          <w:i w:val="0"/>
-          <w:color w:val="0B1F2E"/>
-          <w:sz w:val="21"/>
-        </w:rPr>
-        <w:t>Sandbox mode currently active (checkout-sandbox.payway.com.kh)</w:t>
+        <w:t>ABA Bank's PayWay Purchase API powers hosted checkout for loan repayments</w:t>
       </w:r>
     </w:p>
     <w:p>
       <w:pPr>
         <w:pStyle w:val="ListBullet"/>
-        <w:spacing w:after="60"/>
-        <w:ind w:left="432"/>
       </w:pPr>
       <w:r>
-        <w:rPr>
-          <w:rFonts w:ascii="Segoe UI" w:hAnsi="Segoe UI" w:cs="Segoe UI"/>
-          <w:b w:val="0"/>
-          <w:i w:val="0"/>
-          <w:color w:val="0B1F2E"/>
-          <w:sz w:val="21"/>
-        </w:rPr>
-        <w:t>Hosted checkout with view_type=hosted_view and payment_gate=0</w:t>
+        <w:t>Customer selects amount -&gt; redirected to ABA's secure hosted checkout page (view_type: hosted_view)</w:t>
       </w:r>
     </w:p>
     <w:p>
       <w:pPr>
         <w:pStyle w:val="ListBullet"/>
-        <w:spacing w:after="60"/>
-        <w:ind w:left="432"/>
       </w:pPr>
       <w:r>
-        <w:rPr>
-          <w:rFonts w:ascii="Segoe UI" w:hAnsi="Segoe UI" w:cs="Segoe UI"/>
-          <w:b w:val="0"/>
-          <w:i w:val="0"/>
-          <w:color w:val="0B1F2E"/>
-          <w:sz w:val="21"/>
-        </w:rPr>
+        <w:t>Payment options: KHQR, ABA PAY, cards, WeChat, Alipay</w:t>
+      </w:r>
+    </w:p>
+    <w:p>
+      <w:pPr>
+        <w:pStyle w:val="ListBullet"/>
+      </w:pPr>
+      <w:r>
+        <w:t>Sandbox mode active (checkout-sandbox.payway.com.kh)</w:t>
+      </w:r>
+    </w:p>
+    <w:p>
+      <w:pPr>
+        <w:pStyle w:val="ListBullet"/>
+      </w:pPr>
+      <w:r>
         <w:t>HMAC-SHA512 signature on every purchase request (24-field fixed hash order)</w:t>
       </w:r>
     </w:p>
     <w:p>
       <w:pPr>
         <w:pStyle w:val="ListBullet"/>
-        <w:spacing w:after="60"/>
-        <w:ind w:left="432"/>
       </w:pPr>
       <w:r>
-        <w:rPr>
-          <w:rFonts w:ascii="Segoe UI" w:hAnsi="Segoe UI" w:cs="Segoe UI"/>
-          <w:b w:val="0"/>
-          <w:i w:val="0"/>
-          <w:color w:val="0B1F2E"/>
-          <w:sz w:val="21"/>
-        </w:rPr>
-        <w:t>Return / cancel redirects to /payment/success and /payment/cancel</w:t>
+        <w:t>view_type=hosted_view and payment_gate=0 sent unsigned</w:t>
       </w:r>
     </w:p>
     <w:p>
       <w:pPr>
         <w:pStyle w:val="ListBullet"/>
-        <w:spacing w:after="60"/>
-        <w:ind w:left="432"/>
       </w:pPr>
       <w:r>
-        <w:rPr>
-          <w:rFonts w:ascii="Segoe UI" w:hAnsi="Segoe UI" w:cs="Segoe UI"/>
-          <w:b w:val="0"/>
-          <w:i w:val="0"/>
-          <w:color w:val="0B1F2E"/>
-          <w:sz w:val="21"/>
-        </w:rPr>
+        <w:t>Return/cancel redirects to /payment/success and /payment/cancel</w:t>
+      </w:r>
+    </w:p>
+    <w:p>
+      <w:pPr>
+        <w:pStyle w:val="ListBullet"/>
+      </w:pPr>
+      <w:r>
         <w:t>Webhook callback + GET return handler both verify and persist payments</w:t>
       </w:r>
     </w:p>
     <w:p>
       <w:pPr>
         <w:pStyle w:val="ListBullet"/>
-        <w:spacing w:after="60"/>
-        <w:ind w:left="432"/>
       </w:pPr>
       <w:r>
-        <w:rPr>
-          <w:rFonts w:ascii="Segoe UI" w:hAnsi="Segoe UI" w:cs="Segoe UI"/>
-          <w:b w:val="0"/>
-          <w:i w:val="0"/>
-          <w:color w:val="0B1F2E"/>
-          <w:sz w:val="21"/>
-        </w:rPr>
-        <w:t>Approved payments are persisted to the ledger (nexus_transactions) and trigger Telegram confirmation</w:t>
+        <w:t>Approved payments persisted to ledger (nexus_transactions) and trigger Telegram confirmation</w:t>
+      </w:r>
+    </w:p>
+    <w:p>
+      <w:pPr>
+        <w:pStyle w:val="ListBullet"/>
+      </w:pPr>
+      <w:r>
+        <w:t>Repay button on balance card now opens KHQR page for payment initiation</w:t>
       </w:r>
     </w:p>
     <w:p>
       <w:pPr>
         <w:pStyle w:val="Heading1"/>
-        <w:spacing w:before="360" w:after="120"/>
-        <w:pBdr>
-          <w:bottom w:val="single" w:sz="12" w:space="4" w:color="00BDAA"/>
-        </w:pBdr>
       </w:pPr>
       <w:r>
-        <w:rPr>
-          <w:rFonts w:ascii="Segoe UI" w:hAnsi="Segoe UI" w:cs="Segoe UI"/>
-          <w:b/>
-          <w:i w:val="0"/>
-          <w:color w:val="0B1F2E"/>
-          <w:sz w:val="32"/>
-        </w:rPr>
         <w:t>5. Telegram Bot Features</w:t>
-      </w:r>
-    </w:p>
-    <w:tbl>
-      <w:tblPr>
-        <w:tblStyle w:val="TableGrid"/>
-        <w:tblW w:type="auto" w:w="0"/>
-        <w:jc w:val="center"/>
-        <w:tblLayout w:type="fixed"/>
-        <w:tblLook w:firstColumn="1" w:firstRow="1" w:lastColumn="0" w:lastRow="0" w:noHBand="0" w:noVBand="1" w:val="04A0"/>
-      </w:tblPr>
-      <w:tblGrid>
-        <w:gridCol w:w="3106"/>
-        <w:gridCol w:w="3106"/>
-        <w:gridCol w:w="3106"/>
-      </w:tblGrid>
-      <w:tr>
-        <w:tc>
-          <w:tcPr>
-            <w:tcW w:type="dxa" w:w="2592"/>
-            <w:shd w:val="clear" w:fill="0B1F2E"/>
-            <w:tcMar>
-              <w:top w:w="80" w:type="dxa"/>
-              <w:start w:w="120" w:type="dxa"/>
-              <w:bottom w:w="80" w:type="dxa"/>
-              <w:end w:w="120" w:type="dxa"/>
-            </w:tcMar>
-            <w:vAlign w:val="center"/>
-          </w:tcPr>
-          <w:p>
-            <w:pPr>
-              <w:jc w:val="left"/>
-            </w:pPr>
-            <w:r/>
-            <w:r>
-              <w:rPr>
-                <w:rFonts w:ascii="Segoe UI" w:hAnsi="Segoe UI" w:cs="Segoe UI"/>
-                <w:b/>
-                <w:i w:val="0"/>
-                <w:color w:val="FFFFFF"/>
-                <w:sz w:val="19"/>
-              </w:rPr>
-              <w:t>Command</w:t>
-            </w:r>
-          </w:p>
-        </w:tc>
-        <w:tc>
-          <w:tcPr>
-            <w:tcW w:type="dxa" w:w="2016"/>
-            <w:shd w:val="clear" w:fill="0B1F2E"/>
-            <w:tcMar>
-              <w:top w:w="80" w:type="dxa"/>
-              <w:start w:w="120" w:type="dxa"/>
-              <w:bottom w:w="80" w:type="dxa"/>
-              <w:end w:w="120" w:type="dxa"/>
-            </w:tcMar>
-            <w:vAlign w:val="center"/>
-          </w:tcPr>
-          <w:p>
-            <w:pPr>
-              <w:jc w:val="left"/>
-            </w:pPr>
-            <w:r/>
-            <w:r>
-              <w:rPr>
-                <w:rFonts w:ascii="Segoe UI" w:hAnsi="Segoe UI" w:cs="Segoe UI"/>
-                <w:b/>
-                <w:i w:val="0"/>
-                <w:color w:val="FFFFFF"/>
-                <w:sz w:val="19"/>
-              </w:rPr>
-              <w:t>Access</w:t>
-            </w:r>
-          </w:p>
-        </w:tc>
-        <w:tc>
-          <w:tcPr>
-            <w:tcW w:type="dxa" w:w="4608"/>
-            <w:shd w:val="clear" w:fill="0B1F2E"/>
-            <w:tcMar>
-              <w:top w:w="80" w:type="dxa"/>
-              <w:start w:w="120" w:type="dxa"/>
-              <w:bottom w:w="80" w:type="dxa"/>
-              <w:end w:w="120" w:type="dxa"/>
-            </w:tcMar>
-            <w:vAlign w:val="center"/>
-          </w:tcPr>
-          <w:p>
-            <w:pPr>
-              <w:jc w:val="left"/>
-            </w:pPr>
-            <w:r/>
-            <w:r>
-              <w:rPr>
-                <w:rFonts w:ascii="Segoe UI" w:hAnsi="Segoe UI" w:cs="Segoe UI"/>
-                <w:b/>
-                <w:i w:val="0"/>
-                <w:color w:val="FFFFFF"/>
-                <w:sz w:val="19"/>
-              </w:rPr>
-              <w:t>Description</w:t>
-            </w:r>
-          </w:p>
-        </w:tc>
-      </w:tr>
-      <w:tr>
-        <w:tc>
-          <w:tcPr>
-            <w:tcW w:type="dxa" w:w="2592"/>
-            <w:tcMar>
-              <w:top w:w="80" w:type="dxa"/>
-              <w:start w:w="120" w:type="dxa"/>
-              <w:bottom w:w="80" w:type="dxa"/>
-              <w:end w:w="120" w:type="dxa"/>
-            </w:tcMar>
-            <w:vAlign w:val="center"/>
-          </w:tcPr>
-          <w:p>
-            <w:pPr>
-              <w:spacing w:after="20"/>
-            </w:pPr>
-            <w:r/>
-            <w:r>
-              <w:rPr>
-                <w:rFonts w:ascii="Segoe UI" w:hAnsi="Segoe UI" w:cs="Segoe UI"/>
-                <w:b w:val="0"/>
-                <w:i w:val="0"/>
-                <w:color w:val="0B1F2E"/>
-                <w:sz w:val="19"/>
-              </w:rPr>
-              <w:t>/start</w:t>
-            </w:r>
-          </w:p>
-        </w:tc>
-        <w:tc>
-          <w:tcPr>
-            <w:tcW w:type="dxa" w:w="2016"/>
-            <w:tcMar>
-              <w:top w:w="80" w:type="dxa"/>
-              <w:start w:w="120" w:type="dxa"/>
-              <w:bottom w:w="80" w:type="dxa"/>
-              <w:end w:w="120" w:type="dxa"/>
-            </w:tcMar>
-            <w:vAlign w:val="center"/>
-          </w:tcPr>
-          <w:p>
-            <w:pPr>
-              <w:spacing w:after="20"/>
-            </w:pPr>
-            <w:r/>
-            <w:r>
-              <w:rPr>
-                <w:rFonts w:ascii="Segoe UI" w:hAnsi="Segoe UI" w:cs="Segoe UI"/>
-                <w:b w:val="0"/>
-                <w:i w:val="0"/>
-                <w:color w:val="0B1F2E"/>
-                <w:sz w:val="19"/>
-              </w:rPr>
-              <w:t>All users</w:t>
-            </w:r>
-          </w:p>
-        </w:tc>
-        <w:tc>
-          <w:tcPr>
-            <w:tcW w:type="dxa" w:w="4608"/>
-            <w:tcMar>
-              <w:top w:w="80" w:type="dxa"/>
-              <w:start w:w="120" w:type="dxa"/>
-              <w:bottom w:w="80" w:type="dxa"/>
-              <w:end w:w="120" w:type="dxa"/>
-            </w:tcMar>
-            <w:vAlign w:val="center"/>
-          </w:tcPr>
-          <w:p>
-            <w:pPr>
-              <w:spacing w:after="20"/>
-            </w:pPr>
-            <w:r/>
-            <w:r>
-              <w:rPr>
-                <w:rFonts w:ascii="Segoe UI" w:hAnsi="Segoe UI" w:cs="Segoe UI"/>
-                <w:b w:val="0"/>
-                <w:i w:val="0"/>
-                <w:color w:val="0B1F2E"/>
-                <w:sz w:val="19"/>
-              </w:rPr>
-              <w:t>Welcome message and quick actions</w:t>
-            </w:r>
-          </w:p>
-        </w:tc>
-      </w:tr>
-      <w:tr>
-        <w:tc>
-          <w:tcPr>
-            <w:tcW w:type="dxa" w:w="2592"/>
-            <w:shd w:val="clear" w:fill="F4F8FA"/>
-            <w:tcMar>
-              <w:top w:w="80" w:type="dxa"/>
-              <w:start w:w="120" w:type="dxa"/>
-              <w:bottom w:w="80" w:type="dxa"/>
-              <w:end w:w="120" w:type="dxa"/>
-            </w:tcMar>
-            <w:vAlign w:val="center"/>
-          </w:tcPr>
-          <w:p>
-            <w:pPr>
-              <w:spacing w:after="20"/>
-            </w:pPr>
-            <w:r/>
-            <w:r>
-              <w:rPr>
-                <w:rFonts w:ascii="Segoe UI" w:hAnsi="Segoe UI" w:cs="Segoe UI"/>
-                <w:b w:val="0"/>
-                <w:i w:val="0"/>
-                <w:color w:val="0B1F2E"/>
-                <w:sz w:val="19"/>
-              </w:rPr>
-              <w:t>/link</w:t>
-            </w:r>
-          </w:p>
-        </w:tc>
-        <w:tc>
-          <w:tcPr>
-            <w:tcW w:type="dxa" w:w="2016"/>
-            <w:shd w:val="clear" w:fill="F4F8FA"/>
-            <w:tcMar>
-              <w:top w:w="80" w:type="dxa"/>
-              <w:start w:w="120" w:type="dxa"/>
-              <w:bottom w:w="80" w:type="dxa"/>
-              <w:end w:w="120" w:type="dxa"/>
-            </w:tcMar>
-            <w:vAlign w:val="center"/>
-          </w:tcPr>
-          <w:p>
-            <w:pPr>
-              <w:spacing w:after="20"/>
-            </w:pPr>
-            <w:r/>
-            <w:r>
-              <w:rPr>
-                <w:rFonts w:ascii="Segoe UI" w:hAnsi="Segoe UI" w:cs="Segoe UI"/>
-                <w:b w:val="0"/>
-                <w:i w:val="0"/>
-                <w:color w:val="0B1F2E"/>
-                <w:sz w:val="19"/>
-              </w:rPr>
-              <w:t>All users</w:t>
-            </w:r>
-          </w:p>
-        </w:tc>
-        <w:tc>
-          <w:tcPr>
-            <w:tcW w:type="dxa" w:w="4608"/>
-            <w:shd w:val="clear" w:fill="F4F8FA"/>
-            <w:tcMar>
-              <w:top w:w="80" w:type="dxa"/>
-              <w:start w:w="120" w:type="dxa"/>
-              <w:bottom w:w="80" w:type="dxa"/>
-              <w:end w:w="120" w:type="dxa"/>
-            </w:tcMar>
-            <w:vAlign w:val="center"/>
-          </w:tcPr>
-          <w:p>
-            <w:pPr>
-              <w:spacing w:after="20"/>
-            </w:pPr>
-            <w:r/>
-            <w:r>
-              <w:rPr>
-                <w:rFonts w:ascii="Segoe UI" w:hAnsi="Segoe UI" w:cs="Segoe UI"/>
-                <w:b w:val="0"/>
-                <w:i w:val="0"/>
-                <w:color w:val="0B1F2E"/>
-                <w:sz w:val="19"/>
-              </w:rPr>
-              <w:t>Link Telegram account — emails a code to your NexusFinance profile</w:t>
-            </w:r>
-          </w:p>
-        </w:tc>
-      </w:tr>
-      <w:tr>
-        <w:tc>
-          <w:tcPr>
-            <w:tcW w:type="dxa" w:w="2592"/>
-            <w:tcMar>
-              <w:top w:w="80" w:type="dxa"/>
-              <w:start w:w="120" w:type="dxa"/>
-              <w:bottom w:w="80" w:type="dxa"/>
-              <w:end w:w="120" w:type="dxa"/>
-            </w:tcMar>
-            <w:vAlign w:val="center"/>
-          </w:tcPr>
-          <w:p>
-            <w:pPr>
-              <w:spacing w:after="20"/>
-            </w:pPr>
-            <w:r/>
-            <w:r>
-              <w:rPr>
-                <w:rFonts w:ascii="Segoe UI" w:hAnsi="Segoe UI" w:cs="Segoe UI"/>
-                <w:b w:val="0"/>
-                <w:i w:val="0"/>
-                <w:color w:val="0B1F2E"/>
-                <w:sz w:val="19"/>
-              </w:rPr>
-              <w:t>/confirm &lt;code&gt;</w:t>
-            </w:r>
-          </w:p>
-        </w:tc>
-        <w:tc>
-          <w:tcPr>
-            <w:tcW w:type="dxa" w:w="2016"/>
-            <w:tcMar>
-              <w:top w:w="80" w:type="dxa"/>
-              <w:start w:w="120" w:type="dxa"/>
-              <w:bottom w:w="80" w:type="dxa"/>
-              <w:end w:w="120" w:type="dxa"/>
-            </w:tcMar>
-            <w:vAlign w:val="center"/>
-          </w:tcPr>
-          <w:p>
-            <w:pPr>
-              <w:spacing w:after="20"/>
-            </w:pPr>
-            <w:r/>
-            <w:r>
-              <w:rPr>
-                <w:rFonts w:ascii="Segoe UI" w:hAnsi="Segoe UI" w:cs="Segoe UI"/>
-                <w:b w:val="0"/>
-                <w:i w:val="0"/>
-                <w:color w:val="0B1F2E"/>
-                <w:sz w:val="19"/>
-              </w:rPr>
-              <w:t>All users</w:t>
-            </w:r>
-          </w:p>
-        </w:tc>
-        <w:tc>
-          <w:tcPr>
-            <w:tcW w:type="dxa" w:w="4608"/>
-            <w:tcMar>
-              <w:top w:w="80" w:type="dxa"/>
-              <w:start w:w="120" w:type="dxa"/>
-              <w:bottom w:w="80" w:type="dxa"/>
-              <w:end w:w="120" w:type="dxa"/>
-            </w:tcMar>
-            <w:vAlign w:val="center"/>
-          </w:tcPr>
-          <w:p>
-            <w:pPr>
-              <w:spacing w:after="20"/>
-            </w:pPr>
-            <w:r/>
-            <w:r>
-              <w:rPr>
-                <w:rFonts w:ascii="Segoe UI" w:hAnsi="Segoe UI" w:cs="Segoe UI"/>
-                <w:b w:val="0"/>
-                <w:i w:val="0"/>
-                <w:color w:val="0B1F2E"/>
-                <w:sz w:val="19"/>
-              </w:rPr>
-              <w:t>Complete linking with the emailed code</w:t>
-            </w:r>
-          </w:p>
-        </w:tc>
-      </w:tr>
-      <w:tr>
-        <w:tc>
-          <w:tcPr>
-            <w:tcW w:type="dxa" w:w="2592"/>
-            <w:shd w:val="clear" w:fill="F4F8FA"/>
-            <w:tcMar>
-              <w:top w:w="80" w:type="dxa"/>
-              <w:start w:w="120" w:type="dxa"/>
-              <w:bottom w:w="80" w:type="dxa"/>
-              <w:end w:w="120" w:type="dxa"/>
-            </w:tcMar>
-            <w:vAlign w:val="center"/>
-          </w:tcPr>
-          <w:p>
-            <w:pPr>
-              <w:spacing w:after="20"/>
-            </w:pPr>
-            <w:r/>
-            <w:r>
-              <w:rPr>
-                <w:rFonts w:ascii="Segoe UI" w:hAnsi="Segoe UI" w:cs="Segoe UI"/>
-                <w:b w:val="0"/>
-                <w:i w:val="0"/>
-                <w:color w:val="0B1F2E"/>
-                <w:sz w:val="19"/>
-              </w:rPr>
-              <w:t>/unlink</w:t>
-            </w:r>
-          </w:p>
-        </w:tc>
-        <w:tc>
-          <w:tcPr>
-            <w:tcW w:type="dxa" w:w="2016"/>
-            <w:shd w:val="clear" w:fill="F4F8FA"/>
-            <w:tcMar>
-              <w:top w:w="80" w:type="dxa"/>
-              <w:start w:w="120" w:type="dxa"/>
-              <w:bottom w:w="80" w:type="dxa"/>
-              <w:end w:w="120" w:type="dxa"/>
-            </w:tcMar>
-            <w:vAlign w:val="center"/>
-          </w:tcPr>
-          <w:p>
-            <w:pPr>
-              <w:spacing w:after="20"/>
-            </w:pPr>
-            <w:r/>
-            <w:r>
-              <w:rPr>
-                <w:rFonts w:ascii="Segoe UI" w:hAnsi="Segoe UI" w:cs="Segoe UI"/>
-                <w:b w:val="0"/>
-                <w:i w:val="0"/>
-                <w:color w:val="0B1F2E"/>
-                <w:sz w:val="19"/>
-              </w:rPr>
-              <w:t>All users</w:t>
-            </w:r>
-          </w:p>
-        </w:tc>
-        <w:tc>
-          <w:tcPr>
-            <w:tcW w:type="dxa" w:w="4608"/>
-            <w:shd w:val="clear" w:fill="F4F8FA"/>
-            <w:tcMar>
-              <w:top w:w="80" w:type="dxa"/>
-              <w:start w:w="120" w:type="dxa"/>
-              <w:bottom w:w="80" w:type="dxa"/>
-              <w:end w:w="120" w:type="dxa"/>
-            </w:tcMar>
-            <w:vAlign w:val="center"/>
-          </w:tcPr>
-          <w:p>
-            <w:pPr>
-              <w:spacing w:after="20"/>
-            </w:pPr>
-            <w:r/>
-            <w:r>
-              <w:rPr>
-                <w:rFonts w:ascii="Segoe UI" w:hAnsi="Segoe UI" w:cs="Segoe UI"/>
-                <w:b w:val="0"/>
-                <w:i w:val="0"/>
-                <w:color w:val="0B1F2E"/>
-                <w:sz w:val="19"/>
-              </w:rPr>
-              <w:t>Unlink Telegram account</w:t>
-            </w:r>
-          </w:p>
-        </w:tc>
-      </w:tr>
-      <w:tr>
-        <w:tc>
-          <w:tcPr>
-            <w:tcW w:type="dxa" w:w="2592"/>
-            <w:tcMar>
-              <w:top w:w="80" w:type="dxa"/>
-              <w:start w:w="120" w:type="dxa"/>
-              <w:bottom w:w="80" w:type="dxa"/>
-              <w:end w:w="120" w:type="dxa"/>
-            </w:tcMar>
-            <w:vAlign w:val="center"/>
-          </w:tcPr>
-          <w:p>
-            <w:pPr>
-              <w:spacing w:after="20"/>
-            </w:pPr>
-            <w:r/>
-            <w:r>
-              <w:rPr>
-                <w:rFonts w:ascii="Segoe UI" w:hAnsi="Segoe UI" w:cs="Segoe UI"/>
-                <w:b w:val="0"/>
-                <w:i w:val="0"/>
-                <w:color w:val="0B1F2E"/>
-                <w:sz w:val="19"/>
-              </w:rPr>
-              <w:t>/status</w:t>
-            </w:r>
-          </w:p>
-        </w:tc>
-        <w:tc>
-          <w:tcPr>
-            <w:tcW w:type="dxa" w:w="2016"/>
-            <w:tcMar>
-              <w:top w:w="80" w:type="dxa"/>
-              <w:start w:w="120" w:type="dxa"/>
-              <w:bottom w:w="80" w:type="dxa"/>
-              <w:end w:w="120" w:type="dxa"/>
-            </w:tcMar>
-            <w:vAlign w:val="center"/>
-          </w:tcPr>
-          <w:p>
-            <w:pPr>
-              <w:spacing w:after="20"/>
-            </w:pPr>
-            <w:r/>
-            <w:r>
-              <w:rPr>
-                <w:rFonts w:ascii="Segoe UI" w:hAnsi="Segoe UI" w:cs="Segoe UI"/>
-                <w:b w:val="0"/>
-                <w:i w:val="0"/>
-                <w:color w:val="0B1F2E"/>
-                <w:sz w:val="19"/>
-              </w:rPr>
-              <w:t>All users</w:t>
-            </w:r>
-          </w:p>
-        </w:tc>
-        <w:tc>
-          <w:tcPr>
-            <w:tcW w:type="dxa" w:w="4608"/>
-            <w:tcMar>
-              <w:top w:w="80" w:type="dxa"/>
-              <w:start w:w="120" w:type="dxa"/>
-              <w:bottom w:w="80" w:type="dxa"/>
-              <w:end w:w="120" w:type="dxa"/>
-            </w:tcMar>
-            <w:vAlign w:val="center"/>
-          </w:tcPr>
-          <w:p>
-            <w:pPr>
-              <w:spacing w:after="20"/>
-            </w:pPr>
-            <w:r/>
-            <w:r>
-              <w:rPr>
-                <w:rFonts w:ascii="Segoe UI" w:hAnsi="Segoe UI" w:cs="Segoe UI"/>
-                <w:b w:val="0"/>
-                <w:i w:val="0"/>
-                <w:color w:val="0B1F2E"/>
-                <w:sz w:val="19"/>
-              </w:rPr>
-              <w:t>View linked account status</w:t>
-            </w:r>
-          </w:p>
-        </w:tc>
-      </w:tr>
-      <w:tr>
-        <w:tc>
-          <w:tcPr>
-            <w:tcW w:type="dxa" w:w="2592"/>
-            <w:shd w:val="clear" w:fill="F4F8FA"/>
-            <w:tcMar>
-              <w:top w:w="80" w:type="dxa"/>
-              <w:start w:w="120" w:type="dxa"/>
-              <w:bottom w:w="80" w:type="dxa"/>
-              <w:end w:w="120" w:type="dxa"/>
-            </w:tcMar>
-            <w:vAlign w:val="center"/>
-          </w:tcPr>
-          <w:p>
-            <w:pPr>
-              <w:spacing w:after="20"/>
-            </w:pPr>
-            <w:r/>
-            <w:r>
-              <w:rPr>
-                <w:rFonts w:ascii="Segoe UI" w:hAnsi="Segoe UI" w:cs="Segoe UI"/>
-                <w:b w:val="0"/>
-                <w:i w:val="0"/>
-                <w:color w:val="0B1F2E"/>
-                <w:sz w:val="19"/>
-              </w:rPr>
-              <w:t>/reminder-check</w:t>
-            </w:r>
-          </w:p>
-        </w:tc>
-        <w:tc>
-          <w:tcPr>
-            <w:tcW w:type="dxa" w:w="2016"/>
-            <w:shd w:val="clear" w:fill="F4F8FA"/>
-            <w:tcMar>
-              <w:top w:w="80" w:type="dxa"/>
-              <w:start w:w="120" w:type="dxa"/>
-              <w:bottom w:w="80" w:type="dxa"/>
-              <w:end w:w="120" w:type="dxa"/>
-            </w:tcMar>
-            <w:vAlign w:val="center"/>
-          </w:tcPr>
-          <w:p>
-            <w:pPr>
-              <w:spacing w:after="20"/>
-            </w:pPr>
-            <w:r/>
-            <w:r>
-              <w:rPr>
-                <w:rFonts w:ascii="Segoe UI" w:hAnsi="Segoe UI" w:cs="Segoe UI"/>
-                <w:b w:val="0"/>
-                <w:i w:val="0"/>
-                <w:color w:val="0B1F2E"/>
-                <w:sz w:val="19"/>
-              </w:rPr>
-              <w:t>Admin</w:t>
-            </w:r>
-          </w:p>
-        </w:tc>
-        <w:tc>
-          <w:tcPr>
-            <w:tcW w:type="dxa" w:w="4608"/>
-            <w:shd w:val="clear" w:fill="F4F8FA"/>
-            <w:tcMar>
-              <w:top w:w="80" w:type="dxa"/>
-              <w:start w:w="120" w:type="dxa"/>
-              <w:bottom w:w="80" w:type="dxa"/>
-              <w:end w:w="120" w:type="dxa"/>
-            </w:tcMar>
-            <w:vAlign w:val="center"/>
-          </w:tcPr>
-          <w:p>
-            <w:pPr>
-              <w:spacing w:after="20"/>
-            </w:pPr>
-            <w:r/>
-            <w:r>
-              <w:rPr>
-                <w:rFonts w:ascii="Segoe UI" w:hAnsi="Segoe UI" w:cs="Segoe UI"/>
-                <w:b w:val="0"/>
-                <w:i w:val="0"/>
-                <w:color w:val="0B1F2E"/>
-                <w:sz w:val="19"/>
-              </w:rPr>
-              <w:t>Run payment reminder check now</w:t>
-            </w:r>
-          </w:p>
-        </w:tc>
-      </w:tr>
-      <w:tr>
-        <w:tc>
-          <w:tcPr>
-            <w:tcW w:type="dxa" w:w="2592"/>
-            <w:tcMar>
-              <w:top w:w="80" w:type="dxa"/>
-              <w:start w:w="120" w:type="dxa"/>
-              <w:bottom w:w="80" w:type="dxa"/>
-              <w:end w:w="120" w:type="dxa"/>
-            </w:tcMar>
-            <w:vAlign w:val="center"/>
-          </w:tcPr>
-          <w:p>
-            <w:pPr>
-              <w:spacing w:after="20"/>
-            </w:pPr>
-            <w:r/>
-            <w:r>
-              <w:rPr>
-                <w:rFonts w:ascii="Segoe UI" w:hAnsi="Segoe UI" w:cs="Segoe UI"/>
-                <w:b w:val="0"/>
-                <w:i w:val="0"/>
-                <w:color w:val="0B1F2E"/>
-                <w:sz w:val="19"/>
-              </w:rPr>
-              <w:t>/broadcast</w:t>
-            </w:r>
-          </w:p>
-        </w:tc>
-        <w:tc>
-          <w:tcPr>
-            <w:tcW w:type="dxa" w:w="2016"/>
-            <w:tcMar>
-              <w:top w:w="80" w:type="dxa"/>
-              <w:start w:w="120" w:type="dxa"/>
-              <w:bottom w:w="80" w:type="dxa"/>
-              <w:end w:w="120" w:type="dxa"/>
-            </w:tcMar>
-            <w:vAlign w:val="center"/>
-          </w:tcPr>
-          <w:p>
-            <w:pPr>
-              <w:spacing w:after="20"/>
-            </w:pPr>
-            <w:r/>
-            <w:r>
-              <w:rPr>
-                <w:rFonts w:ascii="Segoe UI" w:hAnsi="Segoe UI" w:cs="Segoe UI"/>
-                <w:b w:val="0"/>
-                <w:i w:val="0"/>
-                <w:color w:val="0B1F2E"/>
-                <w:sz w:val="19"/>
-              </w:rPr>
-              <w:t>Admin</w:t>
-            </w:r>
-          </w:p>
-        </w:tc>
-        <w:tc>
-          <w:tcPr>
-            <w:tcW w:type="dxa" w:w="4608"/>
-            <w:tcMar>
-              <w:top w:w="80" w:type="dxa"/>
-              <w:start w:w="120" w:type="dxa"/>
-              <w:bottom w:w="80" w:type="dxa"/>
-              <w:end w:w="120" w:type="dxa"/>
-            </w:tcMar>
-            <w:vAlign w:val="center"/>
-          </w:tcPr>
-          <w:p>
-            <w:pPr>
-              <w:spacing w:after="20"/>
-            </w:pPr>
-            <w:r/>
-            <w:r>
-              <w:rPr>
-                <w:rFonts w:ascii="Segoe UI" w:hAnsi="Segoe UI" w:cs="Segoe UI"/>
-                <w:b w:val="0"/>
-                <w:i w:val="0"/>
-                <w:color w:val="0B1F2E"/>
-                <w:sz w:val="19"/>
-              </w:rPr>
-              <w:t>Send message to all linked users</w:t>
-            </w:r>
-          </w:p>
-        </w:tc>
-      </w:tr>
-      <w:tr>
-        <w:tc>
-          <w:tcPr>
-            <w:tcW w:type="dxa" w:w="2592"/>
-            <w:shd w:val="clear" w:fill="F4F8FA"/>
-            <w:tcMar>
-              <w:top w:w="80" w:type="dxa"/>
-              <w:start w:w="120" w:type="dxa"/>
-              <w:bottom w:w="80" w:type="dxa"/>
-              <w:end w:w="120" w:type="dxa"/>
-            </w:tcMar>
-            <w:vAlign w:val="center"/>
-          </w:tcPr>
-          <w:p>
-            <w:pPr>
-              <w:spacing w:after="20"/>
-            </w:pPr>
-            <w:r/>
-            <w:r>
-              <w:rPr>
-                <w:rFonts w:ascii="Segoe UI" w:hAnsi="Segoe UI" w:cs="Segoe UI"/>
-                <w:b w:val="0"/>
-                <w:i w:val="0"/>
-                <w:color w:val="0B1F2E"/>
-                <w:sz w:val="19"/>
-              </w:rPr>
-              <w:t>/send</w:t>
-            </w:r>
-          </w:p>
-        </w:tc>
-        <w:tc>
-          <w:tcPr>
-            <w:tcW w:type="dxa" w:w="2016"/>
-            <w:shd w:val="clear" w:fill="F4F8FA"/>
-            <w:tcMar>
-              <w:top w:w="80" w:type="dxa"/>
-              <w:start w:w="120" w:type="dxa"/>
-              <w:bottom w:w="80" w:type="dxa"/>
-              <w:end w:w="120" w:type="dxa"/>
-            </w:tcMar>
-            <w:vAlign w:val="center"/>
-          </w:tcPr>
-          <w:p>
-            <w:pPr>
-              <w:spacing w:after="20"/>
-            </w:pPr>
-            <w:r/>
-            <w:r>
-              <w:rPr>
-                <w:rFonts w:ascii="Segoe UI" w:hAnsi="Segoe UI" w:cs="Segoe UI"/>
-                <w:b w:val="0"/>
-                <w:i w:val="0"/>
-                <w:color w:val="0B1F2E"/>
-                <w:sz w:val="19"/>
-              </w:rPr>
-              <w:t>Admin</w:t>
-            </w:r>
-          </w:p>
-        </w:tc>
-        <w:tc>
-          <w:tcPr>
-            <w:tcW w:type="dxa" w:w="4608"/>
-            <w:shd w:val="clear" w:fill="F4F8FA"/>
-            <w:tcMar>
-              <w:top w:w="80" w:type="dxa"/>
-              <w:start w:w="120" w:type="dxa"/>
-              <w:bottom w:w="80" w:type="dxa"/>
-              <w:end w:w="120" w:type="dxa"/>
-            </w:tcMar>
-            <w:vAlign w:val="center"/>
-          </w:tcPr>
-          <w:p>
-            <w:pPr>
-              <w:spacing w:after="20"/>
-            </w:pPr>
-            <w:r/>
-            <w:r>
-              <w:rPr>
-                <w:rFonts w:ascii="Segoe UI" w:hAnsi="Segoe UI" w:cs="Segoe UI"/>
-                <w:b w:val="0"/>
-                <w:i w:val="0"/>
-                <w:color w:val="0B1F2E"/>
-                <w:sz w:val="19"/>
-              </w:rPr>
-              <w:t>Send message to a specific user</w:t>
-            </w:r>
-          </w:p>
-        </w:tc>
-      </w:tr>
-      <w:tr>
-        <w:tc>
-          <w:tcPr>
-            <w:tcW w:type="dxa" w:w="2592"/>
-            <w:tcMar>
-              <w:top w:w="80" w:type="dxa"/>
-              <w:start w:w="120" w:type="dxa"/>
-              <w:bottom w:w="80" w:type="dxa"/>
-              <w:end w:w="120" w:type="dxa"/>
-            </w:tcMar>
-            <w:vAlign w:val="center"/>
-          </w:tcPr>
-          <w:p>
-            <w:pPr>
-              <w:spacing w:after="20"/>
-            </w:pPr>
-            <w:r/>
-            <w:r>
-              <w:rPr>
-                <w:rFonts w:ascii="Segoe UI" w:hAnsi="Segoe UI" w:cs="Segoe UI"/>
-                <w:b w:val="0"/>
-                <w:i w:val="0"/>
-                <w:color w:val="0B1F2E"/>
-                <w:sz w:val="19"/>
-              </w:rPr>
-              <w:t>/stats</w:t>
-            </w:r>
-          </w:p>
-        </w:tc>
-        <w:tc>
-          <w:tcPr>
-            <w:tcW w:type="dxa" w:w="2016"/>
-            <w:tcMar>
-              <w:top w:w="80" w:type="dxa"/>
-              <w:start w:w="120" w:type="dxa"/>
-              <w:bottom w:w="80" w:type="dxa"/>
-              <w:end w:w="120" w:type="dxa"/>
-            </w:tcMar>
-            <w:vAlign w:val="center"/>
-          </w:tcPr>
-          <w:p>
-            <w:pPr>
-              <w:spacing w:after="20"/>
-            </w:pPr>
-            <w:r/>
-            <w:r>
-              <w:rPr>
-                <w:rFonts w:ascii="Segoe UI" w:hAnsi="Segoe UI" w:cs="Segoe UI"/>
-                <w:b w:val="0"/>
-                <w:i w:val="0"/>
-                <w:color w:val="0B1F2E"/>
-                <w:sz w:val="19"/>
-              </w:rPr>
-              <w:t>Admin</w:t>
-            </w:r>
-          </w:p>
-        </w:tc>
-        <w:tc>
-          <w:tcPr>
-            <w:tcW w:type="dxa" w:w="4608"/>
-            <w:tcMar>
-              <w:top w:w="80" w:type="dxa"/>
-              <w:start w:w="120" w:type="dxa"/>
-              <w:bottom w:w="80" w:type="dxa"/>
-              <w:end w:w="120" w:type="dxa"/>
-            </w:tcMar>
-            <w:vAlign w:val="center"/>
-          </w:tcPr>
-          <w:p>
-            <w:pPr>
-              <w:spacing w:after="20"/>
-            </w:pPr>
-            <w:r/>
-            <w:r>
-              <w:rPr>
-                <w:rFonts w:ascii="Segoe UI" w:hAnsi="Segoe UI" w:cs="Segoe UI"/>
-                <w:b w:val="0"/>
-                <w:i w:val="0"/>
-                <w:color w:val="0B1F2E"/>
-                <w:sz w:val="19"/>
-              </w:rPr>
-              <w:t>Platform statistics</w:t>
-            </w:r>
-          </w:p>
-        </w:tc>
-      </w:tr>
-      <w:tr>
-        <w:tc>
-          <w:tcPr>
-            <w:tcW w:type="dxa" w:w="2592"/>
-            <w:shd w:val="clear" w:fill="F4F8FA"/>
-            <w:tcMar>
-              <w:top w:w="80" w:type="dxa"/>
-              <w:start w:w="120" w:type="dxa"/>
-              <w:bottom w:w="80" w:type="dxa"/>
-              <w:end w:w="120" w:type="dxa"/>
-            </w:tcMar>
-            <w:vAlign w:val="center"/>
-          </w:tcPr>
-          <w:p>
-            <w:pPr>
-              <w:spacing w:after="20"/>
-            </w:pPr>
-            <w:r/>
-            <w:r>
-              <w:rPr>
-                <w:rFonts w:ascii="Segoe UI" w:hAnsi="Segoe UI" w:cs="Segoe UI"/>
-                <w:b w:val="0"/>
-                <w:i w:val="0"/>
-                <w:color w:val="0B1F2E"/>
-                <w:sz w:val="19"/>
-              </w:rPr>
-              <w:t>/loans</w:t>
-            </w:r>
-          </w:p>
-        </w:tc>
-        <w:tc>
-          <w:tcPr>
-            <w:tcW w:type="dxa" w:w="2016"/>
-            <w:shd w:val="clear" w:fill="F4F8FA"/>
-            <w:tcMar>
-              <w:top w:w="80" w:type="dxa"/>
-              <w:start w:w="120" w:type="dxa"/>
-              <w:bottom w:w="80" w:type="dxa"/>
-              <w:end w:w="120" w:type="dxa"/>
-            </w:tcMar>
-            <w:vAlign w:val="center"/>
-          </w:tcPr>
-          <w:p>
-            <w:pPr>
-              <w:spacing w:after="20"/>
-            </w:pPr>
-            <w:r/>
-            <w:r>
-              <w:rPr>
-                <w:rFonts w:ascii="Segoe UI" w:hAnsi="Segoe UI" w:cs="Segoe UI"/>
-                <w:b w:val="0"/>
-                <w:i w:val="0"/>
-                <w:color w:val="0B1F2E"/>
-                <w:sz w:val="19"/>
-              </w:rPr>
-              <w:t>Admin</w:t>
-            </w:r>
-          </w:p>
-        </w:tc>
-        <w:tc>
-          <w:tcPr>
-            <w:tcW w:type="dxa" w:w="4608"/>
-            <w:shd w:val="clear" w:fill="F4F8FA"/>
-            <w:tcMar>
-              <w:top w:w="80" w:type="dxa"/>
-              <w:start w:w="120" w:type="dxa"/>
-              <w:bottom w:w="80" w:type="dxa"/>
-              <w:end w:w="120" w:type="dxa"/>
-            </w:tcMar>
-            <w:vAlign w:val="center"/>
-          </w:tcPr>
-          <w:p>
-            <w:pPr>
-              <w:spacing w:after="20"/>
-            </w:pPr>
-            <w:r/>
-            <w:r>
-              <w:rPr>
-                <w:rFonts w:ascii="Segoe UI" w:hAnsi="Segoe UI" w:cs="Segoe UI"/>
-                <w:b w:val="0"/>
-                <w:i w:val="0"/>
-                <w:color w:val="0B1F2E"/>
-                <w:sz w:val="19"/>
-              </w:rPr>
-              <w:t>Recent loan applications</w:t>
-            </w:r>
-          </w:p>
-        </w:tc>
-      </w:tr>
-      <w:tr>
-        <w:tc>
-          <w:tcPr>
-            <w:tcW w:type="dxa" w:w="2592"/>
-            <w:tcMar>
-              <w:top w:w="80" w:type="dxa"/>
-              <w:start w:w="120" w:type="dxa"/>
-              <w:bottom w:w="80" w:type="dxa"/>
-              <w:end w:w="120" w:type="dxa"/>
-            </w:tcMar>
-            <w:vAlign w:val="center"/>
-          </w:tcPr>
-          <w:p>
-            <w:pPr>
-              <w:spacing w:after="20"/>
-            </w:pPr>
-            <w:r/>
-            <w:r>
-              <w:rPr>
-                <w:rFonts w:ascii="Segoe UI" w:hAnsi="Segoe UI" w:cs="Segoe UI"/>
-                <w:b w:val="0"/>
-                <w:i w:val="0"/>
-                <w:color w:val="0B1F2E"/>
-                <w:sz w:val="19"/>
-              </w:rPr>
-              <w:t>/users</w:t>
-            </w:r>
-          </w:p>
-        </w:tc>
-        <w:tc>
-          <w:tcPr>
-            <w:tcW w:type="dxa" w:w="2016"/>
-            <w:tcMar>
-              <w:top w:w="80" w:type="dxa"/>
-              <w:start w:w="120" w:type="dxa"/>
-              <w:bottom w:w="80" w:type="dxa"/>
-              <w:end w:w="120" w:type="dxa"/>
-            </w:tcMar>
-            <w:vAlign w:val="center"/>
-          </w:tcPr>
-          <w:p>
-            <w:pPr>
-              <w:spacing w:after="20"/>
-            </w:pPr>
-            <w:r/>
-            <w:r>
-              <w:rPr>
-                <w:rFonts w:ascii="Segoe UI" w:hAnsi="Segoe UI" w:cs="Segoe UI"/>
-                <w:b w:val="0"/>
-                <w:i w:val="0"/>
-                <w:color w:val="0B1F2E"/>
-                <w:sz w:val="19"/>
-              </w:rPr>
-              <w:t>Admin</w:t>
-            </w:r>
-          </w:p>
-        </w:tc>
-        <w:tc>
-          <w:tcPr>
-            <w:tcW w:type="dxa" w:w="4608"/>
-            <w:tcMar>
-              <w:top w:w="80" w:type="dxa"/>
-              <w:start w:w="120" w:type="dxa"/>
-              <w:bottom w:w="80" w:type="dxa"/>
-              <w:end w:w="120" w:type="dxa"/>
-            </w:tcMar>
-            <w:vAlign w:val="center"/>
-          </w:tcPr>
-          <w:p>
-            <w:pPr>
-              <w:spacing w:after="20"/>
-            </w:pPr>
-            <w:r/>
-            <w:r>
-              <w:rPr>
-                <w:rFonts w:ascii="Segoe UI" w:hAnsi="Segoe UI" w:cs="Segoe UI"/>
-                <w:b w:val="0"/>
-                <w:i w:val="0"/>
-                <w:color w:val="0B1F2E"/>
-                <w:sz w:val="19"/>
-              </w:rPr>
-              <w:t>Registered users list</w:t>
-            </w:r>
-          </w:p>
-        </w:tc>
-      </w:tr>
-      <w:tr>
-        <w:tc>
-          <w:tcPr>
-            <w:tcW w:type="dxa" w:w="2592"/>
-            <w:shd w:val="clear" w:fill="F4F8FA"/>
-            <w:tcMar>
-              <w:top w:w="80" w:type="dxa"/>
-              <w:start w:w="120" w:type="dxa"/>
-              <w:bottom w:w="80" w:type="dxa"/>
-              <w:end w:w="120" w:type="dxa"/>
-            </w:tcMar>
-            <w:vAlign w:val="center"/>
-          </w:tcPr>
-          <w:p>
-            <w:pPr>
-              <w:spacing w:after="20"/>
-            </w:pPr>
-            <w:r/>
-            <w:r>
-              <w:rPr>
-                <w:rFonts w:ascii="Segoe UI" w:hAnsi="Segoe UI" w:cs="Segoe UI"/>
-                <w:b w:val="0"/>
-                <w:i w:val="0"/>
-                <w:color w:val="0B1F2E"/>
-                <w:sz w:val="19"/>
-              </w:rPr>
-              <w:t>/notifications</w:t>
-            </w:r>
-          </w:p>
-        </w:tc>
-        <w:tc>
-          <w:tcPr>
-            <w:tcW w:type="dxa" w:w="2016"/>
-            <w:shd w:val="clear" w:fill="F4F8FA"/>
-            <w:tcMar>
-              <w:top w:w="80" w:type="dxa"/>
-              <w:start w:w="120" w:type="dxa"/>
-              <w:bottom w:w="80" w:type="dxa"/>
-              <w:end w:w="120" w:type="dxa"/>
-            </w:tcMar>
-            <w:vAlign w:val="center"/>
-          </w:tcPr>
-          <w:p>
-            <w:pPr>
-              <w:spacing w:after="20"/>
-            </w:pPr>
-            <w:r/>
-            <w:r>
-              <w:rPr>
-                <w:rFonts w:ascii="Segoe UI" w:hAnsi="Segoe UI" w:cs="Segoe UI"/>
-                <w:b w:val="0"/>
-                <w:i w:val="0"/>
-                <w:color w:val="0B1F2E"/>
-                <w:sz w:val="19"/>
-              </w:rPr>
-              <w:t>Admin</w:t>
-            </w:r>
-          </w:p>
-        </w:tc>
-        <w:tc>
-          <w:tcPr>
-            <w:tcW w:type="dxa" w:w="4608"/>
-            <w:shd w:val="clear" w:fill="F4F8FA"/>
-            <w:tcMar>
-              <w:top w:w="80" w:type="dxa"/>
-              <w:start w:w="120" w:type="dxa"/>
-              <w:bottom w:w="80" w:type="dxa"/>
-              <w:end w:w="120" w:type="dxa"/>
-            </w:tcMar>
-            <w:vAlign w:val="center"/>
-          </w:tcPr>
-          <w:p>
-            <w:pPr>
-              <w:spacing w:after="20"/>
-            </w:pPr>
-            <w:r/>
-            <w:r>
-              <w:rPr>
-                <w:rFonts w:ascii="Segoe UI" w:hAnsi="Segoe UI" w:cs="Segoe UI"/>
-                <w:b w:val="0"/>
-                <w:i w:val="0"/>
-                <w:color w:val="0B1F2E"/>
-                <w:sz w:val="19"/>
-              </w:rPr>
-              <w:t>Recent payment notifications</w:t>
-            </w:r>
-          </w:p>
-        </w:tc>
-      </w:tr>
-      <w:tr>
-        <w:tc>
-          <w:tcPr>
-            <w:tcW w:type="dxa" w:w="2592"/>
-            <w:tcMar>
-              <w:top w:w="80" w:type="dxa"/>
-              <w:start w:w="120" w:type="dxa"/>
-              <w:bottom w:w="80" w:type="dxa"/>
-              <w:end w:w="120" w:type="dxa"/>
-            </w:tcMar>
-            <w:vAlign w:val="center"/>
-          </w:tcPr>
-          <w:p>
-            <w:pPr>
-              <w:spacing w:after="20"/>
-            </w:pPr>
-            <w:r/>
-            <w:r>
-              <w:rPr>
-                <w:rFonts w:ascii="Segoe UI" w:hAnsi="Segoe UI" w:cs="Segoe UI"/>
-                <w:b w:val="0"/>
-                <w:i w:val="0"/>
-                <w:color w:val="0B1F2E"/>
-                <w:sz w:val="19"/>
-              </w:rPr>
-              <w:t>/help</w:t>
-            </w:r>
-          </w:p>
-        </w:tc>
-        <w:tc>
-          <w:tcPr>
-            <w:tcW w:type="dxa" w:w="2016"/>
-            <w:tcMar>
-              <w:top w:w="80" w:type="dxa"/>
-              <w:start w:w="120" w:type="dxa"/>
-              <w:bottom w:w="80" w:type="dxa"/>
-              <w:end w:w="120" w:type="dxa"/>
-            </w:tcMar>
-            <w:vAlign w:val="center"/>
-          </w:tcPr>
-          <w:p>
-            <w:pPr>
-              <w:spacing w:after="20"/>
-            </w:pPr>
-            <w:r/>
-            <w:r>
-              <w:rPr>
-                <w:rFonts w:ascii="Segoe UI" w:hAnsi="Segoe UI" w:cs="Segoe UI"/>
-                <w:b w:val="0"/>
-                <w:i w:val="0"/>
-                <w:color w:val="0B1F2E"/>
-                <w:sz w:val="19"/>
-              </w:rPr>
-              <w:t>All users</w:t>
-            </w:r>
-          </w:p>
-        </w:tc>
-        <w:tc>
-          <w:tcPr>
-            <w:tcW w:type="dxa" w:w="4608"/>
-            <w:tcMar>
-              <w:top w:w="80" w:type="dxa"/>
-              <w:start w:w="120" w:type="dxa"/>
-              <w:bottom w:w="80" w:type="dxa"/>
-              <w:end w:w="120" w:type="dxa"/>
-            </w:tcMar>
-            <w:vAlign w:val="center"/>
-          </w:tcPr>
-          <w:p>
-            <w:pPr>
-              <w:spacing w:after="20"/>
-            </w:pPr>
-            <w:r/>
-            <w:r>
-              <w:rPr>
-                <w:rFonts w:ascii="Segoe UI" w:hAnsi="Segoe UI" w:cs="Segoe UI"/>
-                <w:b w:val="0"/>
-                <w:i w:val="0"/>
-                <w:color w:val="0B1F2E"/>
-                <w:sz w:val="19"/>
-              </w:rPr>
-              <w:t>Show available commands</w:t>
-            </w:r>
-          </w:p>
-        </w:tc>
-      </w:tr>
-    </w:tbl>
-    <w:p>
-      <w:pPr>
-        <w:spacing w:after="40"/>
-      </w:pPr>
-    </w:p>
-    <w:p>
-      <w:pPr>
-        <w:pStyle w:val="Heading1"/>
-        <w:spacing w:before="360" w:after="120"/>
-        <w:pBdr>
-          <w:bottom w:val="single" w:sz="12" w:space="4" w:color="00BDAA"/>
-        </w:pBdr>
-      </w:pPr>
-      <w:r>
-        <w:rPr>
-          <w:rFonts w:ascii="Segoe UI" w:hAnsi="Segoe UI" w:cs="Segoe UI"/>
-          <w:b/>
-          <w:i w:val="0"/>
-          <w:color w:val="0B1F2E"/>
-          <w:sz w:val="32"/>
-        </w:rPr>
-        <w:t>6. Mobile Application</w:t>
-      </w:r>
-    </w:p>
-    <w:p>
-      <w:r>
-        <w:rPr>
-          <w:rFonts w:ascii="Segoe UI" w:hAnsi="Segoe UI" w:cs="Segoe UI"/>
-          <w:b w:val="0"/>
-          <w:i w:val="0"/>
-          <w:color w:val="0B1F2E"/>
-          <w:sz w:val="21"/>
-        </w:rPr>
-        <w:t>The Android app is an Expo WebView shell that loads the live web application. This allows the platform to be distributed as an installable APK while keeping all logic on the web server.</w:t>
       </w:r>
     </w:p>
     <w:p>
       <w:pPr>
         <w:pStyle w:val="ListBullet"/>
-        <w:spacing w:after="60"/>
-        <w:ind w:left="432"/>
       </w:pPr>
       <w:r>
-        <w:rPr>
-          <w:rFonts w:ascii="Segoe UI" w:hAnsi="Segoe UI" w:cs="Segoe UI"/>
-          <w:b w:val="0"/>
-          <w:i w:val="0"/>
-          <w:color w:val="0B1F2E"/>
-          <w:sz w:val="21"/>
-        </w:rPr>
+        <w:t>Account linking via phone sharing (WebApp) — single-trip flow with auto-login</w:t>
+      </w:r>
+    </w:p>
+    <w:p>
+      <w:pPr>
+        <w:pStyle w:val="ListBullet"/>
+      </w:pPr>
+      <w:r>
+        <w:t>Real-time payment notifications and daily payment reminders (9 AM Cambodia time)</w:t>
+      </w:r>
+    </w:p>
+    <w:p>
+      <w:pPr>
+        <w:pStyle w:val="ListBullet"/>
+      </w:pPr>
+      <w:r>
+        <w:t>New loan application alerts for admins</w:t>
+      </w:r>
+    </w:p>
+    <w:p>
+      <w:pPr>
+        <w:pStyle w:val="ListBullet"/>
+      </w:pPr>
+      <w:r>
+        <w:t>User commands: /start, /link (phone sharing), /unlink, /status</w:t>
+      </w:r>
+    </w:p>
+    <w:p>
+      <w:pPr>
+        <w:pStyle w:val="ListBullet"/>
+      </w:pPr>
+      <w:r>
+        <w:t>Admin commands: broadcast, reminder sweep trigger, user lookup</w:t>
+      </w:r>
+    </w:p>
+    <w:p>
+      <w:pPr>
+        <w:pStyle w:val="ListBullet"/>
+      </w:pPr>
+      <w:r>
+        <w:t>Phone-based OTP delivery for phone-only users (Telegram primary, SMS fallback)</w:t>
+      </w:r>
+    </w:p>
+    <w:p>
+      <w:pPr>
+        <w:pStyle w:val="ListBullet"/>
+      </w:pPr>
+      <w:r>
+        <w:t>Auto-login after phone sharing — check-link returns JWT token directly</w:t>
+      </w:r>
+    </w:p>
+    <w:p>
+      <w:pPr>
+        <w:pStyle w:val="Heading1"/>
+      </w:pPr>
+      <w:r>
+        <w:t>6. Mobile Application</w:t>
+      </w:r>
+    </w:p>
+    <w:p>
+      <w:pPr>
+        <w:pStyle w:val="ListBullet"/>
+      </w:pPr>
+      <w:r>
+        <w:t>Android app is an Expo WebView shell loading the live web application</w:t>
+      </w:r>
+    </w:p>
+    <w:p>
+      <w:pPr>
+        <w:pStyle w:val="ListBullet"/>
+      </w:pPr>
+      <w:r>
         <w:t>Expo SDK 57 with React Native WebView</w:t>
       </w:r>
     </w:p>
     <w:p>
       <w:pPr>
         <w:pStyle w:val="ListBullet"/>
-        <w:spacing w:after="60"/>
-        <w:ind w:left="432"/>
       </w:pPr>
       <w:r>
-        <w:rPr>
-          <w:rFonts w:ascii="Segoe UI" w:hAnsi="Segoe UI" w:cs="Segoe UI"/>
-          <w:b w:val="0"/>
-          <w:i w:val="0"/>
-          <w:color w:val="0B1F2E"/>
-          <w:sz w:val="21"/>
-        </w:rPr>
         <w:t>Full-screen immersive design matching the web app</w:t>
       </w:r>
     </w:p>
     <w:p>
       <w:pPr>
         <w:pStyle w:val="ListBullet"/>
-        <w:spacing w:after="60"/>
-        <w:ind w:left="432"/>
       </w:pPr>
       <w:r>
-        <w:rPr>
-          <w:rFonts w:ascii="Segoe UI" w:hAnsi="Segoe UI" w:cs="Segoe UI"/>
-          <w:b w:val="0"/>
-          <w:i w:val="0"/>
-          <w:color w:val="0B1F2E"/>
-          <w:sz w:val="21"/>
-        </w:rPr>
         <w:t>Offline retry screen with brand styling</w:t>
       </w:r>
     </w:p>
     <w:p>
       <w:pPr>
         <w:pStyle w:val="ListBullet"/>
-        <w:spacing w:after="60"/>
-        <w:ind w:left="432"/>
       </w:pPr>
       <w:r>
-        <w:rPr>
-          <w:rFonts w:ascii="Segoe UI" w:hAnsi="Segoe UI" w:cs="Segoe UI"/>
-          <w:b w:val="0"/>
-          <w:i w:val="0"/>
-          <w:color w:val="0B1F2E"/>
-          <w:sz w:val="21"/>
-        </w:rPr>
         <w:t>Custom app icon and splash screen</w:t>
       </w:r>
     </w:p>
     <w:p>
       <w:pPr>
-        <w:pStyle w:val="Heading1"/>
-        <w:spacing w:before="360" w:after="120"/>
-        <w:pBdr>
-          <w:bottom w:val="single" w:sz="12" w:space="4" w:color="00BDAA"/>
-        </w:pBdr>
+        <w:pStyle w:val="ListBullet"/>
       </w:pPr>
       <w:r>
-        <w:rPr>
-          <w:rFonts w:ascii="Segoe UI" w:hAnsi="Segoe UI" w:cs="Segoe UI"/>
-          <w:b/>
-          <w:i w:val="0"/>
-          <w:color w:val="0B1F2E"/>
-          <w:sz w:val="32"/>
-        </w:rPr>
+        <w:t>Distributed as installable APK while keeping all logic on the web server</w:t>
+      </w:r>
+    </w:p>
+    <w:p>
+      <w:pPr>
+        <w:pStyle w:val="Heading1"/>
+      </w:pPr>
+      <w:r>
         <w:t>7. Hosting &amp; Infrastructure</w:t>
       </w:r>
     </w:p>
-    <w:tbl>
-      <w:tblPr>
-        <w:tblStyle w:val="TableGrid"/>
-        <w:tblW w:type="auto" w:w="0"/>
-        <w:jc w:val="center"/>
-        <w:tblLayout w:type="fixed"/>
-        <w:tblLook w:firstColumn="1" w:firstRow="1" w:lastColumn="0" w:lastRow="0" w:noHBand="0" w:noVBand="1" w:val="04A0"/>
-      </w:tblPr>
-      <w:tblGrid>
-        <w:gridCol w:w="3106"/>
-        <w:gridCol w:w="3106"/>
-        <w:gridCol w:w="3106"/>
-      </w:tblGrid>
-      <w:tr>
-        <w:tc>
-          <w:tcPr>
-            <w:tcW w:type="dxa" w:w="2016"/>
-            <w:shd w:val="clear" w:fill="0B1F2E"/>
-            <w:tcMar>
-              <w:top w:w="80" w:type="dxa"/>
-              <w:start w:w="120" w:type="dxa"/>
-              <w:bottom w:w="80" w:type="dxa"/>
-              <w:end w:w="120" w:type="dxa"/>
-            </w:tcMar>
-            <w:vAlign w:val="center"/>
-          </w:tcPr>
-          <w:p>
-            <w:pPr>
-              <w:jc w:val="left"/>
-            </w:pPr>
-            <w:r/>
-            <w:r>
-              <w:rPr>
-                <w:rFonts w:ascii="Segoe UI" w:hAnsi="Segoe UI" w:cs="Segoe UI"/>
-                <w:b/>
-                <w:i w:val="0"/>
-                <w:color w:val="FFFFFF"/>
-                <w:sz w:val="19"/>
-              </w:rPr>
-              <w:t>Component</w:t>
-            </w:r>
-          </w:p>
-        </w:tc>
-        <w:tc>
-          <w:tcPr>
-            <w:tcW w:type="dxa" w:w="2304"/>
-            <w:shd w:val="clear" w:fill="0B1F2E"/>
-            <w:tcMar>
-              <w:top w:w="80" w:type="dxa"/>
-              <w:start w:w="120" w:type="dxa"/>
-              <w:bottom w:w="80" w:type="dxa"/>
-              <w:end w:w="120" w:type="dxa"/>
-            </w:tcMar>
-            <w:vAlign w:val="center"/>
-          </w:tcPr>
-          <w:p>
-            <w:pPr>
-              <w:jc w:val="left"/>
-            </w:pPr>
-            <w:r/>
-            <w:r>
-              <w:rPr>
-                <w:rFonts w:ascii="Segoe UI" w:hAnsi="Segoe UI" w:cs="Segoe UI"/>
-                <w:b/>
-                <w:i w:val="0"/>
-                <w:color w:val="FFFFFF"/>
-                <w:sz w:val="19"/>
-              </w:rPr>
-              <w:t>Service</w:t>
-            </w:r>
-          </w:p>
-        </w:tc>
-        <w:tc>
-          <w:tcPr>
-            <w:tcW w:type="dxa" w:w="4896"/>
-            <w:shd w:val="clear" w:fill="0B1F2E"/>
-            <w:tcMar>
-              <w:top w:w="80" w:type="dxa"/>
-              <w:start w:w="120" w:type="dxa"/>
-              <w:bottom w:w="80" w:type="dxa"/>
-              <w:end w:w="120" w:type="dxa"/>
-            </w:tcMar>
-            <w:vAlign w:val="center"/>
-          </w:tcPr>
-          <w:p>
-            <w:pPr>
-              <w:jc w:val="left"/>
-            </w:pPr>
-            <w:r/>
-            <w:r>
-              <w:rPr>
-                <w:rFonts w:ascii="Segoe UI" w:hAnsi="Segoe UI" w:cs="Segoe UI"/>
-                <w:b/>
-                <w:i w:val="0"/>
-                <w:color w:val="FFFFFF"/>
-                <w:sz w:val="19"/>
-              </w:rPr>
-              <w:t>Details</w:t>
-            </w:r>
-          </w:p>
-        </w:tc>
-      </w:tr>
-      <w:tr>
-        <w:tc>
-          <w:tcPr>
-            <w:tcW w:type="dxa" w:w="2016"/>
-            <w:tcMar>
-              <w:top w:w="80" w:type="dxa"/>
-              <w:start w:w="120" w:type="dxa"/>
-              <w:bottom w:w="80" w:type="dxa"/>
-              <w:end w:w="120" w:type="dxa"/>
-            </w:tcMar>
-            <w:vAlign w:val="center"/>
-          </w:tcPr>
-          <w:p>
-            <w:pPr>
-              <w:spacing w:after="20"/>
-            </w:pPr>
-            <w:r/>
-            <w:r>
-              <w:rPr>
-                <w:rFonts w:ascii="Segoe UI" w:hAnsi="Segoe UI" w:cs="Segoe UI"/>
-                <w:b w:val="0"/>
-                <w:i w:val="0"/>
-                <w:color w:val="0B1F2E"/>
-                <w:sz w:val="19"/>
-              </w:rPr>
-              <w:t>Frontend</w:t>
-            </w:r>
-          </w:p>
-        </w:tc>
-        <w:tc>
-          <w:tcPr>
-            <w:tcW w:type="dxa" w:w="2304"/>
-            <w:tcMar>
-              <w:top w:w="80" w:type="dxa"/>
-              <w:start w:w="120" w:type="dxa"/>
-              <w:bottom w:w="80" w:type="dxa"/>
-              <w:end w:w="120" w:type="dxa"/>
-            </w:tcMar>
-            <w:vAlign w:val="center"/>
-          </w:tcPr>
-          <w:p>
-            <w:pPr>
-              <w:spacing w:after="20"/>
-            </w:pPr>
-            <w:r/>
-            <w:r>
-              <w:rPr>
-                <w:rFonts w:ascii="Segoe UI" w:hAnsi="Segoe UI" w:cs="Segoe UI"/>
-                <w:b w:val="0"/>
-                <w:i w:val="0"/>
-                <w:color w:val="0B1F2E"/>
-                <w:sz w:val="19"/>
-              </w:rPr>
-              <w:t>Vercel</w:t>
-            </w:r>
-          </w:p>
-        </w:tc>
-        <w:tc>
-          <w:tcPr>
-            <w:tcW w:type="dxa" w:w="4896"/>
-            <w:tcMar>
-              <w:top w:w="80" w:type="dxa"/>
-              <w:start w:w="120" w:type="dxa"/>
-              <w:bottom w:w="80" w:type="dxa"/>
-              <w:end w:w="120" w:type="dxa"/>
-            </w:tcMar>
-            <w:vAlign w:val="center"/>
-          </w:tcPr>
-          <w:p>
-            <w:pPr>
-              <w:spacing w:after="20"/>
-            </w:pPr>
-            <w:r/>
-            <w:r>
-              <w:rPr>
-                <w:rFonts w:ascii="Segoe UI" w:hAnsi="Segoe UI" w:cs="Segoe UI"/>
-                <w:b w:val="0"/>
-                <w:i w:val="0"/>
-                <w:color w:val="0B1F2E"/>
-                <w:sz w:val="19"/>
-              </w:rPr>
-              <w:t>React SPA, auto-deploys from GitHub main branch</w:t>
-            </w:r>
-          </w:p>
-        </w:tc>
-      </w:tr>
-      <w:tr>
-        <w:tc>
-          <w:tcPr>
-            <w:tcW w:type="dxa" w:w="2016"/>
-            <w:shd w:val="clear" w:fill="F4F8FA"/>
-            <w:tcMar>
-              <w:top w:w="80" w:type="dxa"/>
-              <w:start w:w="120" w:type="dxa"/>
-              <w:bottom w:w="80" w:type="dxa"/>
-              <w:end w:w="120" w:type="dxa"/>
-            </w:tcMar>
-            <w:vAlign w:val="center"/>
-          </w:tcPr>
-          <w:p>
-            <w:pPr>
-              <w:spacing w:after="20"/>
-            </w:pPr>
-            <w:r/>
-            <w:r>
-              <w:rPr>
-                <w:rFonts w:ascii="Segoe UI" w:hAnsi="Segoe UI" w:cs="Segoe UI"/>
-                <w:b w:val="0"/>
-                <w:i w:val="0"/>
-                <w:color w:val="0B1F2E"/>
-                <w:sz w:val="19"/>
-              </w:rPr>
-              <w:t>Backend</w:t>
-            </w:r>
-          </w:p>
-        </w:tc>
-        <w:tc>
-          <w:tcPr>
-            <w:tcW w:type="dxa" w:w="2304"/>
-            <w:shd w:val="clear" w:fill="F4F8FA"/>
-            <w:tcMar>
-              <w:top w:w="80" w:type="dxa"/>
-              <w:start w:w="120" w:type="dxa"/>
-              <w:bottom w:w="80" w:type="dxa"/>
-              <w:end w:w="120" w:type="dxa"/>
-            </w:tcMar>
-            <w:vAlign w:val="center"/>
-          </w:tcPr>
-          <w:p>
-            <w:pPr>
-              <w:spacing w:after="20"/>
-            </w:pPr>
-            <w:r/>
-            <w:r>
-              <w:rPr>
-                <w:rFonts w:ascii="Segoe UI" w:hAnsi="Segoe UI" w:cs="Segoe UI"/>
-                <w:b w:val="0"/>
-                <w:i w:val="0"/>
-                <w:color w:val="0B1F2E"/>
-                <w:sz w:val="19"/>
-              </w:rPr>
-              <w:t>Render</w:t>
-            </w:r>
-          </w:p>
-        </w:tc>
-        <w:tc>
-          <w:tcPr>
-            <w:tcW w:type="dxa" w:w="4896"/>
-            <w:shd w:val="clear" w:fill="F4F8FA"/>
-            <w:tcMar>
-              <w:top w:w="80" w:type="dxa"/>
-              <w:start w:w="120" w:type="dxa"/>
-              <w:bottom w:w="80" w:type="dxa"/>
-              <w:end w:w="120" w:type="dxa"/>
-            </w:tcMar>
-            <w:vAlign w:val="center"/>
-          </w:tcPr>
-          <w:p>
-            <w:pPr>
-              <w:spacing w:after="20"/>
-            </w:pPr>
-            <w:r/>
-            <w:r>
-              <w:rPr>
-                <w:rFonts w:ascii="Segoe UI" w:hAnsi="Segoe UI" w:cs="Segoe UI"/>
-                <w:b w:val="0"/>
-                <w:i w:val="0"/>
-                <w:color w:val="0B1F2E"/>
-                <w:sz w:val="19"/>
-              </w:rPr>
-              <w:t>Node.js/Express, free tier with UptimeRobot keep-alive</w:t>
-            </w:r>
-          </w:p>
-        </w:tc>
-      </w:tr>
-      <w:tr>
-        <w:tc>
-          <w:tcPr>
-            <w:tcW w:type="dxa" w:w="2016"/>
-            <w:tcMar>
-              <w:top w:w="80" w:type="dxa"/>
-              <w:start w:w="120" w:type="dxa"/>
-              <w:bottom w:w="80" w:type="dxa"/>
-              <w:end w:w="120" w:type="dxa"/>
-            </w:tcMar>
-            <w:vAlign w:val="center"/>
-          </w:tcPr>
-          <w:p>
-            <w:pPr>
-              <w:spacing w:after="20"/>
-            </w:pPr>
-            <w:r/>
-            <w:r>
-              <w:rPr>
-                <w:rFonts w:ascii="Segoe UI" w:hAnsi="Segoe UI" w:cs="Segoe UI"/>
-                <w:b w:val="0"/>
-                <w:i w:val="0"/>
-                <w:color w:val="0B1F2E"/>
-                <w:sz w:val="19"/>
-              </w:rPr>
-              <w:t>Database</w:t>
-            </w:r>
-          </w:p>
-        </w:tc>
-        <w:tc>
-          <w:tcPr>
-            <w:tcW w:type="dxa" w:w="2304"/>
-            <w:tcMar>
-              <w:top w:w="80" w:type="dxa"/>
-              <w:start w:w="120" w:type="dxa"/>
-              <w:bottom w:w="80" w:type="dxa"/>
-              <w:end w:w="120" w:type="dxa"/>
-            </w:tcMar>
-            <w:vAlign w:val="center"/>
-          </w:tcPr>
-          <w:p>
-            <w:pPr>
-              <w:spacing w:after="20"/>
-            </w:pPr>
-            <w:r/>
-            <w:r>
-              <w:rPr>
-                <w:rFonts w:ascii="Segoe UI" w:hAnsi="Segoe UI" w:cs="Segoe UI"/>
-                <w:b w:val="0"/>
-                <w:i w:val="0"/>
-                <w:color w:val="0B1F2E"/>
-                <w:sz w:val="19"/>
-              </w:rPr>
-              <w:t>Supabase</w:t>
-            </w:r>
-          </w:p>
-        </w:tc>
-        <w:tc>
-          <w:tcPr>
-            <w:tcW w:type="dxa" w:w="4896"/>
-            <w:tcMar>
-              <w:top w:w="80" w:type="dxa"/>
-              <w:start w:w="120" w:type="dxa"/>
-              <w:bottom w:w="80" w:type="dxa"/>
-              <w:end w:w="120" w:type="dxa"/>
-            </w:tcMar>
-            <w:vAlign w:val="center"/>
-          </w:tcPr>
-          <w:p>
-            <w:pPr>
-              <w:spacing w:after="20"/>
-            </w:pPr>
-            <w:r/>
-            <w:r>
-              <w:rPr>
-                <w:rFonts w:ascii="Segoe UI" w:hAnsi="Segoe UI" w:cs="Segoe UI"/>
-                <w:b w:val="0"/>
-                <w:i w:val="0"/>
-                <w:color w:val="0B1F2E"/>
-                <w:sz w:val="19"/>
-              </w:rPr>
-              <w:t>PostgreSQL with Row Level Security</w:t>
-            </w:r>
-          </w:p>
-        </w:tc>
-      </w:tr>
-      <w:tr>
-        <w:tc>
-          <w:tcPr>
-            <w:tcW w:type="dxa" w:w="2016"/>
-            <w:shd w:val="clear" w:fill="F4F8FA"/>
-            <w:tcMar>
-              <w:top w:w="80" w:type="dxa"/>
-              <w:start w:w="120" w:type="dxa"/>
-              <w:bottom w:w="80" w:type="dxa"/>
-              <w:end w:w="120" w:type="dxa"/>
-            </w:tcMar>
-            <w:vAlign w:val="center"/>
-          </w:tcPr>
-          <w:p>
-            <w:pPr>
-              <w:spacing w:after="20"/>
-            </w:pPr>
-            <w:r/>
-            <w:r>
-              <w:rPr>
-                <w:rFonts w:ascii="Segoe UI" w:hAnsi="Segoe UI" w:cs="Segoe UI"/>
-                <w:b w:val="0"/>
-                <w:i w:val="0"/>
-                <w:color w:val="0B1F2E"/>
-                <w:sz w:val="19"/>
-              </w:rPr>
-              <w:t>Email</w:t>
-            </w:r>
-          </w:p>
-        </w:tc>
-        <w:tc>
-          <w:tcPr>
-            <w:tcW w:type="dxa" w:w="2304"/>
-            <w:shd w:val="clear" w:fill="F4F8FA"/>
-            <w:tcMar>
-              <w:top w:w="80" w:type="dxa"/>
-              <w:start w:w="120" w:type="dxa"/>
-              <w:bottom w:w="80" w:type="dxa"/>
-              <w:end w:w="120" w:type="dxa"/>
-            </w:tcMar>
-            <w:vAlign w:val="center"/>
-          </w:tcPr>
-          <w:p>
-            <w:pPr>
-              <w:spacing w:after="20"/>
-            </w:pPr>
-            <w:r/>
-            <w:r>
-              <w:rPr>
-                <w:rFonts w:ascii="Segoe UI" w:hAnsi="Segoe UI" w:cs="Segoe UI"/>
-                <w:b w:val="0"/>
-                <w:i w:val="0"/>
-                <w:color w:val="0B1F2E"/>
-                <w:sz w:val="19"/>
-              </w:rPr>
-              <w:t>Brevo</w:t>
-            </w:r>
-          </w:p>
-        </w:tc>
-        <w:tc>
-          <w:tcPr>
-            <w:tcW w:type="dxa" w:w="4896"/>
-            <w:shd w:val="clear" w:fill="F4F8FA"/>
-            <w:tcMar>
-              <w:top w:w="80" w:type="dxa"/>
-              <w:start w:w="120" w:type="dxa"/>
-              <w:bottom w:w="80" w:type="dxa"/>
-              <w:end w:w="120" w:type="dxa"/>
-            </w:tcMar>
-            <w:vAlign w:val="center"/>
-          </w:tcPr>
-          <w:p>
-            <w:pPr>
-              <w:spacing w:after="20"/>
-            </w:pPr>
-            <w:r/>
-            <w:r>
-              <w:rPr>
-                <w:rFonts w:ascii="Segoe UI" w:hAnsi="Segoe UI" w:cs="Segoe UI"/>
-                <w:b w:val="0"/>
-                <w:i w:val="0"/>
-                <w:color w:val="0B1F2E"/>
-                <w:sz w:val="19"/>
-              </w:rPr>
-              <w:t>Transactional OTP emails, 300/day free tier</w:t>
-            </w:r>
-          </w:p>
-        </w:tc>
-      </w:tr>
-      <w:tr>
-        <w:tc>
-          <w:tcPr>
-            <w:tcW w:type="dxa" w:w="2016"/>
-            <w:tcMar>
-              <w:top w:w="80" w:type="dxa"/>
-              <w:start w:w="120" w:type="dxa"/>
-              <w:bottom w:w="80" w:type="dxa"/>
-              <w:end w:w="120" w:type="dxa"/>
-            </w:tcMar>
-            <w:vAlign w:val="center"/>
-          </w:tcPr>
-          <w:p>
-            <w:pPr>
-              <w:spacing w:after="20"/>
-            </w:pPr>
-            <w:r/>
-            <w:r>
-              <w:rPr>
-                <w:rFonts w:ascii="Segoe UI" w:hAnsi="Segoe UI" w:cs="Segoe UI"/>
-                <w:b w:val="0"/>
-                <w:i w:val="0"/>
-                <w:color w:val="0B1F2E"/>
-                <w:sz w:val="19"/>
-              </w:rPr>
-              <w:t>Monitoring</w:t>
-            </w:r>
-          </w:p>
-        </w:tc>
-        <w:tc>
-          <w:tcPr>
-            <w:tcW w:type="dxa" w:w="2304"/>
-            <w:tcMar>
-              <w:top w:w="80" w:type="dxa"/>
-              <w:start w:w="120" w:type="dxa"/>
-              <w:bottom w:w="80" w:type="dxa"/>
-              <w:end w:w="120" w:type="dxa"/>
-            </w:tcMar>
-            <w:vAlign w:val="center"/>
-          </w:tcPr>
-          <w:p>
-            <w:pPr>
-              <w:spacing w:after="20"/>
-            </w:pPr>
-            <w:r/>
-            <w:r>
-              <w:rPr>
-                <w:rFonts w:ascii="Segoe UI" w:hAnsi="Segoe UI" w:cs="Segoe UI"/>
-                <w:b w:val="0"/>
-                <w:i w:val="0"/>
-                <w:color w:val="0B1F2E"/>
-                <w:sz w:val="19"/>
-              </w:rPr>
-              <w:t>UptimeRobot</w:t>
-            </w:r>
-          </w:p>
-        </w:tc>
-        <w:tc>
-          <w:tcPr>
-            <w:tcW w:type="dxa" w:w="4896"/>
-            <w:tcMar>
-              <w:top w:w="80" w:type="dxa"/>
-              <w:start w:w="120" w:type="dxa"/>
-              <w:bottom w:w="80" w:type="dxa"/>
-              <w:end w:w="120" w:type="dxa"/>
-            </w:tcMar>
-            <w:vAlign w:val="center"/>
-          </w:tcPr>
-          <w:p>
-            <w:pPr>
-              <w:spacing w:after="20"/>
-            </w:pPr>
-            <w:r/>
-            <w:r>
-              <w:rPr>
-                <w:rFonts w:ascii="Segoe UI" w:hAnsi="Segoe UI" w:cs="Segoe UI"/>
-                <w:b w:val="0"/>
-                <w:i w:val="0"/>
-                <w:color w:val="0B1F2E"/>
-                <w:sz w:val="19"/>
-              </w:rPr>
-              <w:t>5-minute health checks on /api/health</w:t>
-            </w:r>
-          </w:p>
-        </w:tc>
-      </w:tr>
-      <w:tr>
-        <w:tc>
-          <w:tcPr>
-            <w:tcW w:type="dxa" w:w="2016"/>
-            <w:shd w:val="clear" w:fill="F4F8FA"/>
-            <w:tcMar>
-              <w:top w:w="80" w:type="dxa"/>
-              <w:start w:w="120" w:type="dxa"/>
-              <w:bottom w:w="80" w:type="dxa"/>
-              <w:end w:w="120" w:type="dxa"/>
-            </w:tcMar>
-            <w:vAlign w:val="center"/>
-          </w:tcPr>
-          <w:p>
-            <w:pPr>
-              <w:spacing w:after="20"/>
-            </w:pPr>
-            <w:r/>
-            <w:r>
-              <w:rPr>
-                <w:rFonts w:ascii="Segoe UI" w:hAnsi="Segoe UI" w:cs="Segoe UI"/>
-                <w:b w:val="0"/>
-                <w:i w:val="0"/>
-                <w:color w:val="0B1F2E"/>
-                <w:sz w:val="19"/>
-              </w:rPr>
-              <w:t>Bot</w:t>
-            </w:r>
-          </w:p>
-        </w:tc>
-        <w:tc>
-          <w:tcPr>
-            <w:tcW w:type="dxa" w:w="2304"/>
-            <w:shd w:val="clear" w:fill="F4F8FA"/>
-            <w:tcMar>
-              <w:top w:w="80" w:type="dxa"/>
-              <w:start w:w="120" w:type="dxa"/>
-              <w:bottom w:w="80" w:type="dxa"/>
-              <w:end w:w="120" w:type="dxa"/>
-            </w:tcMar>
-            <w:vAlign w:val="center"/>
-          </w:tcPr>
-          <w:p>
-            <w:pPr>
-              <w:spacing w:after="20"/>
-            </w:pPr>
-            <w:r/>
-            <w:r>
-              <w:rPr>
-                <w:rFonts w:ascii="Segoe UI" w:hAnsi="Segoe UI" w:cs="Segoe UI"/>
-                <w:b w:val="0"/>
-                <w:i w:val="0"/>
-                <w:color w:val="0B1F2E"/>
-                <w:sz w:val="19"/>
-              </w:rPr>
-              <w:t>Telegram API</w:t>
-            </w:r>
-          </w:p>
-        </w:tc>
-        <w:tc>
-          <w:tcPr>
-            <w:tcW w:type="dxa" w:w="4896"/>
-            <w:shd w:val="clear" w:fill="F4F8FA"/>
-            <w:tcMar>
-              <w:top w:w="80" w:type="dxa"/>
-              <w:start w:w="120" w:type="dxa"/>
-              <w:bottom w:w="80" w:type="dxa"/>
-              <w:end w:w="120" w:type="dxa"/>
-            </w:tcMar>
-            <w:vAlign w:val="center"/>
-          </w:tcPr>
-          <w:p>
-            <w:pPr>
-              <w:spacing w:after="20"/>
-            </w:pPr>
-            <w:r/>
-            <w:r>
-              <w:rPr>
-                <w:rFonts w:ascii="Segoe UI" w:hAnsi="Segoe UI" w:cs="Segoe UI"/>
-                <w:b w:val="0"/>
-                <w:i w:val="0"/>
-                <w:color w:val="0B1F2E"/>
-                <w:sz w:val="19"/>
-              </w:rPr>
-              <w:t>node-telegram-bot-api with long polling</w:t>
-            </w:r>
-          </w:p>
-        </w:tc>
-      </w:tr>
-    </w:tbl>
     <w:p>
       <w:pPr>
-        <w:spacing w:after="40"/>
+        <w:pStyle w:val="ListBullet"/>
       </w:pPr>
+      <w:r>
+        <w:t>Frontend: Vercel (auto-deploys from GitHub main branch, SPA fallback via vercel.json)</w:t>
+      </w:r>
+    </w:p>
+    <w:p>
+      <w:pPr>
+        <w:pStyle w:val="ListBullet"/>
+      </w:pPr>
+      <w:r>
+        <w:t>Backend: Render (auto-deploys from GitHub main, Express + TypeScript)</w:t>
+      </w:r>
+    </w:p>
+    <w:p>
+      <w:pPr>
+        <w:pStyle w:val="ListBullet"/>
+      </w:pPr>
+      <w:r>
+        <w:t>Database: Supabase PostgreSQL (AWS-hosted), RLS policies + service role key</w:t>
+      </w:r>
+    </w:p>
+    <w:p>
+      <w:pPr>
+        <w:pStyle w:val="ListBullet"/>
+      </w:pPr>
+      <w:r>
+        <w:t>Secrets: All via environment variables (JWT_SECRET, API keys, DB credentials)</w:t>
+      </w:r>
+    </w:p>
+    <w:p>
+      <w:pPr>
+        <w:pStyle w:val="ListBullet"/>
+      </w:pPr>
+      <w:r>
+        <w:t>Telegram bot runs automatically with backend server on Render</w:t>
+      </w:r>
+    </w:p>
+    <w:p>
+      <w:pPr>
+        <w:pStyle w:val="ListBullet"/>
+      </w:pPr>
+      <w:r>
+        <w:t>Cron job for daily payment reminders (9 AM Cambodia time, Asia/Phnom_Penh)</w:t>
+      </w:r>
+    </w:p>
+    <w:p>
+      <w:pPr>
+        <w:pStyle w:val="ListBullet"/>
+      </w:pPr>
+      <w:r>
+        <w:t>HTTPS enforced on all deployed endpoints, CORS restricted to frontend origin</w:t>
+      </w:r>
     </w:p>
     <w:sectPr>
-      <w:headerReference w:type="default" r:id="rId9"/>
-      <w:footerReference w:type="default" r:id="rId10"/>
-      <w:pgSz w:w="11909" w:h="16834"/>
-      <w:pgMar w:top="1152" w:right="1296" w:bottom="1152" w:left="1296" w:header="720" w:footer="720" w:gutter="0"/>
+      <w:pgSz w:w="12240" w:h="15840"/>
+      <w:pgMar w:top="1440" w:right="1800" w:bottom="1440" w:left="1800" w:header="720" w:footer="720" w:gutter="0"/>
       <w:cols w:space="720"/>
       <w:docGrid w:linePitch="360"/>
     </w:sectPr>
   </w:body>
 </w:document>
-</file>
-
-<file path=word/footer1.xml><?xml version="1.0" encoding="utf-8"?>
-<w:ftr xmlns:m="http://schemas.openxmlformats.org/officeDocument/2006/math" xmlns:mc="http://schemas.openxmlformats.org/markup-compatibility/2006" xmlns:mo="http://schemas.microsoft.com/office/mac/office/2008/main" xmlns:mv="urn:schemas-microsoft-com:mac:vml" xmlns:o="urn:schemas-microsoft-com:office:office" xmlns:r="http://schemas.openxmlformats.org/officeDocument/2006/relationships" xmlns:v="urn:schemas-microsoft-com:vml" xmlns:w10="urn:schemas-microsoft-com:office:word" xmlns:w14="http://schemas.microsoft.com/office/word/2010/wordml" xmlns:w="http://schemas.openxmlformats.org/wordprocessingml/2006/main" xmlns:wne="http://schemas.microsoft.com/office/word/2006/wordml" xmlns:wp14="http://schemas.microsoft.com/office/word/2010/wordprocessingDrawing" xmlns:wp="http://schemas.openxmlformats.org/drawingml/2006/wordprocessingDrawing" xmlns:wpc="http://schemas.microsoft.com/office/word/2010/wordprocessingCanvas" xmlns:wpg="http://schemas.microsoft.com/office/word/2010/wordprocessingGroup" xmlns:wpi="http://schemas.microsoft.com/office/word/2010/wordprocessingInk" xmlns:wps="http://schemas.microsoft.com/office/word/2010/wordprocessingShape" mc:Ignorable="w14 wp14">
-  <w:p>
-    <w:pPr>
-      <w:pStyle w:val="Footer"/>
-      <w:jc w:val="center"/>
-    </w:pPr>
-    <w:r/>
-    <w:r>
-      <w:rPr>
-        <w:rFonts w:ascii="Segoe UI" w:hAnsi="Segoe UI" w:cs="Segoe UI"/>
-        <w:b w:val="0"/>
-        <w:i w:val="0"/>
-        <w:color w:val="6B7A89"/>
-        <w:sz w:val="16"/>
-      </w:rPr>
-      <w:t>NexusFinance — Platform Report  •  NF-DOC-002  •  Internal &amp; Confidential</w:t>
-    </w:r>
-    <w:r>
-      <w:rPr>
-        <w:rFonts w:ascii="Segoe UI" w:hAnsi="Segoe UI" w:cs="Segoe UI"/>
-        <w:b w:val="0"/>
-        <w:i w:val="0"/>
-        <w:color w:val="6B7A89"/>
-        <w:sz w:val="16"/>
-      </w:rPr>
-      <w:t xml:space="preserve">  •  Page </w:t>
-    </w:r>
-    <w:r>
-      <w:fldChar w:fldCharType="begin"/>
-      <w:instrText xml:space="preserve">PAGE</w:instrText>
-      <w:fldChar w:fldCharType="separate"/>
-      <w:t>1</w:t>
-      <w:fldChar w:fldCharType="end"/>
-    </w:r>
-  </w:p>
-</w:ftr>
-</file>
-
-<file path=word/header1.xml><?xml version="1.0" encoding="utf-8"?>
-<w:hdr xmlns:m="http://schemas.openxmlformats.org/officeDocument/2006/math" xmlns:mc="http://schemas.openxmlformats.org/markup-compatibility/2006" xmlns:mo="http://schemas.microsoft.com/office/mac/office/2008/main" xmlns:mv="urn:schemas-microsoft-com:mac:vml" xmlns:o="urn:schemas-microsoft-com:office:office" xmlns:r="http://schemas.openxmlformats.org/officeDocument/2006/relationships" xmlns:v="urn:schemas-microsoft-com:vml" xmlns:w10="urn:schemas-microsoft-com:office:word" xmlns:w14="http://schemas.microsoft.com/office/word/2010/wordml" xmlns:w="http://schemas.openxmlformats.org/wordprocessingml/2006/main" xmlns:wne="http://schemas.microsoft.com/office/word/2006/wordml" xmlns:wp14="http://schemas.microsoft.com/office/word/2010/wordprocessingDrawing" xmlns:wp="http://schemas.openxmlformats.org/drawingml/2006/wordprocessingDrawing" xmlns:wpc="http://schemas.microsoft.com/office/word/2010/wordprocessingCanvas" xmlns:wpg="http://schemas.microsoft.com/office/word/2010/wordprocessingGroup" xmlns:wpi="http://schemas.microsoft.com/office/word/2010/wordprocessingInk" xmlns:wps="http://schemas.microsoft.com/office/word/2010/wordprocessingShape" mc:Ignorable="w14 wp14">
-  <w:p>
-    <w:pPr>
-      <w:pStyle w:val="Header"/>
-    </w:pPr>
-    <w:r/>
-  </w:p>
-</w:hdr>
 </file>
 
 <file path=word/numbering.xml><?xml version="1.0" encoding="utf-8"?>
@@ -4147,14 +1059,6 @@
     <w:name w:val="Normal"/>
     <w:qFormat/>
     <w:rsid w:val="00FC693F"/>
-    <w:pPr>
-      <w:spacing w:after="140" w:line="324" w:lineRule="auto"/>
-    </w:pPr>
-    <w:rPr>
-      <w:rFonts w:ascii="Segoe UI" w:hAnsi="Segoe UI" w:cs="Segoe UI"/>
-      <w:color w:val="0B1F2E"/>
-      <w:sz w:val="21"/>
-    </w:rPr>
   </w:style>
   <w:style w:type="paragraph" w:styleId="Header">
     <w:name w:val="header"/>

--- a/DOC/EN/NF-DOC-002_Platform_Report_EN.docx
+++ b/DOC/EN/NF-DOC-002_Platform_Report_EN.docx
@@ -2,698 +2,4368 @@
 <file path=word/document.xml><?xml version="1.0" encoding="utf-8"?>
 <w:document xmlns:wpc="http://schemas.microsoft.com/office/word/2010/wordprocessingCanvas" xmlns:mo="http://schemas.microsoft.com/office/mac/office/2008/main" xmlns:mc="http://schemas.openxmlformats.org/markup-compatibility/2006" xmlns:mv="urn:schemas-microsoft-com:mac:vml" xmlns:o="urn:schemas-microsoft-com:office:office" xmlns:r="http://schemas.openxmlformats.org/officeDocument/2006/relationships" xmlns:m="http://schemas.openxmlformats.org/officeDocument/2006/math" xmlns:v="urn:schemas-microsoft-com:vml" xmlns:wp14="http://schemas.microsoft.com/office/word/2010/wordprocessingDrawing" xmlns:wp="http://schemas.openxmlformats.org/drawingml/2006/wordprocessingDrawing" xmlns:w10="urn:schemas-microsoft-com:office:word" xmlns:w="http://schemas.openxmlformats.org/wordprocessingml/2006/main" xmlns:w14="http://schemas.microsoft.com/office/word/2010/wordml" xmlns:wpg="http://schemas.microsoft.com/office/word/2010/wordprocessingGroup" xmlns:wpi="http://schemas.microsoft.com/office/word/2010/wordprocessingInk" xmlns:wne="http://schemas.microsoft.com/office/word/2006/wordml" xmlns:wps="http://schemas.microsoft.com/office/word/2010/wordprocessingShape" mc:Ignorable="w14 wp14">
   <w:body>
+    <w:tbl>
+      <w:tblPr>
+        <w:tblStyle w:val="TableGrid"/>
+        <w:tblW w:type="auto" w:w="0"/>
+        <w:tblLook w:firstColumn="1" w:firstRow="1" w:lastColumn="0" w:lastRow="0" w:noHBand="0" w:noVBand="1" w:val="04A0"/>
+      </w:tblPr>
+      <w:tblGrid>
+        <w:gridCol w:w="9317"/>
+      </w:tblGrid>
+      <w:tr>
+        <w:tc>
+          <w:tcPr>
+            <w:tcW w:type="dxa" w:w="9317"/>
+            <w:shd w:val="clear" w:fill="0B1F2E"/>
+            <w:tcMar>
+              <w:top w:w="180" w:type="dxa"/>
+              <w:start w:w="240" w:type="dxa"/>
+              <w:bottom w:w="180" w:type="dxa"/>
+              <w:end w:w="240" w:type="dxa"/>
+            </w:tcMar>
+          </w:tcPr>
+          <w:p>
+            <w:r/>
+            <w:r>
+              <w:rPr>
+                <w:rFonts w:ascii="Segoe UI" w:hAnsi="Segoe UI" w:cs="Segoe UI"/>
+                <w:b/>
+                <w:i w:val="0"/>
+                <w:color w:val="00BDAA"/>
+                <w:sz w:val="26"/>
+              </w:rPr>
+              <w:t>NEXUSFINANCE</w:t>
+            </w:r>
+          </w:p>
+          <w:p>
+            <w:pPr>
+              <w:spacing w:after="0"/>
+            </w:pPr>
+            <w:r>
+              <w:rPr>
+                <w:rFonts w:ascii="Segoe UI" w:hAnsi="Segoe UI" w:cs="Segoe UI"/>
+                <w:b w:val="0"/>
+                <w:i w:val="0"/>
+                <w:color w:val="9FB4C4"/>
+                <w:sz w:val="18"/>
+              </w:rPr>
+              <w:t>Secure • Modern • Cutting-edge  |  Lending Platform for Cambodia</w:t>
+            </w:r>
+          </w:p>
+        </w:tc>
+      </w:tr>
+    </w:tbl>
     <w:p>
       <w:pPr>
-        <w:pStyle w:val="Title"/>
+        <w:spacing w:after="40"/>
+      </w:pPr>
+    </w:p>
+    <w:p>
+      <w:pPr>
+        <w:spacing w:after="600"/>
+      </w:pPr>
+    </w:p>
+    <w:p>
+      <w:pPr>
+        <w:spacing w:after="120"/>
+        <w:jc w:val="left"/>
       </w:pPr>
       <w:r>
+        <w:rPr>
+          <w:rFonts w:ascii="Segoe UI" w:hAnsi="Segoe UI" w:cs="Segoe UI"/>
+          <w:b/>
+          <w:i w:val="0"/>
+          <w:color w:val="0B1F2E"/>
+          <w:sz w:val="68"/>
+        </w:rPr>
         <w:t>NexusFinance — Platform Report</w:t>
       </w:r>
     </w:p>
     <w:p>
+      <w:pPr>
+        <w:pBdr>
+          <w:bottom w:val="single" w:sz="24" w:space="4" w:color="00BDAA"/>
+        </w:pBdr>
+        <w:spacing w:after="240"/>
+      </w:pPr>
+    </w:p>
+    <w:p>
+      <w:pPr>
+        <w:spacing w:after="80"/>
+      </w:pPr>
       <w:r>
+        <w:rPr>
+          <w:rFonts w:ascii="Segoe UI" w:hAnsi="Segoe UI" w:cs="Segoe UI"/>
+          <w:b w:val="0"/>
+          <w:i w:val="0"/>
+          <w:color w:val="475A6B"/>
+          <w:sz w:val="26"/>
+        </w:rPr>
         <w:t>Digital Lending Platform for Cambodia</w:t>
       </w:r>
     </w:p>
     <w:p>
+      <w:pPr>
+        <w:spacing w:after="0"/>
+      </w:pPr>
       <w:r>
+        <w:rPr>
+          <w:rFonts w:ascii="Segoe UI" w:hAnsi="Segoe UI" w:cs="Segoe UI"/>
+          <w:b/>
+          <w:i w:val="0"/>
+          <w:color w:val="008A7C"/>
+          <w:sz w:val="20"/>
+        </w:rPr>
         <w:t>EN</w:t>
       </w:r>
     </w:p>
     <w:p>
+      <w:pPr>
+        <w:spacing w:after="600"/>
+      </w:pPr>
+    </w:p>
+    <w:tbl>
+      <w:tblPr>
+        <w:tblStyle w:val="TableGrid"/>
+        <w:tblW w:type="auto" w:w="0"/>
+        <w:tblLook w:firstColumn="1" w:firstRow="1" w:lastColumn="0" w:lastRow="0" w:noHBand="0" w:noVBand="1" w:val="04A0"/>
+      </w:tblPr>
+      <w:tblGrid>
+        <w:gridCol w:w="4658"/>
+        <w:gridCol w:w="4658"/>
+      </w:tblGrid>
+      <w:tr>
+        <w:tc>
+          <w:tcPr>
+            <w:tcW w:type="dxa" w:w="3168"/>
+            <w:shd w:val="clear" w:fill="F4F8FA"/>
+            <w:tcMar>
+              <w:top w:w="80" w:type="dxa"/>
+              <w:start w:w="120" w:type="dxa"/>
+              <w:bottom w:w="80" w:type="dxa"/>
+              <w:end w:w="120" w:type="dxa"/>
+            </w:tcMar>
+          </w:tcPr>
+          <w:p>
+            <w:r/>
+            <w:r>
+              <w:rPr>
+                <w:rFonts w:ascii="Segoe UI" w:hAnsi="Segoe UI" w:cs="Segoe UI"/>
+                <w:b/>
+                <w:i w:val="0"/>
+                <w:color w:val="0B1F2E"/>
+                <w:sz w:val="20"/>
+              </w:rPr>
+              <w:t>Document Number</w:t>
+            </w:r>
+          </w:p>
+        </w:tc>
+        <w:tc>
+          <w:tcPr>
+            <w:tcW w:type="dxa" w:w="6048"/>
+            <w:tcMar>
+              <w:top w:w="80" w:type="dxa"/>
+              <w:start w:w="120" w:type="dxa"/>
+              <w:bottom w:w="80" w:type="dxa"/>
+              <w:end w:w="120" w:type="dxa"/>
+            </w:tcMar>
+          </w:tcPr>
+          <w:p>
+            <w:r/>
+            <w:r>
+              <w:rPr>
+                <w:rFonts w:ascii="Segoe UI" w:hAnsi="Segoe UI" w:cs="Segoe UI"/>
+                <w:b w:val="0"/>
+                <w:i w:val="0"/>
+                <w:color w:val="475A6B"/>
+                <w:sz w:val="20"/>
+              </w:rPr>
+              <w:t>NF-DOC-002</w:t>
+            </w:r>
+          </w:p>
+        </w:tc>
+      </w:tr>
+      <w:tr>
+        <w:tc>
+          <w:tcPr>
+            <w:tcW w:type="dxa" w:w="3168"/>
+            <w:shd w:val="clear" w:fill="F4F8FA"/>
+            <w:tcMar>
+              <w:top w:w="80" w:type="dxa"/>
+              <w:start w:w="120" w:type="dxa"/>
+              <w:bottom w:w="80" w:type="dxa"/>
+              <w:end w:w="120" w:type="dxa"/>
+            </w:tcMar>
+          </w:tcPr>
+          <w:p>
+            <w:r/>
+            <w:r>
+              <w:rPr>
+                <w:rFonts w:ascii="Segoe UI" w:hAnsi="Segoe UI" w:cs="Segoe UI"/>
+                <w:b/>
+                <w:i w:val="0"/>
+                <w:color w:val="0B1F2E"/>
+                <w:sz w:val="20"/>
+              </w:rPr>
+              <w:t>Version</w:t>
+            </w:r>
+          </w:p>
+        </w:tc>
+        <w:tc>
+          <w:tcPr>
+            <w:tcW w:type="dxa" w:w="6048"/>
+            <w:tcMar>
+              <w:top w:w="80" w:type="dxa"/>
+              <w:start w:w="120" w:type="dxa"/>
+              <w:bottom w:w="80" w:type="dxa"/>
+              <w:end w:w="120" w:type="dxa"/>
+            </w:tcMar>
+          </w:tcPr>
+          <w:p>
+            <w:r/>
+            <w:r>
+              <w:rPr>
+                <w:rFonts w:ascii="Segoe UI" w:hAnsi="Segoe UI" w:cs="Segoe UI"/>
+                <w:b w:val="0"/>
+                <w:i w:val="0"/>
+                <w:color w:val="475A6B"/>
+                <w:sz w:val="20"/>
+              </w:rPr>
+              <w:t>1.1</w:t>
+            </w:r>
+          </w:p>
+        </w:tc>
+      </w:tr>
+      <w:tr>
+        <w:tc>
+          <w:tcPr>
+            <w:tcW w:type="dxa" w:w="3168"/>
+            <w:shd w:val="clear" w:fill="F4F8FA"/>
+            <w:tcMar>
+              <w:top w:w="80" w:type="dxa"/>
+              <w:start w:w="120" w:type="dxa"/>
+              <w:bottom w:w="80" w:type="dxa"/>
+              <w:end w:w="120" w:type="dxa"/>
+            </w:tcMar>
+          </w:tcPr>
+          <w:p>
+            <w:r/>
+            <w:r>
+              <w:rPr>
+                <w:rFonts w:ascii="Segoe UI" w:hAnsi="Segoe UI" w:cs="Segoe UI"/>
+                <w:b/>
+                <w:i w:val="0"/>
+                <w:color w:val="0B1F2E"/>
+                <w:sz w:val="20"/>
+              </w:rPr>
+              <w:t>Date</w:t>
+            </w:r>
+          </w:p>
+        </w:tc>
+        <w:tc>
+          <w:tcPr>
+            <w:tcW w:type="dxa" w:w="6048"/>
+            <w:tcMar>
+              <w:top w:w="80" w:type="dxa"/>
+              <w:start w:w="120" w:type="dxa"/>
+              <w:bottom w:w="80" w:type="dxa"/>
+              <w:end w:w="120" w:type="dxa"/>
+            </w:tcMar>
+          </w:tcPr>
+          <w:p>
+            <w:r/>
+            <w:r>
+              <w:rPr>
+                <w:rFonts w:ascii="Segoe UI" w:hAnsi="Segoe UI" w:cs="Segoe UI"/>
+                <w:b w:val="0"/>
+                <w:i w:val="0"/>
+                <w:color w:val="475A6B"/>
+                <w:sz w:val="20"/>
+              </w:rPr>
+              <w:t>August 2026</w:t>
+            </w:r>
+          </w:p>
+        </w:tc>
+      </w:tr>
+      <w:tr>
+        <w:tc>
+          <w:tcPr>
+            <w:tcW w:type="dxa" w:w="3168"/>
+            <w:shd w:val="clear" w:fill="F4F8FA"/>
+            <w:tcMar>
+              <w:top w:w="80" w:type="dxa"/>
+              <w:start w:w="120" w:type="dxa"/>
+              <w:bottom w:w="80" w:type="dxa"/>
+              <w:end w:w="120" w:type="dxa"/>
+            </w:tcMar>
+          </w:tcPr>
+          <w:p>
+            <w:r/>
+            <w:r>
+              <w:rPr>
+                <w:rFonts w:ascii="Segoe UI" w:hAnsi="Segoe UI" w:cs="Segoe UI"/>
+                <w:b/>
+                <w:i w:val="0"/>
+                <w:color w:val="0B1F2E"/>
+                <w:sz w:val="20"/>
+              </w:rPr>
+              <w:t>Prepared By</w:t>
+            </w:r>
+          </w:p>
+        </w:tc>
+        <w:tc>
+          <w:tcPr>
+            <w:tcW w:type="dxa" w:w="6048"/>
+            <w:tcMar>
+              <w:top w:w="80" w:type="dxa"/>
+              <w:start w:w="120" w:type="dxa"/>
+              <w:bottom w:w="80" w:type="dxa"/>
+              <w:end w:w="120" w:type="dxa"/>
+            </w:tcMar>
+          </w:tcPr>
+          <w:p>
+            <w:r/>
+            <w:r>
+              <w:rPr>
+                <w:rFonts w:ascii="Segoe UI" w:hAnsi="Segoe UI" w:cs="Segoe UI"/>
+                <w:b w:val="0"/>
+                <w:i w:val="0"/>
+                <w:color w:val="475A6B"/>
+                <w:sz w:val="20"/>
+              </w:rPr>
+              <w:t>NDX Digital Support</w:t>
+            </w:r>
+          </w:p>
+        </w:tc>
+      </w:tr>
+      <w:tr>
+        <w:tc>
+          <w:tcPr>
+            <w:tcW w:type="dxa" w:w="3168"/>
+            <w:shd w:val="clear" w:fill="F4F8FA"/>
+            <w:tcMar>
+              <w:top w:w="80" w:type="dxa"/>
+              <w:start w:w="120" w:type="dxa"/>
+              <w:bottom w:w="80" w:type="dxa"/>
+              <w:end w:w="120" w:type="dxa"/>
+            </w:tcMar>
+          </w:tcPr>
+          <w:p>
+            <w:r/>
+            <w:r>
+              <w:rPr>
+                <w:rFonts w:ascii="Segoe UI" w:hAnsi="Segoe UI" w:cs="Segoe UI"/>
+                <w:b/>
+                <w:i w:val="0"/>
+                <w:color w:val="0B1F2E"/>
+                <w:sz w:val="20"/>
+              </w:rPr>
+              <w:t>Classification</w:t>
+            </w:r>
+          </w:p>
+        </w:tc>
+        <w:tc>
+          <w:tcPr>
+            <w:tcW w:type="dxa" w:w="6048"/>
+            <w:tcMar>
+              <w:top w:w="80" w:type="dxa"/>
+              <w:start w:w="120" w:type="dxa"/>
+              <w:bottom w:w="80" w:type="dxa"/>
+              <w:end w:w="120" w:type="dxa"/>
+            </w:tcMar>
+          </w:tcPr>
+          <w:p>
+            <w:r/>
+            <w:r>
+              <w:rPr>
+                <w:rFonts w:ascii="Segoe UI" w:hAnsi="Segoe UI" w:cs="Segoe UI"/>
+                <w:b w:val="0"/>
+                <w:i w:val="0"/>
+                <w:color w:val="475A6B"/>
+                <w:sz w:val="20"/>
+              </w:rPr>
+              <w:t>Internal &amp; Confidential</w:t>
+            </w:r>
+          </w:p>
+        </w:tc>
+      </w:tr>
+    </w:tbl>
+    <w:p>
+      <w:pPr>
+        <w:spacing w:after="280"/>
+      </w:pPr>
+    </w:p>
+    <w:p>
       <w:r>
-        <w:t>Full Project Report  •  Features  •  Architecture  •  Integrations  •  Phone OTP</w:t>
+        <w:rPr>
+          <w:rFonts w:ascii="Segoe UI" w:hAnsi="Segoe UI" w:cs="Segoe UI"/>
+          <w:b w:val="0"/>
+          <w:i w:val="0"/>
+          <w:color w:val="6B7A89"/>
+          <w:sz w:val="18"/>
+        </w:rPr>
+        <w:t>Full Project Report  •  Features  •  Architecture  •  Integrations</w:t>
+      </w:r>
+    </w:p>
+    <w:p>
+      <w:r>
+        <w:br w:type="page"/>
+      </w:r>
+    </w:p>
+    <w:p>
+      <w:pPr>
+        <w:spacing w:after="120"/>
+        <w:pBdr>
+          <w:bottom w:val="single" w:sz="12" w:space="4" w:color="00BDAA"/>
+        </w:pBdr>
+      </w:pPr>
+      <w:r>
+        <w:rPr>
+          <w:rFonts w:ascii="Segoe UI" w:hAnsi="Segoe UI" w:cs="Segoe UI"/>
+          <w:b/>
+          <w:i w:val="0"/>
+          <w:color w:val="0B1F2E"/>
+          <w:sz w:val="32"/>
+        </w:rPr>
+        <w:t>Table of Contents</w:t>
+      </w:r>
+    </w:p>
+    <w:p>
+      <w:pPr>
+        <w:spacing w:after="160"/>
+      </w:pPr>
+    </w:p>
+    <w:p>
+      <w:pPr>
+        <w:tabs>
+          <w:tab w:pos="9360" w:val="right" w:leader="hyphen"/>
+        </w:tabs>
+        <w:spacing w:after="80"/>
+      </w:pPr>
+      <w:r>
+        <w:rPr>
+          <w:rFonts w:ascii="Segoe UI" w:hAnsi="Segoe UI" w:cs="Segoe UI"/>
+          <w:b/>
+          <w:i w:val="0"/>
+          <w:color w:val="008A7C"/>
+          <w:sz w:val="22"/>
+        </w:rPr>
+        <w:t xml:space="preserve">1.  </w:t>
+      </w:r>
+      <w:r>
+        <w:rPr>
+          <w:rFonts w:ascii="Segoe UI" w:hAnsi="Segoe UI" w:cs="Segoe UI"/>
+          <w:b w:val="0"/>
+          <w:i w:val="0"/>
+          <w:color w:val="0B1F2E"/>
+          <w:sz w:val="22"/>
+        </w:rPr>
+        <w:t>Project Overview</w:t>
+      </w:r>
+    </w:p>
+    <w:p>
+      <w:pPr>
+        <w:tabs>
+          <w:tab w:pos="9360" w:val="right" w:leader="hyphen"/>
+        </w:tabs>
+        <w:spacing w:after="80"/>
+      </w:pPr>
+      <w:r>
+        <w:rPr>
+          <w:rFonts w:ascii="Segoe UI" w:hAnsi="Segoe UI" w:cs="Segoe UI"/>
+          <w:b/>
+          <w:i w:val="0"/>
+          <w:color w:val="008A7C"/>
+          <w:sz w:val="22"/>
+        </w:rPr>
+        <w:t xml:space="preserve">2.  </w:t>
+      </w:r>
+      <w:r>
+        <w:rPr>
+          <w:rFonts w:ascii="Segoe UI" w:hAnsi="Segoe UI" w:cs="Segoe UI"/>
+          <w:b w:val="0"/>
+          <w:i w:val="0"/>
+          <w:color w:val="0B1F2E"/>
+          <w:sz w:val="22"/>
+        </w:rPr>
+        <w:t>Portal Features</w:t>
+      </w:r>
+    </w:p>
+    <w:p>
+      <w:pPr>
+        <w:tabs>
+          <w:tab w:pos="9360" w:val="right" w:leader="hyphen"/>
+        </w:tabs>
+        <w:spacing w:after="80"/>
+      </w:pPr>
+      <w:r>
+        <w:rPr>
+          <w:rFonts w:ascii="Segoe UI" w:hAnsi="Segoe UI" w:cs="Segoe UI"/>
+          <w:b/>
+          <w:i w:val="0"/>
+          <w:color w:val="008A7C"/>
+          <w:sz w:val="22"/>
+        </w:rPr>
+        <w:t xml:space="preserve">3.  </w:t>
+      </w:r>
+      <w:r>
+        <w:rPr>
+          <w:rFonts w:ascii="Segoe UI" w:hAnsi="Segoe UI" w:cs="Segoe UI"/>
+          <w:b w:val="0"/>
+          <w:i w:val="0"/>
+          <w:color w:val="0B1F2E"/>
+          <w:sz w:val="22"/>
+        </w:rPr>
+        <w:t>Authentication &amp; User Management</w:t>
+      </w:r>
+    </w:p>
+    <w:p>
+      <w:pPr>
+        <w:tabs>
+          <w:tab w:pos="9360" w:val="right" w:leader="hyphen"/>
+        </w:tabs>
+        <w:spacing w:after="80"/>
+      </w:pPr>
+      <w:r>
+        <w:rPr>
+          <w:rFonts w:ascii="Segoe UI" w:hAnsi="Segoe UI" w:cs="Segoe UI"/>
+          <w:b/>
+          <w:i w:val="0"/>
+          <w:color w:val="008A7C"/>
+          <w:sz w:val="22"/>
+        </w:rPr>
+        <w:t xml:space="preserve">4.  </w:t>
+      </w:r>
+      <w:r>
+        <w:rPr>
+          <w:rFonts w:ascii="Segoe UI" w:hAnsi="Segoe UI" w:cs="Segoe UI"/>
+          <w:b w:val="0"/>
+          <w:i w:val="0"/>
+          <w:color w:val="0B1F2E"/>
+          <w:sz w:val="22"/>
+        </w:rPr>
+        <w:t>Payment Integration</w:t>
+      </w:r>
+    </w:p>
+    <w:p>
+      <w:pPr>
+        <w:tabs>
+          <w:tab w:pos="9360" w:val="right" w:leader="hyphen"/>
+        </w:tabs>
+        <w:spacing w:after="80"/>
+      </w:pPr>
+      <w:r>
+        <w:rPr>
+          <w:rFonts w:ascii="Segoe UI" w:hAnsi="Segoe UI" w:cs="Segoe UI"/>
+          <w:b/>
+          <w:i w:val="0"/>
+          <w:color w:val="008A7C"/>
+          <w:sz w:val="22"/>
+        </w:rPr>
+        <w:t xml:space="preserve">5.  </w:t>
+      </w:r>
+      <w:r>
+        <w:rPr>
+          <w:rFonts w:ascii="Segoe UI" w:hAnsi="Segoe UI" w:cs="Segoe UI"/>
+          <w:b w:val="0"/>
+          <w:i w:val="0"/>
+          <w:color w:val="0B1F2E"/>
+          <w:sz w:val="22"/>
+        </w:rPr>
+        <w:t>Telegram Bot Features</w:t>
+      </w:r>
+    </w:p>
+    <w:p>
+      <w:pPr>
+        <w:tabs>
+          <w:tab w:pos="9360" w:val="right" w:leader="hyphen"/>
+        </w:tabs>
+        <w:spacing w:after="80"/>
+      </w:pPr>
+      <w:r>
+        <w:rPr>
+          <w:rFonts w:ascii="Segoe UI" w:hAnsi="Segoe UI" w:cs="Segoe UI"/>
+          <w:b/>
+          <w:i w:val="0"/>
+          <w:color w:val="008A7C"/>
+          <w:sz w:val="22"/>
+        </w:rPr>
+        <w:t xml:space="preserve">6.  </w:t>
+      </w:r>
+      <w:r>
+        <w:rPr>
+          <w:rFonts w:ascii="Segoe UI" w:hAnsi="Segoe UI" w:cs="Segoe UI"/>
+          <w:b w:val="0"/>
+          <w:i w:val="0"/>
+          <w:color w:val="0B1F2E"/>
+          <w:sz w:val="22"/>
+        </w:rPr>
+        <w:t>Mobile Application</w:t>
+      </w:r>
+    </w:p>
+    <w:p>
+      <w:pPr>
+        <w:tabs>
+          <w:tab w:pos="9360" w:val="right" w:leader="hyphen"/>
+        </w:tabs>
+        <w:spacing w:after="80"/>
+      </w:pPr>
+      <w:r>
+        <w:rPr>
+          <w:rFonts w:ascii="Segoe UI" w:hAnsi="Segoe UI" w:cs="Segoe UI"/>
+          <w:b/>
+          <w:i w:val="0"/>
+          <w:color w:val="008A7C"/>
+          <w:sz w:val="22"/>
+        </w:rPr>
+        <w:t xml:space="preserve">7.  </w:t>
+      </w:r>
+      <w:r>
+        <w:rPr>
+          <w:rFonts w:ascii="Segoe UI" w:hAnsi="Segoe UI" w:cs="Segoe UI"/>
+          <w:b w:val="0"/>
+          <w:i w:val="0"/>
+          <w:color w:val="0B1F2E"/>
+          <w:sz w:val="22"/>
+        </w:rPr>
+        <w:t>Hosting &amp; Infrastructure</w:t>
+      </w:r>
+    </w:p>
+    <w:p>
+      <w:r>
+        <w:br w:type="page"/>
       </w:r>
     </w:p>
     <w:p>
       <w:pPr>
         <w:pStyle w:val="Heading1"/>
+        <w:spacing w:before="360" w:after="120"/>
+        <w:pBdr>
+          <w:bottom w:val="single" w:sz="12" w:space="4" w:color="00BDAA"/>
+        </w:pBdr>
       </w:pPr>
       <w:r>
-        <w:t>Table of Contents</w:t>
-      </w:r>
-    </w:p>
-    <w:p>
-      <w:r>
-        <w:t>1.  Project Overview</w:t>
-      </w:r>
-    </w:p>
-    <w:p>
-      <w:r>
-        <w:t>2.  Portal Features</w:t>
-      </w:r>
-    </w:p>
-    <w:p>
-      <w:r>
-        <w:t>3.  Authentication &amp; User Management</w:t>
-      </w:r>
-    </w:p>
-    <w:p>
-      <w:r>
-        <w:t>4.  Payment Integration</w:t>
-      </w:r>
-    </w:p>
-    <w:p>
-      <w:r>
-        <w:t>5.  Telegram Bot Features</w:t>
-      </w:r>
-    </w:p>
-    <w:p>
-      <w:r>
-        <w:t>6.  Mobile Application</w:t>
-      </w:r>
-    </w:p>
-    <w:p>
-      <w:r>
-        <w:t>7.  Hosting &amp; Infrastructure</w:t>
-      </w:r>
-    </w:p>
-    <w:p>
-      <w:pPr>
-        <w:pStyle w:val="Heading1"/>
-      </w:pPr>
-      <w:r>
+        <w:rPr>
+          <w:rFonts w:ascii="Segoe UI" w:hAnsi="Segoe UI" w:cs="Segoe UI"/>
+          <w:b/>
+          <w:i w:val="0"/>
+          <w:color w:val="0B1F2E"/>
+          <w:sz w:val="32"/>
+        </w:rPr>
         <w:t>1. Project Overview</w:t>
       </w:r>
     </w:p>
     <w:p>
       <w:r>
+        <w:rPr>
+          <w:rFonts w:ascii="Segoe UI" w:hAnsi="Segoe UI" w:cs="Segoe UI"/>
+          <w:b w:val="0"/>
+          <w:i w:val="0"/>
+          <w:color w:val="0B1F2E"/>
+          <w:sz w:val="21"/>
+        </w:rPr>
         <w:t>NexusFinance is a comprehensive fintech lending platform designed for microfinance institutions in Cambodia. The platform serves four user roles — Customers, Loan Officers, Admins, and Super Administrators — each with a dedicated portal tailored to their workflow.</w:t>
       </w:r>
     </w:p>
     <w:p>
       <w:pPr>
         <w:pStyle w:val="Heading1"/>
+        <w:spacing w:before="360" w:after="120"/>
+        <w:pBdr>
+          <w:bottom w:val="single" w:sz="12" w:space="4" w:color="00BDAA"/>
+        </w:pBdr>
       </w:pPr>
       <w:r>
+        <w:rPr>
+          <w:rFonts w:ascii="Segoe UI" w:hAnsi="Segoe UI" w:cs="Segoe UI"/>
+          <w:b/>
+          <w:i w:val="0"/>
+          <w:color w:val="0B1F2E"/>
+          <w:sz w:val="32"/>
+        </w:rPr>
         <w:t>2. Portal Features</w:t>
       </w:r>
     </w:p>
     <w:p>
       <w:pPr>
         <w:pStyle w:val="Heading2"/>
+        <w:spacing w:before="240" w:after="80"/>
       </w:pPr>
       <w:r>
+        <w:rPr>
+          <w:rFonts w:ascii="Segoe UI" w:hAnsi="Segoe UI" w:cs="Segoe UI"/>
+          <w:b/>
+          <w:i w:val="0"/>
+          <w:color w:val="008A7C"/>
+          <w:sz w:val="26"/>
+        </w:rPr>
         <w:t>2.1 Customer Portal</w:t>
       </w:r>
     </w:p>
     <w:p>
       <w:pPr>
         <w:pStyle w:val="ListBullet"/>
+        <w:spacing w:after="60"/>
+        <w:ind w:left="432"/>
       </w:pPr>
       <w:r>
+        <w:rPr>
+          <w:rFonts w:ascii="Segoe UI" w:hAnsi="Segoe UI" w:cs="Segoe UI"/>
+          <w:b w:val="0"/>
+          <w:i w:val="0"/>
+          <w:color w:val="0B1F2E"/>
+          <w:sz w:val="21"/>
+        </w:rPr>
+        <w:t>Redesigned dashboard with balance card, loan progress, due date stats, and full-width Recent History</w:t>
+      </w:r>
+    </w:p>
+    <w:p>
+      <w:pPr>
+        <w:pStyle w:val="ListBullet"/>
+        <w:spacing w:after="60"/>
+        <w:ind w:left="432"/>
+      </w:pPr>
+      <w:r>
+        <w:rPr>
+          <w:rFonts w:ascii="Segoe UI" w:hAnsi="Segoe UI" w:cs="Segoe UI"/>
+          <w:b w:val="0"/>
+          <w:i w:val="0"/>
+          <w:color w:val="0B1F2E"/>
+          <w:sz w:val="21"/>
+        </w:rPr>
         <w:t>Loan application with step-by-step form (personal info, financial details, loan terms)</w:t>
       </w:r>
     </w:p>
     <w:p>
       <w:pPr>
         <w:pStyle w:val="ListBullet"/>
+        <w:spacing w:after="60"/>
+        <w:ind w:left="432"/>
       </w:pPr>
       <w:r>
-        <w:t>Balance card showing current balance, next installment due date, days remaining</w:t>
+        <w:rPr>
+          <w:rFonts w:ascii="Segoe UI" w:hAnsi="Segoe UI" w:cs="Segoe UI"/>
+          <w:b w:val="0"/>
+          <w:i w:val="0"/>
+          <w:color w:val="0B1F2E"/>
+          <w:sz w:val="21"/>
+        </w:rPr>
+        <w:t>Merged Loans + History Logs page with loan cards and transaction history</w:t>
       </w:r>
     </w:p>
     <w:p>
       <w:pPr>
         <w:pStyle w:val="ListBullet"/>
+        <w:spacing w:after="60"/>
+        <w:ind w:left="432"/>
       </w:pPr>
       <w:r>
-        <w:t>Loan progress bar showing month X of 24 with percentage complete</w:t>
+        <w:rPr>
+          <w:rFonts w:ascii="Segoe UI" w:hAnsi="Segoe UI" w:cs="Segoe UI"/>
+          <w:b w:val="0"/>
+          <w:i w:val="0"/>
+          <w:color w:val="0B1F2E"/>
+          <w:sz w:val="21"/>
+        </w:rPr>
+        <w:t>KHQR Payment page with ABA PayWay hosted checkout</w:t>
       </w:r>
     </w:p>
     <w:p>
       <w:pPr>
         <w:pStyle w:val="ListBullet"/>
+        <w:spacing w:after="60"/>
+        <w:ind w:left="432"/>
       </w:pPr>
       <w:r>
-        <w:t>KHQR payment integration (Bakong-compatible) — Repay button opens KHQR page</w:t>
+        <w:rPr>
+          <w:rFonts w:ascii="Segoe UI" w:hAnsi="Segoe UI" w:cs="Segoe UI"/>
+          <w:b w:val="0"/>
+          <w:i w:val="0"/>
+          <w:color w:val="0B1F2E"/>
+          <w:sz w:val="21"/>
+        </w:rPr>
+        <w:t>Profile management (name, email, phone, password)</w:t>
       </w:r>
     </w:p>
     <w:p>
       <w:pPr>
         <w:pStyle w:val="ListBullet"/>
+        <w:spacing w:after="60"/>
+        <w:ind w:left="432"/>
       </w:pPr>
       <w:r>
-        <w:t>Transaction history full-width showing up to 6 recent transactions with "View All" link</w:t>
+        <w:rPr>
+          <w:rFonts w:ascii="Segoe UI" w:hAnsi="Segoe UI" w:cs="Segoe UI"/>
+          <w:b w:val="0"/>
+          <w:i w:val="0"/>
+          <w:color w:val="0B1F2E"/>
+          <w:sz w:val="21"/>
+        </w:rPr>
+        <w:t>Phone number change with Telegram-based OTP verification</w:t>
       </w:r>
     </w:p>
     <w:p>
       <w:pPr>
         <w:pStyle w:val="ListBullet"/>
+        <w:spacing w:after="60"/>
+        <w:ind w:left="432"/>
       </w:pPr>
       <w:r>
-        <w:t>Profile management (name, email, phone, password with phone/email OTP)</w:t>
-      </w:r>
-    </w:p>
-    <w:p>
-      <w:pPr>
-        <w:pStyle w:val="ListBullet"/>
-      </w:pPr>
-      <w:r>
-        <w:t>Phone-based OTP registration via Telegram phone sharing with auto-login</w:t>
+        <w:rPr>
+          <w:rFonts w:ascii="Segoe UI" w:hAnsi="Segoe UI" w:cs="Segoe UI"/>
+          <w:b w:val="0"/>
+          <w:i w:val="0"/>
+          <w:color w:val="0B1F2E"/>
+          <w:sz w:val="21"/>
+        </w:rPr>
+        <w:t>Password change via Telegram deep link</w:t>
       </w:r>
     </w:p>
     <w:p>
       <w:pPr>
         <w:pStyle w:val="Heading2"/>
+        <w:spacing w:before="240" w:after="80"/>
       </w:pPr>
       <w:r>
+        <w:rPr>
+          <w:rFonts w:ascii="Segoe UI" w:hAnsi="Segoe UI" w:cs="Segoe UI"/>
+          <w:b/>
+          <w:i w:val="0"/>
+          <w:color w:val="008A7C"/>
+          <w:sz w:val="26"/>
+        </w:rPr>
         <w:t>2.2 Loan Officer Portal</w:t>
       </w:r>
     </w:p>
     <w:p>
       <w:pPr>
         <w:pStyle w:val="ListBullet"/>
+        <w:spacing w:after="60"/>
+        <w:ind w:left="432"/>
       </w:pPr>
       <w:r>
-        <w:t>Application review dashboard with priority filtering and status badges (Approved/Rejected/Hold/Pending)</w:t>
+        <w:rPr>
+          <w:rFonts w:ascii="Segoe UI" w:hAnsi="Segoe UI" w:cs="Segoe UI"/>
+          <w:b w:val="0"/>
+          <w:i w:val="0"/>
+          <w:color w:val="0B1F2E"/>
+          <w:sz w:val="21"/>
+        </w:rPr>
+        <w:t>Application review dashboard with priority filtering</w:t>
       </w:r>
     </w:p>
     <w:p>
       <w:pPr>
         <w:pStyle w:val="ListBullet"/>
+        <w:spacing w:after="60"/>
+        <w:ind w:left="432"/>
       </w:pPr>
       <w:r>
+        <w:rPr>
+          <w:rFonts w:ascii="Segoe UI" w:hAnsi="Segoe UI" w:cs="Segoe UI"/>
+          <w:b w:val="0"/>
+          <w:i w:val="0"/>
+          <w:color w:val="0B1F2E"/>
+          <w:sz w:val="21"/>
+        </w:rPr>
         <w:t>Credit score analysis and DTI ratio calculation</w:t>
       </w:r>
     </w:p>
     <w:p>
       <w:pPr>
         <w:pStyle w:val="ListBullet"/>
+        <w:spacing w:after="60"/>
+        <w:ind w:left="432"/>
       </w:pPr>
       <w:r>
-        <w:t>Direct loan approval/rejection/hold workflow with customer notifications</w:t>
+        <w:rPr>
+          <w:rFonts w:ascii="Segoe UI" w:hAnsi="Segoe UI" w:cs="Segoe UI"/>
+          <w:b w:val="0"/>
+          <w:i w:val="0"/>
+          <w:color w:val="0B1F2E"/>
+          <w:sz w:val="21"/>
+        </w:rPr>
+        <w:t>Direct loan approval/rejection/hold workflow</w:t>
       </w:r>
     </w:p>
     <w:p>
       <w:pPr>
         <w:pStyle w:val="ListBullet"/>
+        <w:spacing w:after="60"/>
+        <w:ind w:left="432"/>
       </w:pPr>
       <w:r>
-        <w:t>KYC task management (document review)</w:t>
+        <w:rPr>
+          <w:rFonts w:ascii="Segoe UI" w:hAnsi="Segoe UI" w:cs="Segoe UI"/>
+          <w:b w:val="0"/>
+          <w:i w:val="0"/>
+          <w:color w:val="0B1F2E"/>
+          <w:sz w:val="21"/>
+        </w:rPr>
+        <w:t>KYC task management</w:t>
+      </w:r>
+    </w:p>
+    <w:p>
+      <w:pPr>
+        <w:pStyle w:val="Heading2"/>
+        <w:spacing w:before="240" w:after="80"/>
+      </w:pPr>
+      <w:r>
+        <w:rPr>
+          <w:rFonts w:ascii="Segoe UI" w:hAnsi="Segoe UI" w:cs="Segoe UI"/>
+          <w:b/>
+          <w:i w:val="0"/>
+          <w:color w:val="008A7C"/>
+          <w:sz w:val="26"/>
+        </w:rPr>
+        <w:t>2.3 Super Admin Portal</w:t>
       </w:r>
     </w:p>
     <w:p>
       <w:pPr>
         <w:pStyle w:val="ListBullet"/>
+        <w:spacing w:after="60"/>
+        <w:ind w:left="432"/>
       </w:pPr>
       <w:r>
-        <w:t>Repayments checklist for tracking overdue payments</w:t>
-      </w:r>
-    </w:p>
-    <w:p>
-      <w:pPr>
-        <w:pStyle w:val="Heading2"/>
-      </w:pPr>
-      <w:r>
-        <w:t>2.3 Admin Portal</w:t>
-      </w:r>
-    </w:p>
-    <w:p>
-      <w:pPr>
-        <w:pStyle w:val="ListBullet"/>
-      </w:pPr>
-      <w:r>
-        <w:t>User management: view all users, change roles (Customer/Loan Officer/Admin/Super Admin), reset passwords</w:t>
-      </w:r>
-    </w:p>
-    <w:p>
-      <w:pPr>
-        <w:pStyle w:val="ListBullet"/>
-      </w:pPr>
-      <w:r>
-        <w:t>System configuration: interest rates, auto-underwrite threshold, platform branding, loan limits</w:t>
-      </w:r>
-    </w:p>
-    <w:p>
-      <w:pPr>
-        <w:pStyle w:val="ListBullet"/>
-      </w:pPr>
-      <w:r>
-        <w:t>Audit logs: full timestamped trail of all sensitive actions</w:t>
-      </w:r>
-    </w:p>
-    <w:p>
-      <w:pPr>
-        <w:pStyle w:val="ListBullet"/>
-      </w:pPr>
-      <w:r>
-        <w:t>Broadcast messaging to users via in-app, Telegram, and email</w:t>
-      </w:r>
-    </w:p>
-    <w:p>
-      <w:pPr>
-        <w:pStyle w:val="ListBullet"/>
-      </w:pPr>
-      <w:r>
-        <w:t>Reminder sweep configuration for payment reminders</w:t>
-      </w:r>
-    </w:p>
-    <w:p>
-      <w:pPr>
-        <w:pStyle w:val="Heading2"/>
-      </w:pPr>
-      <w:r>
-        <w:t>2.4 Super Admin Portal</w:t>
-      </w:r>
-    </w:p>
-    <w:p>
-      <w:pPr>
-        <w:pStyle w:val="ListBullet"/>
-      </w:pPr>
-      <w:r>
+        <w:rPr>
+          <w:rFonts w:ascii="Segoe UI" w:hAnsi="Segoe UI" w:cs="Segoe UI"/>
+          <w:b w:val="0"/>
+          <w:i w:val="0"/>
+          <w:color w:val="0B1F2E"/>
+          <w:sz w:val="21"/>
+        </w:rPr>
         <w:t>Platform-wide analytics and volume tracking</w:t>
       </w:r>
     </w:p>
     <w:p>
       <w:pPr>
         <w:pStyle w:val="ListBullet"/>
+        <w:spacing w:after="60"/>
+        <w:ind w:left="432"/>
       </w:pPr>
       <w:r>
-        <w:t>All Admin capabilities plus role promotion to Admin</w:t>
+        <w:rPr>
+          <w:rFonts w:ascii="Segoe UI" w:hAnsi="Segoe UI" w:cs="Segoe UI"/>
+          <w:b w:val="0"/>
+          <w:i w:val="0"/>
+          <w:color w:val="0B1F2E"/>
+          <w:sz w:val="21"/>
+        </w:rPr>
+        <w:t>Interest rate and auto-underwrite configuration</w:t>
       </w:r>
     </w:p>
     <w:p>
       <w:pPr>
         <w:pStyle w:val="ListBullet"/>
+        <w:spacing w:after="60"/>
+        <w:ind w:left="432"/>
       </w:pPr>
       <w:r>
-        <w:t>Loan Origination Review: recent loans with status badges (no separate Loan Management page)</w:t>
+        <w:rPr>
+          <w:rFonts w:ascii="Segoe UI" w:hAnsi="Segoe UI" w:cs="Segoe UI"/>
+          <w:b w:val="0"/>
+          <w:i w:val="0"/>
+          <w:color w:val="0B1F2E"/>
+          <w:sz w:val="21"/>
+        </w:rPr>
+        <w:t>User management (roles, password resets, promotion to admin)</w:t>
       </w:r>
     </w:p>
     <w:p>
       <w:pPr>
         <w:pStyle w:val="ListBullet"/>
+        <w:spacing w:after="60"/>
+        <w:ind w:left="432"/>
       </w:pPr>
       <w:r>
-        <w:t>Settings: Email verification toggle, auto-approve limits (KYC enforcement removed)</w:t>
+        <w:rPr>
+          <w:rFonts w:ascii="Segoe UI" w:hAnsi="Segoe UI" w:cs="Segoe UI"/>
+          <w:b w:val="0"/>
+          <w:i w:val="0"/>
+          <w:color w:val="0B1F2E"/>
+          <w:sz w:val="21"/>
+        </w:rPr>
+        <w:t>Full audit log with timestamped entries</w:t>
+      </w:r>
+    </w:p>
+    <w:p>
+      <w:pPr>
+        <w:pStyle w:val="ListBullet"/>
+        <w:spacing w:after="60"/>
+        <w:ind w:left="432"/>
+      </w:pPr>
+      <w:r>
+        <w:rPr>
+          <w:rFonts w:ascii="Segoe UI" w:hAnsi="Segoe UI" w:cs="Segoe UI"/>
+          <w:b w:val="0"/>
+          <w:i w:val="0"/>
+          <w:color w:val="0B1F2E"/>
+          <w:sz w:val="21"/>
+        </w:rPr>
+        <w:t>System configuration (email verification toggle, Telegram bot settings, Brevo SMS config)</w:t>
+      </w:r>
+    </w:p>
+    <w:p>
+      <w:pPr>
+        <w:pStyle w:val="ListBullet"/>
+        <w:spacing w:after="60"/>
+        <w:ind w:left="432"/>
+      </w:pPr>
+      <w:r>
+        <w:rPr>
+          <w:rFonts w:ascii="Segoe UI" w:hAnsi="Segoe UI" w:cs="Segoe UI"/>
+          <w:b w:val="0"/>
+          <w:i w:val="0"/>
+          <w:color w:val="0B1F2E"/>
+          <w:sz w:val="21"/>
+        </w:rPr>
+        <w:t>Payment Reminder Settings with per-interval and overdue reminders</w:t>
+      </w:r>
+    </w:p>
+    <w:p>
+      <w:pPr>
+        <w:pStyle w:val="ListBullet"/>
+        <w:spacing w:after="60"/>
+        <w:ind w:left="432"/>
+      </w:pPr>
+      <w:r>
+        <w:rPr>
+          <w:rFonts w:ascii="Segoe UI" w:hAnsi="Segoe UI" w:cs="Segoe UI"/>
+          <w:b w:val="0"/>
+          <w:i w:val="0"/>
+          <w:color w:val="0B1F2E"/>
+          <w:sz w:val="21"/>
+        </w:rPr>
+        <w:t>Broadcast messaging to all linked users</w:t>
+      </w:r>
+    </w:p>
+    <w:p>
+      <w:pPr>
+        <w:pStyle w:val="ListBullet"/>
+        <w:spacing w:after="60"/>
+        <w:ind w:left="432"/>
+      </w:pPr>
+      <w:r>
+        <w:rPr>
+          <w:rFonts w:ascii="Segoe UI" w:hAnsi="Segoe UI" w:cs="Segoe UI"/>
+          <w:b w:val="0"/>
+          <w:i w:val="0"/>
+          <w:color w:val="0B1F2E"/>
+          <w:sz w:val="21"/>
+        </w:rPr>
+        <w:t>Loan Management (view, filter, and manage all loans)</w:t>
       </w:r>
     </w:p>
     <w:p>
       <w:pPr>
         <w:pStyle w:val="Heading1"/>
+        <w:spacing w:before="360" w:after="120"/>
+        <w:pBdr>
+          <w:bottom w:val="single" w:sz="12" w:space="4" w:color="00BDAA"/>
+        </w:pBdr>
       </w:pPr>
       <w:r>
+        <w:rPr>
+          <w:rFonts w:ascii="Segoe UI" w:hAnsi="Segoe UI" w:cs="Segoe UI"/>
+          <w:b/>
+          <w:i w:val="0"/>
+          <w:color w:val="0B1F2E"/>
+          <w:sz w:val="32"/>
+        </w:rPr>
         <w:t>3. Authentication &amp; User Management</w:t>
       </w:r>
     </w:p>
-    <w:p>
-      <w:r>
-        <w:t>NexusFinance uses a multi-channel authentication system supporting both email and phone-based verification:</w:t>
-      </w:r>
-    </w:p>
+    <w:tbl>
+      <w:tblPr>
+        <w:tblStyle w:val="TableGrid"/>
+        <w:tblW w:type="auto" w:w="0"/>
+        <w:jc w:val="center"/>
+        <w:tblLayout w:type="fixed"/>
+        <w:tblLook w:firstColumn="1" w:firstRow="1" w:lastColumn="0" w:lastRow="0" w:noHBand="0" w:noVBand="1" w:val="04A0"/>
+      </w:tblPr>
+      <w:tblGrid>
+        <w:gridCol w:w="4658"/>
+        <w:gridCol w:w="4658"/>
+      </w:tblGrid>
+      <w:tr>
+        <w:tc>
+          <w:tcPr>
+            <w:tcW w:type="dxa" w:w="3168"/>
+            <w:shd w:val="clear" w:fill="0B1F2E"/>
+            <w:tcMar>
+              <w:top w:w="80" w:type="dxa"/>
+              <w:start w:w="120" w:type="dxa"/>
+              <w:bottom w:w="80" w:type="dxa"/>
+              <w:end w:w="120" w:type="dxa"/>
+            </w:tcMar>
+            <w:vAlign w:val="center"/>
+          </w:tcPr>
+          <w:p>
+            <w:pPr>
+              <w:jc w:val="left"/>
+            </w:pPr>
+            <w:r/>
+            <w:r>
+              <w:rPr>
+                <w:rFonts w:ascii="Segoe UI" w:hAnsi="Segoe UI" w:cs="Segoe UI"/>
+                <w:b/>
+                <w:i w:val="0"/>
+                <w:color w:val="FFFFFF"/>
+                <w:sz w:val="19"/>
+              </w:rPr>
+              <w:t>Feature</w:t>
+            </w:r>
+          </w:p>
+        </w:tc>
+        <w:tc>
+          <w:tcPr>
+            <w:tcW w:type="dxa" w:w="6048"/>
+            <w:shd w:val="clear" w:fill="0B1F2E"/>
+            <w:tcMar>
+              <w:top w:w="80" w:type="dxa"/>
+              <w:start w:w="120" w:type="dxa"/>
+              <w:bottom w:w="80" w:type="dxa"/>
+              <w:end w:w="120" w:type="dxa"/>
+            </w:tcMar>
+            <w:vAlign w:val="center"/>
+          </w:tcPr>
+          <w:p>
+            <w:pPr>
+              <w:jc w:val="left"/>
+            </w:pPr>
+            <w:r/>
+            <w:r>
+              <w:rPr>
+                <w:rFonts w:ascii="Segoe UI" w:hAnsi="Segoe UI" w:cs="Segoe UI"/>
+                <w:b/>
+                <w:i w:val="0"/>
+                <w:color w:val="FFFFFF"/>
+                <w:sz w:val="19"/>
+              </w:rPr>
+              <w:t>Implementation</w:t>
+            </w:r>
+          </w:p>
+        </w:tc>
+      </w:tr>
+      <w:tr>
+        <w:tc>
+          <w:tcPr>
+            <w:tcW w:type="dxa" w:w="3168"/>
+            <w:tcMar>
+              <w:top w:w="80" w:type="dxa"/>
+              <w:start w:w="120" w:type="dxa"/>
+              <w:bottom w:w="80" w:type="dxa"/>
+              <w:end w:w="120" w:type="dxa"/>
+            </w:tcMar>
+            <w:vAlign w:val="center"/>
+          </w:tcPr>
+          <w:p>
+            <w:pPr>
+              <w:spacing w:after="20"/>
+            </w:pPr>
+            <w:r/>
+            <w:r>
+              <w:rPr>
+                <w:rFonts w:ascii="Segoe UI" w:hAnsi="Segoe UI" w:cs="Segoe UI"/>
+                <w:b w:val="0"/>
+                <w:i w:val="0"/>
+                <w:color w:val="0B1F2E"/>
+                <w:sz w:val="19"/>
+              </w:rPr>
+              <w:t>Registration</w:t>
+            </w:r>
+          </w:p>
+        </w:tc>
+        <w:tc>
+          <w:tcPr>
+            <w:tcW w:type="dxa" w:w="6048"/>
+            <w:tcMar>
+              <w:top w:w="80" w:type="dxa"/>
+              <w:start w:w="120" w:type="dxa"/>
+              <w:bottom w:w="80" w:type="dxa"/>
+              <w:end w:w="120" w:type="dxa"/>
+            </w:tcMar>
+            <w:vAlign w:val="center"/>
+          </w:tcPr>
+          <w:p>
+            <w:pPr>
+              <w:spacing w:after="20"/>
+            </w:pPr>
+            <w:r/>
+            <w:r>
+              <w:rPr>
+                <w:rFonts w:ascii="Segoe UI" w:hAnsi="Segoe UI" w:cs="Segoe UI"/>
+                <w:b w:val="0"/>
+                <w:i w:val="0"/>
+                <w:color w:val="0B1F2E"/>
+                <w:sz w:val="19"/>
+              </w:rPr>
+              <w:t>Email + password + phone (optional) → OTP verification (email, Telegram, or SMS)</w:t>
+            </w:r>
+          </w:p>
+        </w:tc>
+      </w:tr>
+      <w:tr>
+        <w:tc>
+          <w:tcPr>
+            <w:tcW w:type="dxa" w:w="3168"/>
+            <w:shd w:val="clear" w:fill="F4F8FA"/>
+            <w:tcMar>
+              <w:top w:w="80" w:type="dxa"/>
+              <w:start w:w="120" w:type="dxa"/>
+              <w:bottom w:w="80" w:type="dxa"/>
+              <w:end w:w="120" w:type="dxa"/>
+            </w:tcMar>
+            <w:vAlign w:val="center"/>
+          </w:tcPr>
+          <w:p>
+            <w:pPr>
+              <w:spacing w:after="20"/>
+            </w:pPr>
+            <w:r/>
+            <w:r>
+              <w:rPr>
+                <w:rFonts w:ascii="Segoe UI" w:hAnsi="Segoe UI" w:cs="Segoe UI"/>
+                <w:b w:val="0"/>
+                <w:i w:val="0"/>
+                <w:color w:val="0B1F2E"/>
+                <w:sz w:val="19"/>
+              </w:rPr>
+              <w:t>Login</w:t>
+            </w:r>
+          </w:p>
+        </w:tc>
+        <w:tc>
+          <w:tcPr>
+            <w:tcW w:type="dxa" w:w="6048"/>
+            <w:shd w:val="clear" w:fill="F4F8FA"/>
+            <w:tcMar>
+              <w:top w:w="80" w:type="dxa"/>
+              <w:start w:w="120" w:type="dxa"/>
+              <w:bottom w:w="80" w:type="dxa"/>
+              <w:end w:w="120" w:type="dxa"/>
+            </w:tcMar>
+            <w:vAlign w:val="center"/>
+          </w:tcPr>
+          <w:p>
+            <w:pPr>
+              <w:spacing w:after="20"/>
+            </w:pPr>
+            <w:r/>
+            <w:r>
+              <w:rPr>
+                <w:rFonts w:ascii="Segoe UI" w:hAnsi="Segoe UI" w:cs="Segoe UI"/>
+                <w:b w:val="0"/>
+                <w:i w:val="0"/>
+                <w:color w:val="0B1F2E"/>
+                <w:sz w:val="19"/>
+              </w:rPr>
+              <w:t>Email or phone + password with bcrypt comparison, JWT issued — blocked until verified</w:t>
+            </w:r>
+          </w:p>
+        </w:tc>
+      </w:tr>
+      <w:tr>
+        <w:tc>
+          <w:tcPr>
+            <w:tcW w:type="dxa" w:w="3168"/>
+            <w:tcMar>
+              <w:top w:w="80" w:type="dxa"/>
+              <w:start w:w="120" w:type="dxa"/>
+              <w:bottom w:w="80" w:type="dxa"/>
+              <w:end w:w="120" w:type="dxa"/>
+            </w:tcMar>
+            <w:vAlign w:val="center"/>
+          </w:tcPr>
+          <w:p>
+            <w:pPr>
+              <w:spacing w:after="20"/>
+            </w:pPr>
+            <w:r/>
+            <w:r>
+              <w:rPr>
+                <w:rFonts w:ascii="Segoe UI" w:hAnsi="Segoe UI" w:cs="Segoe UI"/>
+                <w:b w:val="0"/>
+                <w:i w:val="0"/>
+                <w:color w:val="0B1F2E"/>
+                <w:sz w:val="19"/>
+              </w:rPr>
+              <w:t>Email Verification</w:t>
+            </w:r>
+          </w:p>
+        </w:tc>
+        <w:tc>
+          <w:tcPr>
+            <w:tcW w:type="dxa" w:w="6048"/>
+            <w:tcMar>
+              <w:top w:w="80" w:type="dxa"/>
+              <w:start w:w="120" w:type="dxa"/>
+              <w:bottom w:w="80" w:type="dxa"/>
+              <w:end w:w="120" w:type="dxa"/>
+            </w:tcMar>
+            <w:vAlign w:val="center"/>
+          </w:tcPr>
+          <w:p>
+            <w:pPr>
+              <w:spacing w:after="20"/>
+            </w:pPr>
+            <w:r/>
+            <w:r>
+              <w:rPr>
+                <w:rFonts w:ascii="Segoe UI" w:hAnsi="Segoe UI" w:cs="Segoe UI"/>
+                <w:b w:val="0"/>
+                <w:i w:val="0"/>
+                <w:color w:val="0B1F2E"/>
+                <w:sz w:val="19"/>
+              </w:rPr>
+              <w:t>Optional — configurable by Super Admin. When enabled, new accounts are locked until OTP verified</w:t>
+            </w:r>
+          </w:p>
+        </w:tc>
+      </w:tr>
+      <w:tr>
+        <w:tc>
+          <w:tcPr>
+            <w:tcW w:type="dxa" w:w="3168"/>
+            <w:shd w:val="clear" w:fill="F4F8FA"/>
+            <w:tcMar>
+              <w:top w:w="80" w:type="dxa"/>
+              <w:start w:w="120" w:type="dxa"/>
+              <w:bottom w:w="80" w:type="dxa"/>
+              <w:end w:w="120" w:type="dxa"/>
+            </w:tcMar>
+            <w:vAlign w:val="center"/>
+          </w:tcPr>
+          <w:p>
+            <w:pPr>
+              <w:spacing w:after="20"/>
+            </w:pPr>
+            <w:r/>
+            <w:r>
+              <w:rPr>
+                <w:rFonts w:ascii="Segoe UI" w:hAnsi="Segoe UI" w:cs="Segoe UI"/>
+                <w:b w:val="0"/>
+                <w:i w:val="0"/>
+                <w:color w:val="0B1F2E"/>
+                <w:sz w:val="19"/>
+              </w:rPr>
+              <w:t>Phone-Only Users</w:t>
+            </w:r>
+          </w:p>
+        </w:tc>
+        <w:tc>
+          <w:tcPr>
+            <w:tcW w:type="dxa" w:w="6048"/>
+            <w:shd w:val="clear" w:fill="F4F8FA"/>
+            <w:tcMar>
+              <w:top w:w="80" w:type="dxa"/>
+              <w:start w:w="120" w:type="dxa"/>
+              <w:bottom w:w="80" w:type="dxa"/>
+              <w:end w:w="120" w:type="dxa"/>
+            </w:tcMar>
+            <w:vAlign w:val="center"/>
+          </w:tcPr>
+          <w:p>
+            <w:pPr>
+              <w:spacing w:after="20"/>
+            </w:pPr>
+            <w:r/>
+            <w:r>
+              <w:rPr>
+                <w:rFonts w:ascii="Segoe UI" w:hAnsi="Segoe UI" w:cs="Segoe UI"/>
+                <w:b w:val="0"/>
+                <w:i w:val="0"/>
+                <w:color w:val="0B1F2E"/>
+                <w:sz w:val="19"/>
+              </w:rPr>
+              <w:t>Phone-only registration creates synthetic email (e.g., 85570961423@nexus.local)</w:t>
+            </w:r>
+          </w:p>
+        </w:tc>
+      </w:tr>
+      <w:tr>
+        <w:tc>
+          <w:tcPr>
+            <w:tcW w:type="dxa" w:w="3168"/>
+            <w:tcMar>
+              <w:top w:w="80" w:type="dxa"/>
+              <w:start w:w="120" w:type="dxa"/>
+              <w:bottom w:w="80" w:type="dxa"/>
+              <w:end w:w="120" w:type="dxa"/>
+            </w:tcMar>
+            <w:vAlign w:val="center"/>
+          </w:tcPr>
+          <w:p>
+            <w:pPr>
+              <w:spacing w:after="20"/>
+            </w:pPr>
+            <w:r/>
+            <w:r>
+              <w:rPr>
+                <w:rFonts w:ascii="Segoe UI" w:hAnsi="Segoe UI" w:cs="Segoe UI"/>
+                <w:b w:val="0"/>
+                <w:i w:val="0"/>
+                <w:color w:val="0B1F2E"/>
+                <w:sz w:val="19"/>
+              </w:rPr>
+              <w:t>Password Reset</w:t>
+            </w:r>
+          </w:p>
+        </w:tc>
+        <w:tc>
+          <w:tcPr>
+            <w:tcW w:type="dxa" w:w="6048"/>
+            <w:tcMar>
+              <w:top w:w="80" w:type="dxa"/>
+              <w:start w:w="120" w:type="dxa"/>
+              <w:bottom w:w="80" w:type="dxa"/>
+              <w:end w:w="120" w:type="dxa"/>
+            </w:tcMar>
+            <w:vAlign w:val="center"/>
+          </w:tcPr>
+          <w:p>
+            <w:pPr>
+              <w:spacing w:after="20"/>
+            </w:pPr>
+            <w:r/>
+            <w:r>
+              <w:rPr>
+                <w:rFonts w:ascii="Segoe UI" w:hAnsi="Segoe UI" w:cs="Segoe UI"/>
+                <w:b w:val="0"/>
+                <w:i w:val="0"/>
+                <w:color w:val="0B1F2E"/>
+                <w:sz w:val="19"/>
+              </w:rPr>
+              <w:t>OTP via email → verify code → set new password</w:t>
+            </w:r>
+          </w:p>
+        </w:tc>
+      </w:tr>
+      <w:tr>
+        <w:tc>
+          <w:tcPr>
+            <w:tcW w:type="dxa" w:w="3168"/>
+            <w:shd w:val="clear" w:fill="F4F8FA"/>
+            <w:tcMar>
+              <w:top w:w="80" w:type="dxa"/>
+              <w:start w:w="120" w:type="dxa"/>
+              <w:bottom w:w="80" w:type="dxa"/>
+              <w:end w:w="120" w:type="dxa"/>
+            </w:tcMar>
+            <w:vAlign w:val="center"/>
+          </w:tcPr>
+          <w:p>
+            <w:pPr>
+              <w:spacing w:after="20"/>
+            </w:pPr>
+            <w:r/>
+            <w:r>
+              <w:rPr>
+                <w:rFonts w:ascii="Segoe UI" w:hAnsi="Segoe UI" w:cs="Segoe UI"/>
+                <w:b w:val="0"/>
+                <w:i w:val="0"/>
+                <w:color w:val="0B1F2E"/>
+                <w:sz w:val="19"/>
+              </w:rPr>
+              <w:t>Password Change (Web)</w:t>
+            </w:r>
+          </w:p>
+        </w:tc>
+        <w:tc>
+          <w:tcPr>
+            <w:tcW w:type="dxa" w:w="6048"/>
+            <w:shd w:val="clear" w:fill="F4F8FA"/>
+            <w:tcMar>
+              <w:top w:w="80" w:type="dxa"/>
+              <w:start w:w="120" w:type="dxa"/>
+              <w:bottom w:w="80" w:type="dxa"/>
+              <w:end w:w="120" w:type="dxa"/>
+            </w:tcMar>
+            <w:vAlign w:val="center"/>
+          </w:tcPr>
+          <w:p>
+            <w:pPr>
+              <w:spacing w:after="20"/>
+            </w:pPr>
+            <w:r/>
+            <w:r>
+              <w:rPr>
+                <w:rFonts w:ascii="Segoe UI" w:hAnsi="Segoe UI" w:cs="Segoe UI"/>
+                <w:b w:val="0"/>
+                <w:i w:val="0"/>
+                <w:color w:val="0B1F2E"/>
+                <w:sz w:val="19"/>
+              </w:rPr>
+              <w:t>OTP verification required before password update via Profile page</w:t>
+            </w:r>
+          </w:p>
+        </w:tc>
+      </w:tr>
+      <w:tr>
+        <w:tc>
+          <w:tcPr>
+            <w:tcW w:type="dxa" w:w="3168"/>
+            <w:tcMar>
+              <w:top w:w="80" w:type="dxa"/>
+              <w:start w:w="120" w:type="dxa"/>
+              <w:bottom w:w="80" w:type="dxa"/>
+              <w:end w:w="120" w:type="dxa"/>
+            </w:tcMar>
+            <w:vAlign w:val="center"/>
+          </w:tcPr>
+          <w:p>
+            <w:pPr>
+              <w:spacing w:after="20"/>
+            </w:pPr>
+            <w:r/>
+            <w:r>
+              <w:rPr>
+                <w:rFonts w:ascii="Segoe UI" w:hAnsi="Segoe UI" w:cs="Segoe UI"/>
+                <w:b w:val="0"/>
+                <w:i w:val="0"/>
+                <w:color w:val="0B1F2E"/>
+                <w:sz w:val="19"/>
+              </w:rPr>
+              <w:t>Password Change (Telegram)</w:t>
+            </w:r>
+          </w:p>
+        </w:tc>
+        <w:tc>
+          <w:tcPr>
+            <w:tcW w:type="dxa" w:w="6048"/>
+            <w:tcMar>
+              <w:top w:w="80" w:type="dxa"/>
+              <w:start w:w="120" w:type="dxa"/>
+              <w:bottom w:w="80" w:type="dxa"/>
+              <w:end w:w="120" w:type="dxa"/>
+            </w:tcMar>
+            <w:vAlign w:val="center"/>
+          </w:tcPr>
+          <w:p>
+            <w:pPr>
+              <w:spacing w:after="20"/>
+            </w:pPr>
+            <w:r/>
+            <w:r>
+              <w:rPr>
+                <w:rFonts w:ascii="Segoe UI" w:hAnsi="Segoe UI" w:cs="Segoe UI"/>
+                <w:b w:val="0"/>
+                <w:i w:val="0"/>
+                <w:color w:val="0B1F2E"/>
+                <w:sz w:val="19"/>
+              </w:rPr>
+              <w:t>Send /changepassword to bot — OTP sent via Telegram message</w:t>
+            </w:r>
+          </w:p>
+        </w:tc>
+      </w:tr>
+      <w:tr>
+        <w:tc>
+          <w:tcPr>
+            <w:tcW w:type="dxa" w:w="3168"/>
+            <w:shd w:val="clear" w:fill="F4F8FA"/>
+            <w:tcMar>
+              <w:top w:w="80" w:type="dxa"/>
+              <w:start w:w="120" w:type="dxa"/>
+              <w:bottom w:w="80" w:type="dxa"/>
+              <w:end w:w="120" w:type="dxa"/>
+            </w:tcMar>
+            <w:vAlign w:val="center"/>
+          </w:tcPr>
+          <w:p>
+            <w:pPr>
+              <w:spacing w:after="20"/>
+            </w:pPr>
+            <w:r/>
+            <w:r>
+              <w:rPr>
+                <w:rFonts w:ascii="Segoe UI" w:hAnsi="Segoe UI" w:cs="Segoe UI"/>
+                <w:b w:val="0"/>
+                <w:i w:val="0"/>
+                <w:color w:val="0B1F2E"/>
+                <w:sz w:val="19"/>
+              </w:rPr>
+              <w:t>Phone Change</w:t>
+            </w:r>
+          </w:p>
+        </w:tc>
+        <w:tc>
+          <w:tcPr>
+            <w:tcW w:type="dxa" w:w="6048"/>
+            <w:shd w:val="clear" w:fill="F4F8FA"/>
+            <w:tcMar>
+              <w:top w:w="80" w:type="dxa"/>
+              <w:start w:w="120" w:type="dxa"/>
+              <w:bottom w:w="80" w:type="dxa"/>
+              <w:end w:w="120" w:type="dxa"/>
+            </w:tcMar>
+            <w:vAlign w:val="center"/>
+          </w:tcPr>
+          <w:p>
+            <w:pPr>
+              <w:spacing w:after="20"/>
+            </w:pPr>
+            <w:r/>
+            <w:r>
+              <w:rPr>
+                <w:rFonts w:ascii="Segoe UI" w:hAnsi="Segoe UI" w:cs="Segoe UI"/>
+                <w:b w:val="0"/>
+                <w:i w:val="0"/>
+                <w:color w:val="0B1F2E"/>
+                <w:sz w:val="19"/>
+              </w:rPr>
+              <w:t>Profile triggers verification; user verifies via Telegram bot deep link</w:t>
+            </w:r>
+          </w:p>
+        </w:tc>
+      </w:tr>
+      <w:tr>
+        <w:tc>
+          <w:tcPr>
+            <w:tcW w:type="dxa" w:w="3168"/>
+            <w:tcMar>
+              <w:top w:w="80" w:type="dxa"/>
+              <w:start w:w="120" w:type="dxa"/>
+              <w:bottom w:w="80" w:type="dxa"/>
+              <w:end w:w="120" w:type="dxa"/>
+            </w:tcMar>
+            <w:vAlign w:val="center"/>
+          </w:tcPr>
+          <w:p>
+            <w:pPr>
+              <w:spacing w:after="20"/>
+            </w:pPr>
+            <w:r/>
+            <w:r>
+              <w:rPr>
+                <w:rFonts w:ascii="Segoe UI" w:hAnsi="Segoe UI" w:cs="Segoe UI"/>
+                <w:b w:val="0"/>
+                <w:i w:val="0"/>
+                <w:color w:val="0B1F2E"/>
+                <w:sz w:val="19"/>
+              </w:rPr>
+              <w:t>Profile Update</w:t>
+            </w:r>
+          </w:p>
+        </w:tc>
+        <w:tc>
+          <w:tcPr>
+            <w:tcW w:type="dxa" w:w="6048"/>
+            <w:tcMar>
+              <w:top w:w="80" w:type="dxa"/>
+              <w:start w:w="120" w:type="dxa"/>
+              <w:bottom w:w="80" w:type="dxa"/>
+              <w:end w:w="120" w:type="dxa"/>
+            </w:tcMar>
+            <w:vAlign w:val="center"/>
+          </w:tcPr>
+          <w:p>
+            <w:pPr>
+              <w:spacing w:after="20"/>
+            </w:pPr>
+            <w:r/>
+            <w:r>
+              <w:rPr>
+                <w:rFonts w:ascii="Segoe UI" w:hAnsi="Segoe UI" w:cs="Segoe UI"/>
+                <w:b w:val="0"/>
+                <w:i w:val="0"/>
+                <w:color w:val="0B1F2E"/>
+                <w:sz w:val="19"/>
+              </w:rPr>
+              <w:t>PATCH /api/auth/profile (name, email, phone)</w:t>
+            </w:r>
+          </w:p>
+        </w:tc>
+      </w:tr>
+      <w:tr>
+        <w:tc>
+          <w:tcPr>
+            <w:tcW w:type="dxa" w:w="3168"/>
+            <w:shd w:val="clear" w:fill="F4F8FA"/>
+            <w:tcMar>
+              <w:top w:w="80" w:type="dxa"/>
+              <w:start w:w="120" w:type="dxa"/>
+              <w:bottom w:w="80" w:type="dxa"/>
+              <w:end w:w="120" w:type="dxa"/>
+            </w:tcMar>
+            <w:vAlign w:val="center"/>
+          </w:tcPr>
+          <w:p>
+            <w:pPr>
+              <w:spacing w:after="20"/>
+            </w:pPr>
+            <w:r/>
+            <w:r>
+              <w:rPr>
+                <w:rFonts w:ascii="Segoe UI" w:hAnsi="Segoe UI" w:cs="Segoe UI"/>
+                <w:b w:val="0"/>
+                <w:i w:val="0"/>
+                <w:color w:val="0B1F2E"/>
+                <w:sz w:val="19"/>
+              </w:rPr>
+              <w:t>Role System</w:t>
+            </w:r>
+          </w:p>
+        </w:tc>
+        <w:tc>
+          <w:tcPr>
+            <w:tcW w:type="dxa" w:w="6048"/>
+            <w:shd w:val="clear" w:fill="F4F8FA"/>
+            <w:tcMar>
+              <w:top w:w="80" w:type="dxa"/>
+              <w:start w:w="120" w:type="dxa"/>
+              <w:bottom w:w="80" w:type="dxa"/>
+              <w:end w:w="120" w:type="dxa"/>
+            </w:tcMar>
+            <w:vAlign w:val="center"/>
+          </w:tcPr>
+          <w:p>
+            <w:pPr>
+              <w:spacing w:after="20"/>
+            </w:pPr>
+            <w:r/>
+            <w:r>
+              <w:rPr>
+                <w:rFonts w:ascii="Segoe UI" w:hAnsi="Segoe UI" w:cs="Segoe UI"/>
+                <w:b w:val="0"/>
+                <w:i w:val="0"/>
+                <w:color w:val="0B1F2E"/>
+                <w:sz w:val="19"/>
+              </w:rPr>
+              <w:t>customer / loan-officer / admin / super-admin with server-side enforcement</w:t>
+            </w:r>
+          </w:p>
+        </w:tc>
+      </w:tr>
+      <w:tr>
+        <w:tc>
+          <w:tcPr>
+            <w:tcW w:type="dxa" w:w="3168"/>
+            <w:tcMar>
+              <w:top w:w="80" w:type="dxa"/>
+              <w:start w:w="120" w:type="dxa"/>
+              <w:bottom w:w="80" w:type="dxa"/>
+              <w:end w:w="120" w:type="dxa"/>
+            </w:tcMar>
+            <w:vAlign w:val="center"/>
+          </w:tcPr>
+          <w:p>
+            <w:pPr>
+              <w:spacing w:after="20"/>
+            </w:pPr>
+            <w:r/>
+            <w:r>
+              <w:rPr>
+                <w:rFonts w:ascii="Segoe UI" w:hAnsi="Segoe UI" w:cs="Segoe UI"/>
+                <w:b w:val="0"/>
+                <w:i w:val="0"/>
+                <w:color w:val="0B1F2E"/>
+                <w:sz w:val="19"/>
+              </w:rPr>
+              <w:t>Single-Trip Phone Linkage</w:t>
+            </w:r>
+          </w:p>
+        </w:tc>
+        <w:tc>
+          <w:tcPr>
+            <w:tcW w:type="dxa" w:w="6048"/>
+            <w:tcMar>
+              <w:top w:w="80" w:type="dxa"/>
+              <w:start w:w="120" w:type="dxa"/>
+              <w:bottom w:w="80" w:type="dxa"/>
+              <w:end w:w="120" w:type="dxa"/>
+            </w:tcMar>
+            <w:vAlign w:val="center"/>
+          </w:tcPr>
+          <w:p>
+            <w:pPr>
+              <w:spacing w:after="20"/>
+            </w:pPr>
+            <w:r/>
+            <w:r>
+              <w:rPr>
+                <w:rFonts w:ascii="Segoe UI" w:hAnsi="Segoe UI" w:cs="Segoe UI"/>
+                <w:b w:val="0"/>
+                <w:i w:val="0"/>
+                <w:color w:val="0B1F2E"/>
+                <w:sz w:val="19"/>
+              </w:rPr>
+              <w:t>Share phone number via Telegram bot — instant link, OTP sent in same response</w:t>
+            </w:r>
+          </w:p>
+        </w:tc>
+      </w:tr>
+    </w:tbl>
     <w:p>
       <w:pPr>
-        <w:pStyle w:val="ListBullet"/>
+        <w:spacing w:after="40"/>
       </w:pPr>
-      <w:r>
-        <w:t>Email OTP: Traditional 6-digit code sent via Brevo SMTP</w:t>
-      </w:r>
-    </w:p>
-    <w:p>
-      <w:pPr>
-        <w:pStyle w:val="ListBullet"/>
-      </w:pPr>
-      <w:r>
-        <w:t>Phone OTP: 6-digit code delivered via Telegram bot (primary) and Twilio SMS (fallback) — for phone-only users</w:t>
-      </w:r>
-    </w:p>
-    <w:p>
-      <w:pPr>
-        <w:pStyle w:val="ListBullet"/>
-      </w:pPr>
-      <w:r>
-        <w:t>Phone-only users register via Telegram phone sharing (WebApp) — auto-login with JWT, synthetic email (e.g., 85570961423@nexus.local)</w:t>
-      </w:r>
-    </w:p>
-    <w:p>
-      <w:pPr>
-        <w:pStyle w:val="ListBullet"/>
-      </w:pPr>
-      <w:r>
-        <w:t>Forgot password: Auto-detects phone-only users, sends OTP to phone instead of email</w:t>
-      </w:r>
-    </w:p>
-    <w:p>
-      <w:pPr>
-        <w:pStyle w:val="ListBullet"/>
-      </w:pPr>
-      <w:r>
-        <w:t>Password change: Phone-only users receive OTP via Telegram &amp; SMS; email users via email</w:t>
-      </w:r>
-    </w:p>
-    <w:p>
-      <w:pPr>
-        <w:pStyle w:val="ListBullet"/>
-      </w:pPr>
-      <w:r>
-        <w:t>JWT sessions with server-side role enforcement (customer / loan-officer / admin / super-admin)</w:t>
-      </w:r>
-    </w:p>
-    <w:p>
-      <w:pPr>
-        <w:pStyle w:val="ListBullet"/>
-      </w:pPr>
-      <w:r>
-        <w:t>Bcrypt password hashing (10 rounds), rate limiting on auth endpoints</w:t>
-      </w:r>
     </w:p>
     <w:p>
       <w:pPr>
         <w:pStyle w:val="Heading1"/>
+        <w:spacing w:before="360" w:after="120"/>
+        <w:pBdr>
+          <w:bottom w:val="single" w:sz="12" w:space="4" w:color="00BDAA"/>
+        </w:pBdr>
       </w:pPr>
       <w:r>
+        <w:rPr>
+          <w:rFonts w:ascii="Segoe UI" w:hAnsi="Segoe UI" w:cs="Segoe UI"/>
+          <w:b/>
+          <w:i w:val="0"/>
+          <w:color w:val="0B1F2E"/>
+          <w:sz w:val="32"/>
+        </w:rPr>
         <w:t>4. Payment Integration</w:t>
       </w:r>
     </w:p>
     <w:p>
       <w:pPr>
         <w:pStyle w:val="Heading2"/>
+        <w:spacing w:before="240" w:after="80"/>
       </w:pPr>
       <w:r>
+        <w:rPr>
+          <w:rFonts w:ascii="Segoe UI" w:hAnsi="Segoe UI" w:cs="Segoe UI"/>
+          <w:b/>
+          <w:i w:val="0"/>
+          <w:color w:val="008A7C"/>
+          <w:sz w:val="26"/>
+        </w:rPr>
         <w:t>4.1 KHQR (Bakong)</w:t>
+      </w:r>
+    </w:p>
+    <w:p>
+      <w:r>
+        <w:rPr>
+          <w:rFonts w:ascii="Segoe UI" w:hAnsi="Segoe UI" w:cs="Segoe UI"/>
+          <w:b w:val="0"/>
+          <w:i w:val="0"/>
+          <w:color w:val="0B1F2E"/>
+          <w:sz w:val="21"/>
+        </w:rPr>
+        <w:t>KHQR is Cambodia's national QR payment standard based on EMVCo. NexusFinance generates KHQR codes for loan repayments and can verify payments via the Bakong API.</w:t>
       </w:r>
     </w:p>
     <w:p>
       <w:pPr>
         <w:pStyle w:val="ListBullet"/>
+        <w:spacing w:after="60"/>
+        <w:ind w:left="432"/>
       </w:pPr>
       <w:r>
-        <w:t>KHQR is Cambodia's national QR payment standard based on EMVCo</w:t>
+        <w:rPr>
+          <w:rFonts w:ascii="Segoe UI" w:hAnsi="Segoe UI" w:cs="Segoe UI"/>
+          <w:b w:val="0"/>
+          <w:i w:val="0"/>
+          <w:color w:val="0B1F2E"/>
+          <w:sz w:val="21"/>
+        </w:rPr>
+        <w:t>Static and dynamic QR generation</w:t>
       </w:r>
     </w:p>
     <w:p>
       <w:pPr>
         <w:pStyle w:val="ListBullet"/>
+        <w:spacing w:after="60"/>
+        <w:ind w:left="432"/>
       </w:pPr>
       <w:r>
-        <w:t>NexusFinance generates KHQR codes for loan repayments</w:t>
+        <w:rPr>
+          <w:rFonts w:ascii="Segoe UI" w:hAnsi="Segoe UI" w:cs="Segoe UI"/>
+          <w:b w:val="0"/>
+          <w:i w:val="0"/>
+          <w:color w:val="0B1F2E"/>
+          <w:sz w:val="21"/>
+        </w:rPr>
+        <w:t>Payment verification via MD5 hash</w:t>
       </w:r>
     </w:p>
     <w:p>
       <w:pPr>
         <w:pStyle w:val="ListBullet"/>
+        <w:spacing w:after="60"/>
+        <w:ind w:left="432"/>
       </w:pPr>
       <w:r>
-        <w:t>Static and dynamic QR generation with CRC16 verification</w:t>
-      </w:r>
-    </w:p>
-    <w:p>
-      <w:pPr>
-        <w:pStyle w:val="ListBullet"/>
-      </w:pPr>
-      <w:r>
-        <w:t>Payment verification via server-side API calls to Bakong (not client-side)</w:t>
-      </w:r>
-    </w:p>
-    <w:p>
-      <w:pPr>
-        <w:pStyle w:val="ListBullet"/>
-      </w:pPr>
-      <w:r>
+        <w:rPr>
+          <w:rFonts w:ascii="Segoe UI" w:hAnsi="Segoe UI" w:cs="Segoe UI"/>
+          <w:b w:val="0"/>
+          <w:i w:val="0"/>
+          <w:color w:val="0B1F2E"/>
+          <w:sz w:val="21"/>
+        </w:rPr>
         <w:t>Deeplink generation for mobile banking apps</w:t>
       </w:r>
     </w:p>
     <w:p>
       <w:pPr>
         <w:pStyle w:val="Heading2"/>
+        <w:spacing w:before="240" w:after="80"/>
       </w:pPr>
       <w:r>
+        <w:rPr>
+          <w:rFonts w:ascii="Segoe UI" w:hAnsi="Segoe UI" w:cs="Segoe UI"/>
+          <w:b/>
+          <w:i w:val="0"/>
+          <w:color w:val="008A7C"/>
+          <w:sz w:val="26"/>
+        </w:rPr>
         <w:t>4.2 ABA PayWay</w:t>
+      </w:r>
+    </w:p>
+    <w:p>
+      <w:r>
+        <w:rPr>
+          <w:rFonts w:ascii="Segoe UI" w:hAnsi="Segoe UI" w:cs="Segoe UI"/>
+          <w:b w:val="0"/>
+          <w:i w:val="0"/>
+          <w:color w:val="0B1F2E"/>
+          <w:sz w:val="21"/>
+        </w:rPr>
+        <w:t>ABA Bank's PayWay Purchase API powers hosted checkout for loan repayments. The customer selects an amount and is redirected to ABA's secure hosted checkout page (view_type: hosted_view), where they can pay via KHQR, ABA PAY, or cards.</w:t>
       </w:r>
     </w:p>
     <w:p>
       <w:pPr>
         <w:pStyle w:val="ListBullet"/>
+        <w:spacing w:after="60"/>
+        <w:ind w:left="432"/>
       </w:pPr>
       <w:r>
-        <w:t>ABA Bank's PayWay Purchase API powers hosted checkout for loan repayments</w:t>
+        <w:rPr>
+          <w:rFonts w:ascii="Segoe UI" w:hAnsi="Segoe UI" w:cs="Segoe UI"/>
+          <w:b w:val="0"/>
+          <w:i w:val="0"/>
+          <w:color w:val="0B1F2E"/>
+          <w:sz w:val="21"/>
+        </w:rPr>
+        <w:t>Sandbox mode currently active (checkout-sandbox.payway.com.kh)</w:t>
       </w:r>
     </w:p>
     <w:p>
       <w:pPr>
         <w:pStyle w:val="ListBullet"/>
+        <w:spacing w:after="60"/>
+        <w:ind w:left="432"/>
       </w:pPr>
       <w:r>
-        <w:t>Customer selects amount -&gt; redirected to ABA's secure hosted checkout page (view_type: hosted_view)</w:t>
+        <w:rPr>
+          <w:rFonts w:ascii="Segoe UI" w:hAnsi="Segoe UI" w:cs="Segoe UI"/>
+          <w:b w:val="0"/>
+          <w:i w:val="0"/>
+          <w:color w:val="0B1F2E"/>
+          <w:sz w:val="21"/>
+        </w:rPr>
+        <w:t>Hosted checkout with view_type=hosted_view and payment_gate=0</w:t>
       </w:r>
     </w:p>
     <w:p>
       <w:pPr>
         <w:pStyle w:val="ListBullet"/>
+        <w:spacing w:after="60"/>
+        <w:ind w:left="432"/>
       </w:pPr>
       <w:r>
-        <w:t>Payment options: KHQR, ABA PAY, cards, WeChat, Alipay</w:t>
-      </w:r>
-    </w:p>
-    <w:p>
-      <w:pPr>
-        <w:pStyle w:val="ListBullet"/>
-      </w:pPr>
-      <w:r>
-        <w:t>Sandbox mode active (checkout-sandbox.payway.com.kh)</w:t>
-      </w:r>
-    </w:p>
-    <w:p>
-      <w:pPr>
-        <w:pStyle w:val="ListBullet"/>
-      </w:pPr>
-      <w:r>
+        <w:rPr>
+          <w:rFonts w:ascii="Segoe UI" w:hAnsi="Segoe UI" w:cs="Segoe UI"/>
+          <w:b w:val="0"/>
+          <w:i w:val="0"/>
+          <w:color w:val="0B1F2E"/>
+          <w:sz w:val="21"/>
+        </w:rPr>
         <w:t>HMAC-SHA512 signature on every purchase request (24-field fixed hash order)</w:t>
       </w:r>
     </w:p>
     <w:p>
       <w:pPr>
         <w:pStyle w:val="ListBullet"/>
+        <w:spacing w:after="60"/>
+        <w:ind w:left="432"/>
       </w:pPr>
       <w:r>
-        <w:t>view_type=hosted_view and payment_gate=0 sent unsigned</w:t>
+        <w:rPr>
+          <w:rFonts w:ascii="Segoe UI" w:hAnsi="Segoe UI" w:cs="Segoe UI"/>
+          <w:b w:val="0"/>
+          <w:i w:val="0"/>
+          <w:color w:val="0B1F2E"/>
+          <w:sz w:val="21"/>
+        </w:rPr>
+        <w:t>Return / cancel redirects to /payment/success and /payment/cancel</w:t>
       </w:r>
     </w:p>
     <w:p>
       <w:pPr>
         <w:pStyle w:val="ListBullet"/>
+        <w:spacing w:after="60"/>
+        <w:ind w:left="432"/>
       </w:pPr>
       <w:r>
-        <w:t>Return/cancel redirects to /payment/success and /payment/cancel</w:t>
-      </w:r>
-    </w:p>
-    <w:p>
-      <w:pPr>
-        <w:pStyle w:val="ListBullet"/>
-      </w:pPr>
-      <w:r>
+        <w:rPr>
+          <w:rFonts w:ascii="Segoe UI" w:hAnsi="Segoe UI" w:cs="Segoe UI"/>
+          <w:b w:val="0"/>
+          <w:i w:val="0"/>
+          <w:color w:val="0B1F2E"/>
+          <w:sz w:val="21"/>
+        </w:rPr>
         <w:t>Webhook callback + GET return handler both verify and persist payments</w:t>
       </w:r>
     </w:p>
     <w:p>
       <w:pPr>
         <w:pStyle w:val="ListBullet"/>
+        <w:spacing w:after="60"/>
+        <w:ind w:left="432"/>
       </w:pPr>
       <w:r>
-        <w:t>Approved payments persisted to ledger (nexus_transactions) and trigger Telegram confirmation</w:t>
+        <w:rPr>
+          <w:rFonts w:ascii="Segoe UI" w:hAnsi="Segoe UI" w:cs="Segoe UI"/>
+          <w:b w:val="0"/>
+          <w:i w:val="0"/>
+          <w:color w:val="0B1F2E"/>
+          <w:sz w:val="21"/>
+        </w:rPr>
+        <w:t>Approved payments are persisted to the ledger (nexus_transactions) and trigger Telegram confirmation</w:t>
+      </w:r>
+    </w:p>
+    <w:p>
+      <w:pPr>
+        <w:pStyle w:val="Heading1"/>
+        <w:spacing w:before="360" w:after="120"/>
+        <w:pBdr>
+          <w:bottom w:val="single" w:sz="12" w:space="4" w:color="00BDAA"/>
+        </w:pBdr>
+      </w:pPr>
+      <w:r>
+        <w:rPr>
+          <w:rFonts w:ascii="Segoe UI" w:hAnsi="Segoe UI" w:cs="Segoe UI"/>
+          <w:b/>
+          <w:i w:val="0"/>
+          <w:color w:val="0B1F2E"/>
+          <w:sz w:val="32"/>
+        </w:rPr>
+        <w:t>5. Telegram Bot Features</w:t>
+      </w:r>
+    </w:p>
+    <w:tbl>
+      <w:tblPr>
+        <w:tblStyle w:val="TableGrid"/>
+        <w:tblW w:type="auto" w:w="0"/>
+        <w:jc w:val="center"/>
+        <w:tblLayout w:type="fixed"/>
+        <w:tblLook w:firstColumn="1" w:firstRow="1" w:lastColumn="0" w:lastRow="0" w:noHBand="0" w:noVBand="1" w:val="04A0"/>
+      </w:tblPr>
+      <w:tblGrid>
+        <w:gridCol w:w="3106"/>
+        <w:gridCol w:w="3106"/>
+        <w:gridCol w:w="3106"/>
+      </w:tblGrid>
+      <w:tr>
+        <w:tc>
+          <w:tcPr>
+            <w:tcW w:type="dxa" w:w="2592"/>
+            <w:shd w:val="clear" w:fill="0B1F2E"/>
+            <w:tcMar>
+              <w:top w:w="80" w:type="dxa"/>
+              <w:start w:w="120" w:type="dxa"/>
+              <w:bottom w:w="80" w:type="dxa"/>
+              <w:end w:w="120" w:type="dxa"/>
+            </w:tcMar>
+            <w:vAlign w:val="center"/>
+          </w:tcPr>
+          <w:p>
+            <w:pPr>
+              <w:jc w:val="left"/>
+            </w:pPr>
+            <w:r/>
+            <w:r>
+              <w:rPr>
+                <w:rFonts w:ascii="Segoe UI" w:hAnsi="Segoe UI" w:cs="Segoe UI"/>
+                <w:b/>
+                <w:i w:val="0"/>
+                <w:color w:val="FFFFFF"/>
+                <w:sz w:val="19"/>
+              </w:rPr>
+              <w:t>Command</w:t>
+            </w:r>
+          </w:p>
+        </w:tc>
+        <w:tc>
+          <w:tcPr>
+            <w:tcW w:type="dxa" w:w="2016"/>
+            <w:shd w:val="clear" w:fill="0B1F2E"/>
+            <w:tcMar>
+              <w:top w:w="80" w:type="dxa"/>
+              <w:start w:w="120" w:type="dxa"/>
+              <w:bottom w:w="80" w:type="dxa"/>
+              <w:end w:w="120" w:type="dxa"/>
+            </w:tcMar>
+            <w:vAlign w:val="center"/>
+          </w:tcPr>
+          <w:p>
+            <w:pPr>
+              <w:jc w:val="left"/>
+            </w:pPr>
+            <w:r/>
+            <w:r>
+              <w:rPr>
+                <w:rFonts w:ascii="Segoe UI" w:hAnsi="Segoe UI" w:cs="Segoe UI"/>
+                <w:b/>
+                <w:i w:val="0"/>
+                <w:color w:val="FFFFFF"/>
+                <w:sz w:val="19"/>
+              </w:rPr>
+              <w:t>Access</w:t>
+            </w:r>
+          </w:p>
+        </w:tc>
+        <w:tc>
+          <w:tcPr>
+            <w:tcW w:type="dxa" w:w="4608"/>
+            <w:shd w:val="clear" w:fill="0B1F2E"/>
+            <w:tcMar>
+              <w:top w:w="80" w:type="dxa"/>
+              <w:start w:w="120" w:type="dxa"/>
+              <w:bottom w:w="80" w:type="dxa"/>
+              <w:end w:w="120" w:type="dxa"/>
+            </w:tcMar>
+            <w:vAlign w:val="center"/>
+          </w:tcPr>
+          <w:p>
+            <w:pPr>
+              <w:jc w:val="left"/>
+            </w:pPr>
+            <w:r/>
+            <w:r>
+              <w:rPr>
+                <w:rFonts w:ascii="Segoe UI" w:hAnsi="Segoe UI" w:cs="Segoe UI"/>
+                <w:b/>
+                <w:i w:val="0"/>
+                <w:color w:val="FFFFFF"/>
+                <w:sz w:val="19"/>
+              </w:rPr>
+              <w:t>Description</w:t>
+            </w:r>
+          </w:p>
+        </w:tc>
+      </w:tr>
+      <w:tr>
+        <w:tc>
+          <w:tcPr>
+            <w:tcW w:type="dxa" w:w="2592"/>
+            <w:tcMar>
+              <w:top w:w="80" w:type="dxa"/>
+              <w:start w:w="120" w:type="dxa"/>
+              <w:bottom w:w="80" w:type="dxa"/>
+              <w:end w:w="120" w:type="dxa"/>
+            </w:tcMar>
+            <w:vAlign w:val="center"/>
+          </w:tcPr>
+          <w:p>
+            <w:pPr>
+              <w:spacing w:after="20"/>
+            </w:pPr>
+            <w:r/>
+            <w:r>
+              <w:rPr>
+                <w:rFonts w:ascii="Segoe UI" w:hAnsi="Segoe UI" w:cs="Segoe UI"/>
+                <w:b w:val="0"/>
+                <w:i w:val="0"/>
+                <w:color w:val="0B1F2E"/>
+                <w:sz w:val="19"/>
+              </w:rPr>
+              <w:t>/start</w:t>
+            </w:r>
+          </w:p>
+        </w:tc>
+        <w:tc>
+          <w:tcPr>
+            <w:tcW w:type="dxa" w:w="2016"/>
+            <w:tcMar>
+              <w:top w:w="80" w:type="dxa"/>
+              <w:start w:w="120" w:type="dxa"/>
+              <w:bottom w:w="80" w:type="dxa"/>
+              <w:end w:w="120" w:type="dxa"/>
+            </w:tcMar>
+            <w:vAlign w:val="center"/>
+          </w:tcPr>
+          <w:p>
+            <w:pPr>
+              <w:spacing w:after="20"/>
+            </w:pPr>
+            <w:r/>
+            <w:r>
+              <w:rPr>
+                <w:rFonts w:ascii="Segoe UI" w:hAnsi="Segoe UI" w:cs="Segoe UI"/>
+                <w:b w:val="0"/>
+                <w:i w:val="0"/>
+                <w:color w:val="0B1F2E"/>
+                <w:sz w:val="19"/>
+              </w:rPr>
+              <w:t>All users</w:t>
+            </w:r>
+          </w:p>
+        </w:tc>
+        <w:tc>
+          <w:tcPr>
+            <w:tcW w:type="dxa" w:w="4608"/>
+            <w:tcMar>
+              <w:top w:w="80" w:type="dxa"/>
+              <w:start w:w="120" w:type="dxa"/>
+              <w:bottom w:w="80" w:type="dxa"/>
+              <w:end w:w="120" w:type="dxa"/>
+            </w:tcMar>
+            <w:vAlign w:val="center"/>
+          </w:tcPr>
+          <w:p>
+            <w:pPr>
+              <w:spacing w:after="20"/>
+            </w:pPr>
+            <w:r/>
+            <w:r>
+              <w:rPr>
+                <w:rFonts w:ascii="Segoe UI" w:hAnsi="Segoe UI" w:cs="Segoe UI"/>
+                <w:b w:val="0"/>
+                <w:i w:val="0"/>
+                <w:color w:val="0B1F2E"/>
+                <w:sz w:val="19"/>
+              </w:rPr>
+              <w:t>Welcome message and quick actions</w:t>
+            </w:r>
+          </w:p>
+        </w:tc>
+      </w:tr>
+      <w:tr>
+        <w:tc>
+          <w:tcPr>
+            <w:tcW w:type="dxa" w:w="2592"/>
+            <w:shd w:val="clear" w:fill="F4F8FA"/>
+            <w:tcMar>
+              <w:top w:w="80" w:type="dxa"/>
+              <w:start w:w="120" w:type="dxa"/>
+              <w:bottom w:w="80" w:type="dxa"/>
+              <w:end w:w="120" w:type="dxa"/>
+            </w:tcMar>
+            <w:vAlign w:val="center"/>
+          </w:tcPr>
+          <w:p>
+            <w:pPr>
+              <w:spacing w:after="20"/>
+            </w:pPr>
+            <w:r/>
+            <w:r>
+              <w:rPr>
+                <w:rFonts w:ascii="Segoe UI" w:hAnsi="Segoe UI" w:cs="Segoe UI"/>
+                <w:b w:val="0"/>
+                <w:i w:val="0"/>
+                <w:color w:val="0B1F2E"/>
+                <w:sz w:val="19"/>
+              </w:rPr>
+              <w:t>/link</w:t>
+            </w:r>
+          </w:p>
+        </w:tc>
+        <w:tc>
+          <w:tcPr>
+            <w:tcW w:type="dxa" w:w="2016"/>
+            <w:shd w:val="clear" w:fill="F4F8FA"/>
+            <w:tcMar>
+              <w:top w:w="80" w:type="dxa"/>
+              <w:start w:w="120" w:type="dxa"/>
+              <w:bottom w:w="80" w:type="dxa"/>
+              <w:end w:w="120" w:type="dxa"/>
+            </w:tcMar>
+            <w:vAlign w:val="center"/>
+          </w:tcPr>
+          <w:p>
+            <w:pPr>
+              <w:spacing w:after="20"/>
+            </w:pPr>
+            <w:r/>
+            <w:r>
+              <w:rPr>
+                <w:rFonts w:ascii="Segoe UI" w:hAnsi="Segoe UI" w:cs="Segoe UI"/>
+                <w:b w:val="0"/>
+                <w:i w:val="0"/>
+                <w:color w:val="0B1F2E"/>
+                <w:sz w:val="19"/>
+              </w:rPr>
+              <w:t>All users</w:t>
+            </w:r>
+          </w:p>
+        </w:tc>
+        <w:tc>
+          <w:tcPr>
+            <w:tcW w:type="dxa" w:w="4608"/>
+            <w:shd w:val="clear" w:fill="F4F8FA"/>
+            <w:tcMar>
+              <w:top w:w="80" w:type="dxa"/>
+              <w:start w:w="120" w:type="dxa"/>
+              <w:bottom w:w="80" w:type="dxa"/>
+              <w:end w:w="120" w:type="dxa"/>
+            </w:tcMar>
+            <w:vAlign w:val="center"/>
+          </w:tcPr>
+          <w:p>
+            <w:pPr>
+              <w:spacing w:after="20"/>
+            </w:pPr>
+            <w:r/>
+            <w:r>
+              <w:rPr>
+                <w:rFonts w:ascii="Segoe UI" w:hAnsi="Segoe UI" w:cs="Segoe UI"/>
+                <w:b w:val="0"/>
+                <w:i w:val="0"/>
+                <w:color w:val="0B1F2E"/>
+                <w:sz w:val="19"/>
+              </w:rPr>
+              <w:t>Link Telegram account — emails a verification code</w:t>
+            </w:r>
+          </w:p>
+        </w:tc>
+      </w:tr>
+      <w:tr>
+        <w:tc>
+          <w:tcPr>
+            <w:tcW w:type="dxa" w:w="2592"/>
+            <w:tcMar>
+              <w:top w:w="80" w:type="dxa"/>
+              <w:start w:w="120" w:type="dxa"/>
+              <w:bottom w:w="80" w:type="dxa"/>
+              <w:end w:w="120" w:type="dxa"/>
+            </w:tcMar>
+            <w:vAlign w:val="center"/>
+          </w:tcPr>
+          <w:p>
+            <w:pPr>
+              <w:spacing w:after="20"/>
+            </w:pPr>
+            <w:r/>
+            <w:r>
+              <w:rPr>
+                <w:rFonts w:ascii="Segoe UI" w:hAnsi="Segoe UI" w:cs="Segoe UI"/>
+                <w:b w:val="0"/>
+                <w:i w:val="0"/>
+                <w:color w:val="0B1F2E"/>
+                <w:sz w:val="19"/>
+              </w:rPr>
+              <w:t>/confirm &lt;code&gt;</w:t>
+            </w:r>
+          </w:p>
+        </w:tc>
+        <w:tc>
+          <w:tcPr>
+            <w:tcW w:type="dxa" w:w="2016"/>
+            <w:tcMar>
+              <w:top w:w="80" w:type="dxa"/>
+              <w:start w:w="120" w:type="dxa"/>
+              <w:bottom w:w="80" w:type="dxa"/>
+              <w:end w:w="120" w:type="dxa"/>
+            </w:tcMar>
+            <w:vAlign w:val="center"/>
+          </w:tcPr>
+          <w:p>
+            <w:pPr>
+              <w:spacing w:after="20"/>
+            </w:pPr>
+            <w:r/>
+            <w:r>
+              <w:rPr>
+                <w:rFonts w:ascii="Segoe UI" w:hAnsi="Segoe UI" w:cs="Segoe UI"/>
+                <w:b w:val="0"/>
+                <w:i w:val="0"/>
+                <w:color w:val="0B1F2E"/>
+                <w:sz w:val="19"/>
+              </w:rPr>
+              <w:t>All users</w:t>
+            </w:r>
+          </w:p>
+        </w:tc>
+        <w:tc>
+          <w:tcPr>
+            <w:tcW w:type="dxa" w:w="4608"/>
+            <w:tcMar>
+              <w:top w:w="80" w:type="dxa"/>
+              <w:start w:w="120" w:type="dxa"/>
+              <w:bottom w:w="80" w:type="dxa"/>
+              <w:end w:w="120" w:type="dxa"/>
+            </w:tcMar>
+            <w:vAlign w:val="center"/>
+          </w:tcPr>
+          <w:p>
+            <w:pPr>
+              <w:spacing w:after="20"/>
+            </w:pPr>
+            <w:r/>
+            <w:r>
+              <w:rPr>
+                <w:rFonts w:ascii="Segoe UI" w:hAnsi="Segoe UI" w:cs="Segoe UI"/>
+                <w:b w:val="0"/>
+                <w:i w:val="0"/>
+                <w:color w:val="0B1F2E"/>
+                <w:sz w:val="19"/>
+              </w:rPr>
+              <w:t>Complete linking with the emailed code</w:t>
+            </w:r>
+          </w:p>
+        </w:tc>
+      </w:tr>
+      <w:tr>
+        <w:tc>
+          <w:tcPr>
+            <w:tcW w:type="dxa" w:w="2592"/>
+            <w:shd w:val="clear" w:fill="F4F8FA"/>
+            <w:tcMar>
+              <w:top w:w="80" w:type="dxa"/>
+              <w:start w:w="120" w:type="dxa"/>
+              <w:bottom w:w="80" w:type="dxa"/>
+              <w:end w:w="120" w:type="dxa"/>
+            </w:tcMar>
+            <w:vAlign w:val="center"/>
+          </w:tcPr>
+          <w:p>
+            <w:pPr>
+              <w:spacing w:after="20"/>
+            </w:pPr>
+            <w:r/>
+            <w:r>
+              <w:rPr>
+                <w:rFonts w:ascii="Segoe UI" w:hAnsi="Segoe UI" w:cs="Segoe UI"/>
+                <w:b w:val="0"/>
+                <w:i w:val="0"/>
+                <w:color w:val="0B1F2E"/>
+                <w:sz w:val="19"/>
+              </w:rPr>
+              <w:t>/unlink</w:t>
+            </w:r>
+          </w:p>
+        </w:tc>
+        <w:tc>
+          <w:tcPr>
+            <w:tcW w:type="dxa" w:w="2016"/>
+            <w:shd w:val="clear" w:fill="F4F8FA"/>
+            <w:tcMar>
+              <w:top w:w="80" w:type="dxa"/>
+              <w:start w:w="120" w:type="dxa"/>
+              <w:bottom w:w="80" w:type="dxa"/>
+              <w:end w:w="120" w:type="dxa"/>
+            </w:tcMar>
+            <w:vAlign w:val="center"/>
+          </w:tcPr>
+          <w:p>
+            <w:pPr>
+              <w:spacing w:after="20"/>
+            </w:pPr>
+            <w:r/>
+            <w:r>
+              <w:rPr>
+                <w:rFonts w:ascii="Segoe UI" w:hAnsi="Segoe UI" w:cs="Segoe UI"/>
+                <w:b w:val="0"/>
+                <w:i w:val="0"/>
+                <w:color w:val="0B1F2E"/>
+                <w:sz w:val="19"/>
+              </w:rPr>
+              <w:t>All users</w:t>
+            </w:r>
+          </w:p>
+        </w:tc>
+        <w:tc>
+          <w:tcPr>
+            <w:tcW w:type="dxa" w:w="4608"/>
+            <w:shd w:val="clear" w:fill="F4F8FA"/>
+            <w:tcMar>
+              <w:top w:w="80" w:type="dxa"/>
+              <w:start w:w="120" w:type="dxa"/>
+              <w:bottom w:w="80" w:type="dxa"/>
+              <w:end w:w="120" w:type="dxa"/>
+            </w:tcMar>
+            <w:vAlign w:val="center"/>
+          </w:tcPr>
+          <w:p>
+            <w:pPr>
+              <w:spacing w:after="20"/>
+            </w:pPr>
+            <w:r/>
+            <w:r>
+              <w:rPr>
+                <w:rFonts w:ascii="Segoe UI" w:hAnsi="Segoe UI" w:cs="Segoe UI"/>
+                <w:b w:val="0"/>
+                <w:i w:val="0"/>
+                <w:color w:val="0B1F2E"/>
+                <w:sz w:val="19"/>
+              </w:rPr>
+              <w:t>Unlink Telegram account</w:t>
+            </w:r>
+          </w:p>
+        </w:tc>
+      </w:tr>
+      <w:tr>
+        <w:tc>
+          <w:tcPr>
+            <w:tcW w:type="dxa" w:w="2592"/>
+            <w:tcMar>
+              <w:top w:w="80" w:type="dxa"/>
+              <w:start w:w="120" w:type="dxa"/>
+              <w:bottom w:w="80" w:type="dxa"/>
+              <w:end w:w="120" w:type="dxa"/>
+            </w:tcMar>
+            <w:vAlign w:val="center"/>
+          </w:tcPr>
+          <w:p>
+            <w:pPr>
+              <w:spacing w:after="20"/>
+            </w:pPr>
+            <w:r/>
+            <w:r>
+              <w:rPr>
+                <w:rFonts w:ascii="Segoe UI" w:hAnsi="Segoe UI" w:cs="Segoe UI"/>
+                <w:b w:val="0"/>
+                <w:i w:val="0"/>
+                <w:color w:val="0B1F2E"/>
+                <w:sz w:val="19"/>
+              </w:rPr>
+              <w:t>/status</w:t>
+            </w:r>
+          </w:p>
+        </w:tc>
+        <w:tc>
+          <w:tcPr>
+            <w:tcW w:type="dxa" w:w="2016"/>
+            <w:tcMar>
+              <w:top w:w="80" w:type="dxa"/>
+              <w:start w:w="120" w:type="dxa"/>
+              <w:bottom w:w="80" w:type="dxa"/>
+              <w:end w:w="120" w:type="dxa"/>
+            </w:tcMar>
+            <w:vAlign w:val="center"/>
+          </w:tcPr>
+          <w:p>
+            <w:pPr>
+              <w:spacing w:after="20"/>
+            </w:pPr>
+            <w:r/>
+            <w:r>
+              <w:rPr>
+                <w:rFonts w:ascii="Segoe UI" w:hAnsi="Segoe UI" w:cs="Segoe UI"/>
+                <w:b w:val="0"/>
+                <w:i w:val="0"/>
+                <w:color w:val="0B1F2E"/>
+                <w:sz w:val="19"/>
+              </w:rPr>
+              <w:t>All users</w:t>
+            </w:r>
+          </w:p>
+        </w:tc>
+        <w:tc>
+          <w:tcPr>
+            <w:tcW w:type="dxa" w:w="4608"/>
+            <w:tcMar>
+              <w:top w:w="80" w:type="dxa"/>
+              <w:start w:w="120" w:type="dxa"/>
+              <w:bottom w:w="80" w:type="dxa"/>
+              <w:end w:w="120" w:type="dxa"/>
+            </w:tcMar>
+            <w:vAlign w:val="center"/>
+          </w:tcPr>
+          <w:p>
+            <w:pPr>
+              <w:spacing w:after="20"/>
+            </w:pPr>
+            <w:r/>
+            <w:r>
+              <w:rPr>
+                <w:rFonts w:ascii="Segoe UI" w:hAnsi="Segoe UI" w:cs="Segoe UI"/>
+                <w:b w:val="0"/>
+                <w:i w:val="0"/>
+                <w:color w:val="0B1F2E"/>
+                <w:sz w:val="19"/>
+              </w:rPr>
+              <w:t>View linked account status</w:t>
+            </w:r>
+          </w:p>
+        </w:tc>
+      </w:tr>
+      <w:tr>
+        <w:tc>
+          <w:tcPr>
+            <w:tcW w:type="dxa" w:w="2592"/>
+            <w:shd w:val="clear" w:fill="F4F8FA"/>
+            <w:tcMar>
+              <w:top w:w="80" w:type="dxa"/>
+              <w:start w:w="120" w:type="dxa"/>
+              <w:bottom w:w="80" w:type="dxa"/>
+              <w:end w:w="120" w:type="dxa"/>
+            </w:tcMar>
+            <w:vAlign w:val="center"/>
+          </w:tcPr>
+          <w:p>
+            <w:pPr>
+              <w:spacing w:after="20"/>
+            </w:pPr>
+            <w:r/>
+            <w:r>
+              <w:rPr>
+                <w:rFonts w:ascii="Segoe UI" w:hAnsi="Segoe UI" w:cs="Segoe UI"/>
+                <w:b w:val="0"/>
+                <w:i w:val="0"/>
+                <w:color w:val="0B1F2E"/>
+                <w:sz w:val="19"/>
+              </w:rPr>
+              <w:t>/send</w:t>
+            </w:r>
+          </w:p>
+        </w:tc>
+        <w:tc>
+          <w:tcPr>
+            <w:tcW w:type="dxa" w:w="2016"/>
+            <w:shd w:val="clear" w:fill="F4F8FA"/>
+            <w:tcMar>
+              <w:top w:w="80" w:type="dxa"/>
+              <w:start w:w="120" w:type="dxa"/>
+              <w:bottom w:w="80" w:type="dxa"/>
+              <w:end w:w="120" w:type="dxa"/>
+            </w:tcMar>
+            <w:vAlign w:val="center"/>
+          </w:tcPr>
+          <w:p>
+            <w:pPr>
+              <w:spacing w:after="20"/>
+            </w:pPr>
+            <w:r/>
+            <w:r>
+              <w:rPr>
+                <w:rFonts w:ascii="Segoe UI" w:hAnsi="Segoe UI" w:cs="Segoe UI"/>
+                <w:b w:val="0"/>
+                <w:i w:val="0"/>
+                <w:color w:val="0B1F2E"/>
+                <w:sz w:val="19"/>
+              </w:rPr>
+              <w:t>All users</w:t>
+            </w:r>
+          </w:p>
+        </w:tc>
+        <w:tc>
+          <w:tcPr>
+            <w:tcW w:type="dxa" w:w="4608"/>
+            <w:shd w:val="clear" w:fill="F4F8FA"/>
+            <w:tcMar>
+              <w:top w:w="80" w:type="dxa"/>
+              <w:start w:w="120" w:type="dxa"/>
+              <w:bottom w:w="80" w:type="dxa"/>
+              <w:end w:w="120" w:type="dxa"/>
+            </w:tcMar>
+            <w:vAlign w:val="center"/>
+          </w:tcPr>
+          <w:p>
+            <w:pPr>
+              <w:spacing w:after="20"/>
+            </w:pPr>
+            <w:r/>
+            <w:r>
+              <w:rPr>
+                <w:rFonts w:ascii="Segoe UI" w:hAnsi="Segoe UI" w:cs="Segoe UI"/>
+                <w:b w:val="0"/>
+                <w:i w:val="0"/>
+                <w:color w:val="0B1F2E"/>
+                <w:sz w:val="19"/>
+              </w:rPr>
+              <w:t>Share phone number for single-trip linkage</w:t>
+            </w:r>
+          </w:p>
+        </w:tc>
+      </w:tr>
+      <w:tr>
+        <w:tc>
+          <w:tcPr>
+            <w:tcW w:type="dxa" w:w="2592"/>
+            <w:tcMar>
+              <w:top w:w="80" w:type="dxa"/>
+              <w:start w:w="120" w:type="dxa"/>
+              <w:bottom w:w="80" w:type="dxa"/>
+              <w:end w:w="120" w:type="dxa"/>
+            </w:tcMar>
+            <w:vAlign w:val="center"/>
+          </w:tcPr>
+          <w:p>
+            <w:pPr>
+              <w:spacing w:after="20"/>
+            </w:pPr>
+            <w:r/>
+            <w:r>
+              <w:rPr>
+                <w:rFonts w:ascii="Segoe UI" w:hAnsi="Segoe UI" w:cs="Segoe UI"/>
+                <w:b w:val="0"/>
+                <w:i w:val="0"/>
+                <w:color w:val="0B1F2E"/>
+                <w:sz w:val="19"/>
+              </w:rPr>
+              <w:t>/changepassword</w:t>
+            </w:r>
+          </w:p>
+        </w:tc>
+        <w:tc>
+          <w:tcPr>
+            <w:tcW w:type="dxa" w:w="2016"/>
+            <w:tcMar>
+              <w:top w:w="80" w:type="dxa"/>
+              <w:start w:w="120" w:type="dxa"/>
+              <w:bottom w:w="80" w:type="dxa"/>
+              <w:end w:w="120" w:type="dxa"/>
+            </w:tcMar>
+            <w:vAlign w:val="center"/>
+          </w:tcPr>
+          <w:p>
+            <w:pPr>
+              <w:spacing w:after="20"/>
+            </w:pPr>
+            <w:r/>
+            <w:r>
+              <w:rPr>
+                <w:rFonts w:ascii="Segoe UI" w:hAnsi="Segoe UI" w:cs="Segoe UI"/>
+                <w:b w:val="0"/>
+                <w:i w:val="0"/>
+                <w:color w:val="0B1F2E"/>
+                <w:sz w:val="19"/>
+              </w:rPr>
+              <w:t>All users</w:t>
+            </w:r>
+          </w:p>
+        </w:tc>
+        <w:tc>
+          <w:tcPr>
+            <w:tcW w:type="dxa" w:w="4608"/>
+            <w:tcMar>
+              <w:top w:w="80" w:type="dxa"/>
+              <w:start w:w="120" w:type="dxa"/>
+              <w:bottom w:w="80" w:type="dxa"/>
+              <w:end w:w="120" w:type="dxa"/>
+            </w:tcMar>
+            <w:vAlign w:val="center"/>
+          </w:tcPr>
+          <w:p>
+            <w:pPr>
+              <w:spacing w:after="20"/>
+            </w:pPr>
+            <w:r/>
+            <w:r>
+              <w:rPr>
+                <w:rFonts w:ascii="Segoe UI" w:hAnsi="Segoe UI" w:cs="Segoe UI"/>
+                <w:b w:val="0"/>
+                <w:i w:val="0"/>
+                <w:color w:val="0B1F2E"/>
+                <w:sz w:val="19"/>
+              </w:rPr>
+              <w:t>Start password change flow — OTP sent via Telegram</w:t>
+            </w:r>
+          </w:p>
+        </w:tc>
+      </w:tr>
+      <w:tr>
+        <w:tc>
+          <w:tcPr>
+            <w:tcW w:type="dxa" w:w="2592"/>
+            <w:shd w:val="clear" w:fill="F4F8FA"/>
+            <w:tcMar>
+              <w:top w:w="80" w:type="dxa"/>
+              <w:start w:w="120" w:type="dxa"/>
+              <w:bottom w:w="80" w:type="dxa"/>
+              <w:end w:w="120" w:type="dxa"/>
+            </w:tcMar>
+            <w:vAlign w:val="center"/>
+          </w:tcPr>
+          <w:p>
+            <w:pPr>
+              <w:spacing w:after="20"/>
+            </w:pPr>
+            <w:r/>
+            <w:r>
+              <w:rPr>
+                <w:rFonts w:ascii="Segoe UI" w:hAnsi="Segoe UI" w:cs="Segoe UI"/>
+                <w:b w:val="0"/>
+                <w:i w:val="0"/>
+                <w:color w:val="0B1F2E"/>
+                <w:sz w:val="19"/>
+              </w:rPr>
+              <w:t>/reminder-check</w:t>
+            </w:r>
+          </w:p>
+        </w:tc>
+        <w:tc>
+          <w:tcPr>
+            <w:tcW w:type="dxa" w:w="2016"/>
+            <w:shd w:val="clear" w:fill="F4F8FA"/>
+            <w:tcMar>
+              <w:top w:w="80" w:type="dxa"/>
+              <w:start w:w="120" w:type="dxa"/>
+              <w:bottom w:w="80" w:type="dxa"/>
+              <w:end w:w="120" w:type="dxa"/>
+            </w:tcMar>
+            <w:vAlign w:val="center"/>
+          </w:tcPr>
+          <w:p>
+            <w:pPr>
+              <w:spacing w:after="20"/>
+            </w:pPr>
+            <w:r/>
+            <w:r>
+              <w:rPr>
+                <w:rFonts w:ascii="Segoe UI" w:hAnsi="Segoe UI" w:cs="Segoe UI"/>
+                <w:b w:val="0"/>
+                <w:i w:val="0"/>
+                <w:color w:val="0B1F2E"/>
+                <w:sz w:val="19"/>
+              </w:rPr>
+              <w:t>Admin</w:t>
+            </w:r>
+          </w:p>
+        </w:tc>
+        <w:tc>
+          <w:tcPr>
+            <w:tcW w:type="dxa" w:w="4608"/>
+            <w:shd w:val="clear" w:fill="F4F8FA"/>
+            <w:tcMar>
+              <w:top w:w="80" w:type="dxa"/>
+              <w:start w:w="120" w:type="dxa"/>
+              <w:bottom w:w="80" w:type="dxa"/>
+              <w:end w:w="120" w:type="dxa"/>
+            </w:tcMar>
+            <w:vAlign w:val="center"/>
+          </w:tcPr>
+          <w:p>
+            <w:pPr>
+              <w:spacing w:after="20"/>
+            </w:pPr>
+            <w:r/>
+            <w:r>
+              <w:rPr>
+                <w:rFonts w:ascii="Segoe UI" w:hAnsi="Segoe UI" w:cs="Segoe UI"/>
+                <w:b w:val="0"/>
+                <w:i w:val="0"/>
+                <w:color w:val="0B1F2E"/>
+                <w:sz w:val="19"/>
+              </w:rPr>
+              <w:t>Run payment reminder check now</w:t>
+            </w:r>
+          </w:p>
+        </w:tc>
+      </w:tr>
+      <w:tr>
+        <w:tc>
+          <w:tcPr>
+            <w:tcW w:type="dxa" w:w="2592"/>
+            <w:tcMar>
+              <w:top w:w="80" w:type="dxa"/>
+              <w:start w:w="120" w:type="dxa"/>
+              <w:bottom w:w="80" w:type="dxa"/>
+              <w:end w:w="120" w:type="dxa"/>
+            </w:tcMar>
+            <w:vAlign w:val="center"/>
+          </w:tcPr>
+          <w:p>
+            <w:pPr>
+              <w:spacing w:after="20"/>
+            </w:pPr>
+            <w:r/>
+            <w:r>
+              <w:rPr>
+                <w:rFonts w:ascii="Segoe UI" w:hAnsi="Segoe UI" w:cs="Segoe UI"/>
+                <w:b w:val="0"/>
+                <w:i w:val="0"/>
+                <w:color w:val="0B1F2E"/>
+                <w:sz w:val="19"/>
+              </w:rPr>
+              <w:t>/broadcast</w:t>
+            </w:r>
+          </w:p>
+        </w:tc>
+        <w:tc>
+          <w:tcPr>
+            <w:tcW w:type="dxa" w:w="2016"/>
+            <w:tcMar>
+              <w:top w:w="80" w:type="dxa"/>
+              <w:start w:w="120" w:type="dxa"/>
+              <w:bottom w:w="80" w:type="dxa"/>
+              <w:end w:w="120" w:type="dxa"/>
+            </w:tcMar>
+            <w:vAlign w:val="center"/>
+          </w:tcPr>
+          <w:p>
+            <w:pPr>
+              <w:spacing w:after="20"/>
+            </w:pPr>
+            <w:r/>
+            <w:r>
+              <w:rPr>
+                <w:rFonts w:ascii="Segoe UI" w:hAnsi="Segoe UI" w:cs="Segoe UI"/>
+                <w:b w:val="0"/>
+                <w:i w:val="0"/>
+                <w:color w:val="0B1F2E"/>
+                <w:sz w:val="19"/>
+              </w:rPr>
+              <w:t>Admin</w:t>
+            </w:r>
+          </w:p>
+        </w:tc>
+        <w:tc>
+          <w:tcPr>
+            <w:tcW w:type="dxa" w:w="4608"/>
+            <w:tcMar>
+              <w:top w:w="80" w:type="dxa"/>
+              <w:start w:w="120" w:type="dxa"/>
+              <w:bottom w:w="80" w:type="dxa"/>
+              <w:end w:w="120" w:type="dxa"/>
+            </w:tcMar>
+            <w:vAlign w:val="center"/>
+          </w:tcPr>
+          <w:p>
+            <w:pPr>
+              <w:spacing w:after="20"/>
+            </w:pPr>
+            <w:r/>
+            <w:r>
+              <w:rPr>
+                <w:rFonts w:ascii="Segoe UI" w:hAnsi="Segoe UI" w:cs="Segoe UI"/>
+                <w:b w:val="0"/>
+                <w:i w:val="0"/>
+                <w:color w:val="0B1F2E"/>
+                <w:sz w:val="19"/>
+              </w:rPr>
+              <w:t>Send message to all linked users</w:t>
+            </w:r>
+          </w:p>
+        </w:tc>
+      </w:tr>
+      <w:tr>
+        <w:tc>
+          <w:tcPr>
+            <w:tcW w:type="dxa" w:w="2592"/>
+            <w:shd w:val="clear" w:fill="F4F8FA"/>
+            <w:tcMar>
+              <w:top w:w="80" w:type="dxa"/>
+              <w:start w:w="120" w:type="dxa"/>
+              <w:bottom w:w="80" w:type="dxa"/>
+              <w:end w:w="120" w:type="dxa"/>
+            </w:tcMar>
+            <w:vAlign w:val="center"/>
+          </w:tcPr>
+          <w:p>
+            <w:pPr>
+              <w:spacing w:after="20"/>
+            </w:pPr>
+            <w:r/>
+            <w:r>
+              <w:rPr>
+                <w:rFonts w:ascii="Segoe UI" w:hAnsi="Segoe UI" w:cs="Segoe UI"/>
+                <w:b w:val="0"/>
+                <w:i w:val="0"/>
+                <w:color w:val="0B1F2E"/>
+                <w:sz w:val="19"/>
+              </w:rPr>
+              <w:t>/send &lt;user_id&gt;</w:t>
+            </w:r>
+          </w:p>
+        </w:tc>
+        <w:tc>
+          <w:tcPr>
+            <w:tcW w:type="dxa" w:w="2016"/>
+            <w:shd w:val="clear" w:fill="F4F8FA"/>
+            <w:tcMar>
+              <w:top w:w="80" w:type="dxa"/>
+              <w:start w:w="120" w:type="dxa"/>
+              <w:bottom w:w="80" w:type="dxa"/>
+              <w:end w:w="120" w:type="dxa"/>
+            </w:tcMar>
+            <w:vAlign w:val="center"/>
+          </w:tcPr>
+          <w:p>
+            <w:pPr>
+              <w:spacing w:after="20"/>
+            </w:pPr>
+            <w:r/>
+            <w:r>
+              <w:rPr>
+                <w:rFonts w:ascii="Segoe UI" w:hAnsi="Segoe UI" w:cs="Segoe UI"/>
+                <w:b w:val="0"/>
+                <w:i w:val="0"/>
+                <w:color w:val="0B1F2E"/>
+                <w:sz w:val="19"/>
+              </w:rPr>
+              <w:t>Admin</w:t>
+            </w:r>
+          </w:p>
+        </w:tc>
+        <w:tc>
+          <w:tcPr>
+            <w:tcW w:type="dxa" w:w="4608"/>
+            <w:shd w:val="clear" w:fill="F4F8FA"/>
+            <w:tcMar>
+              <w:top w:w="80" w:type="dxa"/>
+              <w:start w:w="120" w:type="dxa"/>
+              <w:bottom w:w="80" w:type="dxa"/>
+              <w:end w:w="120" w:type="dxa"/>
+            </w:tcMar>
+            <w:vAlign w:val="center"/>
+          </w:tcPr>
+          <w:p>
+            <w:pPr>
+              <w:spacing w:after="20"/>
+            </w:pPr>
+            <w:r/>
+            <w:r>
+              <w:rPr>
+                <w:rFonts w:ascii="Segoe UI" w:hAnsi="Segoe UI" w:cs="Segoe UI"/>
+                <w:b w:val="0"/>
+                <w:i w:val="0"/>
+                <w:color w:val="0B1F2E"/>
+                <w:sz w:val="19"/>
+              </w:rPr>
+              <w:t>Send message to a specific user</w:t>
+            </w:r>
+          </w:p>
+        </w:tc>
+      </w:tr>
+      <w:tr>
+        <w:tc>
+          <w:tcPr>
+            <w:tcW w:type="dxa" w:w="2592"/>
+            <w:tcMar>
+              <w:top w:w="80" w:type="dxa"/>
+              <w:start w:w="120" w:type="dxa"/>
+              <w:bottom w:w="80" w:type="dxa"/>
+              <w:end w:w="120" w:type="dxa"/>
+            </w:tcMar>
+            <w:vAlign w:val="center"/>
+          </w:tcPr>
+          <w:p>
+            <w:pPr>
+              <w:spacing w:after="20"/>
+            </w:pPr>
+            <w:r/>
+            <w:r>
+              <w:rPr>
+                <w:rFonts w:ascii="Segoe UI" w:hAnsi="Segoe UI" w:cs="Segoe UI"/>
+                <w:b w:val="0"/>
+                <w:i w:val="0"/>
+                <w:color w:val="0B1F2E"/>
+                <w:sz w:val="19"/>
+              </w:rPr>
+              <w:t>/stats</w:t>
+            </w:r>
+          </w:p>
+        </w:tc>
+        <w:tc>
+          <w:tcPr>
+            <w:tcW w:type="dxa" w:w="2016"/>
+            <w:tcMar>
+              <w:top w:w="80" w:type="dxa"/>
+              <w:start w:w="120" w:type="dxa"/>
+              <w:bottom w:w="80" w:type="dxa"/>
+              <w:end w:w="120" w:type="dxa"/>
+            </w:tcMar>
+            <w:vAlign w:val="center"/>
+          </w:tcPr>
+          <w:p>
+            <w:pPr>
+              <w:spacing w:after="20"/>
+            </w:pPr>
+            <w:r/>
+            <w:r>
+              <w:rPr>
+                <w:rFonts w:ascii="Segoe UI" w:hAnsi="Segoe UI" w:cs="Segoe UI"/>
+                <w:b w:val="0"/>
+                <w:i w:val="0"/>
+                <w:color w:val="0B1F2E"/>
+                <w:sz w:val="19"/>
+              </w:rPr>
+              <w:t>Admin</w:t>
+            </w:r>
+          </w:p>
+        </w:tc>
+        <w:tc>
+          <w:tcPr>
+            <w:tcW w:type="dxa" w:w="4608"/>
+            <w:tcMar>
+              <w:top w:w="80" w:type="dxa"/>
+              <w:start w:w="120" w:type="dxa"/>
+              <w:bottom w:w="80" w:type="dxa"/>
+              <w:end w:w="120" w:type="dxa"/>
+            </w:tcMar>
+            <w:vAlign w:val="center"/>
+          </w:tcPr>
+          <w:p>
+            <w:pPr>
+              <w:spacing w:after="20"/>
+            </w:pPr>
+            <w:r/>
+            <w:r>
+              <w:rPr>
+                <w:rFonts w:ascii="Segoe UI" w:hAnsi="Segoe UI" w:cs="Segoe UI"/>
+                <w:b w:val="0"/>
+                <w:i w:val="0"/>
+                <w:color w:val="0B1F2E"/>
+                <w:sz w:val="19"/>
+              </w:rPr>
+              <w:t>Platform statistics</w:t>
+            </w:r>
+          </w:p>
+        </w:tc>
+      </w:tr>
+      <w:tr>
+        <w:tc>
+          <w:tcPr>
+            <w:tcW w:type="dxa" w:w="2592"/>
+            <w:shd w:val="clear" w:fill="F4F8FA"/>
+            <w:tcMar>
+              <w:top w:w="80" w:type="dxa"/>
+              <w:start w:w="120" w:type="dxa"/>
+              <w:bottom w:w="80" w:type="dxa"/>
+              <w:end w:w="120" w:type="dxa"/>
+            </w:tcMar>
+            <w:vAlign w:val="center"/>
+          </w:tcPr>
+          <w:p>
+            <w:pPr>
+              <w:spacing w:after="20"/>
+            </w:pPr>
+            <w:r/>
+            <w:r>
+              <w:rPr>
+                <w:rFonts w:ascii="Segoe UI" w:hAnsi="Segoe UI" w:cs="Segoe UI"/>
+                <w:b w:val="0"/>
+                <w:i w:val="0"/>
+                <w:color w:val="0B1F2E"/>
+                <w:sz w:val="19"/>
+              </w:rPr>
+              <w:t>/loans</w:t>
+            </w:r>
+          </w:p>
+        </w:tc>
+        <w:tc>
+          <w:tcPr>
+            <w:tcW w:type="dxa" w:w="2016"/>
+            <w:shd w:val="clear" w:fill="F4F8FA"/>
+            <w:tcMar>
+              <w:top w:w="80" w:type="dxa"/>
+              <w:start w:w="120" w:type="dxa"/>
+              <w:bottom w:w="80" w:type="dxa"/>
+              <w:end w:w="120" w:type="dxa"/>
+            </w:tcMar>
+            <w:vAlign w:val="center"/>
+          </w:tcPr>
+          <w:p>
+            <w:pPr>
+              <w:spacing w:after="20"/>
+            </w:pPr>
+            <w:r/>
+            <w:r>
+              <w:rPr>
+                <w:rFonts w:ascii="Segoe UI" w:hAnsi="Segoe UI" w:cs="Segoe UI"/>
+                <w:b w:val="0"/>
+                <w:i w:val="0"/>
+                <w:color w:val="0B1F2E"/>
+                <w:sz w:val="19"/>
+              </w:rPr>
+              <w:t>Admin</w:t>
+            </w:r>
+          </w:p>
+        </w:tc>
+        <w:tc>
+          <w:tcPr>
+            <w:tcW w:type="dxa" w:w="4608"/>
+            <w:shd w:val="clear" w:fill="F4F8FA"/>
+            <w:tcMar>
+              <w:top w:w="80" w:type="dxa"/>
+              <w:start w:w="120" w:type="dxa"/>
+              <w:bottom w:w="80" w:type="dxa"/>
+              <w:end w:w="120" w:type="dxa"/>
+            </w:tcMar>
+            <w:vAlign w:val="center"/>
+          </w:tcPr>
+          <w:p>
+            <w:pPr>
+              <w:spacing w:after="20"/>
+            </w:pPr>
+            <w:r/>
+            <w:r>
+              <w:rPr>
+                <w:rFonts w:ascii="Segoe UI" w:hAnsi="Segoe UI" w:cs="Segoe UI"/>
+                <w:b w:val="0"/>
+                <w:i w:val="0"/>
+                <w:color w:val="0B1F2E"/>
+                <w:sz w:val="19"/>
+              </w:rPr>
+              <w:t>Recent loan applications</w:t>
+            </w:r>
+          </w:p>
+        </w:tc>
+      </w:tr>
+      <w:tr>
+        <w:tc>
+          <w:tcPr>
+            <w:tcW w:type="dxa" w:w="2592"/>
+            <w:tcMar>
+              <w:top w:w="80" w:type="dxa"/>
+              <w:start w:w="120" w:type="dxa"/>
+              <w:bottom w:w="80" w:type="dxa"/>
+              <w:end w:w="120" w:type="dxa"/>
+            </w:tcMar>
+            <w:vAlign w:val="center"/>
+          </w:tcPr>
+          <w:p>
+            <w:pPr>
+              <w:spacing w:after="20"/>
+            </w:pPr>
+            <w:r/>
+            <w:r>
+              <w:rPr>
+                <w:rFonts w:ascii="Segoe UI" w:hAnsi="Segoe UI" w:cs="Segoe UI"/>
+                <w:b w:val="0"/>
+                <w:i w:val="0"/>
+                <w:color w:val="0B1F2E"/>
+                <w:sz w:val="19"/>
+              </w:rPr>
+              <w:t>/users</w:t>
+            </w:r>
+          </w:p>
+        </w:tc>
+        <w:tc>
+          <w:tcPr>
+            <w:tcW w:type="dxa" w:w="2016"/>
+            <w:tcMar>
+              <w:top w:w="80" w:type="dxa"/>
+              <w:start w:w="120" w:type="dxa"/>
+              <w:bottom w:w="80" w:type="dxa"/>
+              <w:end w:w="120" w:type="dxa"/>
+            </w:tcMar>
+            <w:vAlign w:val="center"/>
+          </w:tcPr>
+          <w:p>
+            <w:pPr>
+              <w:spacing w:after="20"/>
+            </w:pPr>
+            <w:r/>
+            <w:r>
+              <w:rPr>
+                <w:rFonts w:ascii="Segoe UI" w:hAnsi="Segoe UI" w:cs="Segoe UI"/>
+                <w:b w:val="0"/>
+                <w:i w:val="0"/>
+                <w:color w:val="0B1F2E"/>
+                <w:sz w:val="19"/>
+              </w:rPr>
+              <w:t>Admin</w:t>
+            </w:r>
+          </w:p>
+        </w:tc>
+        <w:tc>
+          <w:tcPr>
+            <w:tcW w:type="dxa" w:w="4608"/>
+            <w:tcMar>
+              <w:top w:w="80" w:type="dxa"/>
+              <w:start w:w="120" w:type="dxa"/>
+              <w:bottom w:w="80" w:type="dxa"/>
+              <w:end w:w="120" w:type="dxa"/>
+            </w:tcMar>
+            <w:vAlign w:val="center"/>
+          </w:tcPr>
+          <w:p>
+            <w:pPr>
+              <w:spacing w:after="20"/>
+            </w:pPr>
+            <w:r/>
+            <w:r>
+              <w:rPr>
+                <w:rFonts w:ascii="Segoe UI" w:hAnsi="Segoe UI" w:cs="Segoe UI"/>
+                <w:b w:val="0"/>
+                <w:i w:val="0"/>
+                <w:color w:val="0B1F2E"/>
+                <w:sz w:val="19"/>
+              </w:rPr>
+              <w:t>Registered users list</w:t>
+            </w:r>
+          </w:p>
+        </w:tc>
+      </w:tr>
+      <w:tr>
+        <w:tc>
+          <w:tcPr>
+            <w:tcW w:type="dxa" w:w="2592"/>
+            <w:shd w:val="clear" w:fill="F4F8FA"/>
+            <w:tcMar>
+              <w:top w:w="80" w:type="dxa"/>
+              <w:start w:w="120" w:type="dxa"/>
+              <w:bottom w:w="80" w:type="dxa"/>
+              <w:end w:w="120" w:type="dxa"/>
+            </w:tcMar>
+            <w:vAlign w:val="center"/>
+          </w:tcPr>
+          <w:p>
+            <w:pPr>
+              <w:spacing w:after="20"/>
+            </w:pPr>
+            <w:r/>
+            <w:r>
+              <w:rPr>
+                <w:rFonts w:ascii="Segoe UI" w:hAnsi="Segoe UI" w:cs="Segoe UI"/>
+                <w:b w:val="0"/>
+                <w:i w:val="0"/>
+                <w:color w:val="0B1F2E"/>
+                <w:sz w:val="19"/>
+              </w:rPr>
+              <w:t>/notifications</w:t>
+            </w:r>
+          </w:p>
+        </w:tc>
+        <w:tc>
+          <w:tcPr>
+            <w:tcW w:type="dxa" w:w="2016"/>
+            <w:shd w:val="clear" w:fill="F4F8FA"/>
+            <w:tcMar>
+              <w:top w:w="80" w:type="dxa"/>
+              <w:start w:w="120" w:type="dxa"/>
+              <w:bottom w:w="80" w:type="dxa"/>
+              <w:end w:w="120" w:type="dxa"/>
+            </w:tcMar>
+            <w:vAlign w:val="center"/>
+          </w:tcPr>
+          <w:p>
+            <w:pPr>
+              <w:spacing w:after="20"/>
+            </w:pPr>
+            <w:r/>
+            <w:r>
+              <w:rPr>
+                <w:rFonts w:ascii="Segoe UI" w:hAnsi="Segoe UI" w:cs="Segoe UI"/>
+                <w:b w:val="0"/>
+                <w:i w:val="0"/>
+                <w:color w:val="0B1F2E"/>
+                <w:sz w:val="19"/>
+              </w:rPr>
+              <w:t>Admin</w:t>
+            </w:r>
+          </w:p>
+        </w:tc>
+        <w:tc>
+          <w:tcPr>
+            <w:tcW w:type="dxa" w:w="4608"/>
+            <w:shd w:val="clear" w:fill="F4F8FA"/>
+            <w:tcMar>
+              <w:top w:w="80" w:type="dxa"/>
+              <w:start w:w="120" w:type="dxa"/>
+              <w:bottom w:w="80" w:type="dxa"/>
+              <w:end w:w="120" w:type="dxa"/>
+            </w:tcMar>
+            <w:vAlign w:val="center"/>
+          </w:tcPr>
+          <w:p>
+            <w:pPr>
+              <w:spacing w:after="20"/>
+            </w:pPr>
+            <w:r/>
+            <w:r>
+              <w:rPr>
+                <w:rFonts w:ascii="Segoe UI" w:hAnsi="Segoe UI" w:cs="Segoe UI"/>
+                <w:b w:val="0"/>
+                <w:i w:val="0"/>
+                <w:color w:val="0B1F2E"/>
+                <w:sz w:val="19"/>
+              </w:rPr>
+              <w:t>Recent payment notifications</w:t>
+            </w:r>
+          </w:p>
+        </w:tc>
+      </w:tr>
+      <w:tr>
+        <w:tc>
+          <w:tcPr>
+            <w:tcW w:type="dxa" w:w="2592"/>
+            <w:tcMar>
+              <w:top w:w="80" w:type="dxa"/>
+              <w:start w:w="120" w:type="dxa"/>
+              <w:bottom w:w="80" w:type="dxa"/>
+              <w:end w:w="120" w:type="dxa"/>
+            </w:tcMar>
+            <w:vAlign w:val="center"/>
+          </w:tcPr>
+          <w:p>
+            <w:pPr>
+              <w:spacing w:after="20"/>
+            </w:pPr>
+            <w:r/>
+            <w:r>
+              <w:rPr>
+                <w:rFonts w:ascii="Segoe UI" w:hAnsi="Segoe UI" w:cs="Segoe UI"/>
+                <w:b w:val="0"/>
+                <w:i w:val="0"/>
+                <w:color w:val="0B1F2E"/>
+                <w:sz w:val="19"/>
+              </w:rPr>
+              <w:t>/help</w:t>
+            </w:r>
+          </w:p>
+        </w:tc>
+        <w:tc>
+          <w:tcPr>
+            <w:tcW w:type="dxa" w:w="2016"/>
+            <w:tcMar>
+              <w:top w:w="80" w:type="dxa"/>
+              <w:start w:w="120" w:type="dxa"/>
+              <w:bottom w:w="80" w:type="dxa"/>
+              <w:end w:w="120" w:type="dxa"/>
+            </w:tcMar>
+            <w:vAlign w:val="center"/>
+          </w:tcPr>
+          <w:p>
+            <w:pPr>
+              <w:spacing w:after="20"/>
+            </w:pPr>
+            <w:r/>
+            <w:r>
+              <w:rPr>
+                <w:rFonts w:ascii="Segoe UI" w:hAnsi="Segoe UI" w:cs="Segoe UI"/>
+                <w:b w:val="0"/>
+                <w:i w:val="0"/>
+                <w:color w:val="0B1F2E"/>
+                <w:sz w:val="19"/>
+              </w:rPr>
+              <w:t>All users</w:t>
+            </w:r>
+          </w:p>
+        </w:tc>
+        <w:tc>
+          <w:tcPr>
+            <w:tcW w:type="dxa" w:w="4608"/>
+            <w:tcMar>
+              <w:top w:w="80" w:type="dxa"/>
+              <w:start w:w="120" w:type="dxa"/>
+              <w:bottom w:w="80" w:type="dxa"/>
+              <w:end w:w="120" w:type="dxa"/>
+            </w:tcMar>
+            <w:vAlign w:val="center"/>
+          </w:tcPr>
+          <w:p>
+            <w:pPr>
+              <w:spacing w:after="20"/>
+            </w:pPr>
+            <w:r/>
+            <w:r>
+              <w:rPr>
+                <w:rFonts w:ascii="Segoe UI" w:hAnsi="Segoe UI" w:cs="Segoe UI"/>
+                <w:b w:val="0"/>
+                <w:i w:val="0"/>
+                <w:color w:val="0B1F2E"/>
+                <w:sz w:val="19"/>
+              </w:rPr>
+              <w:t>Show available commands</w:t>
+            </w:r>
+          </w:p>
+        </w:tc>
+      </w:tr>
+    </w:tbl>
+    <w:p>
+      <w:pPr>
+        <w:spacing w:after="40"/>
+      </w:pPr>
+    </w:p>
+    <w:p>
+      <w:pPr>
+        <w:pStyle w:val="Heading1"/>
+        <w:spacing w:before="360" w:after="120"/>
+        <w:pBdr>
+          <w:bottom w:val="single" w:sz="12" w:space="4" w:color="00BDAA"/>
+        </w:pBdr>
+      </w:pPr>
+      <w:r>
+        <w:rPr>
+          <w:rFonts w:ascii="Segoe UI" w:hAnsi="Segoe UI" w:cs="Segoe UI"/>
+          <w:b/>
+          <w:i w:val="0"/>
+          <w:color w:val="0B1F2E"/>
+          <w:sz w:val="32"/>
+        </w:rPr>
+        <w:t>6. Mobile Application</w:t>
+      </w:r>
+    </w:p>
+    <w:p>
+      <w:r>
+        <w:rPr>
+          <w:rFonts w:ascii="Segoe UI" w:hAnsi="Segoe UI" w:cs="Segoe UI"/>
+          <w:b w:val="0"/>
+          <w:i w:val="0"/>
+          <w:color w:val="0B1F2E"/>
+          <w:sz w:val="21"/>
+        </w:rPr>
+        <w:t>The Android app is an Expo WebView shell that loads the live web application. This allows the platform to be distributed as an installable APK while keeping all logic on the web server.</w:t>
       </w:r>
     </w:p>
     <w:p>
       <w:pPr>
         <w:pStyle w:val="ListBullet"/>
+        <w:spacing w:after="60"/>
+        <w:ind w:left="432"/>
       </w:pPr>
       <w:r>
-        <w:t>Repay button on balance card now opens KHQR page for payment initiation</w:t>
-      </w:r>
-    </w:p>
-    <w:p>
-      <w:pPr>
-        <w:pStyle w:val="Heading1"/>
-      </w:pPr>
-      <w:r>
-        <w:t>5. Telegram Bot Features</w:t>
-      </w:r>
-    </w:p>
-    <w:p>
-      <w:pPr>
-        <w:pStyle w:val="ListBullet"/>
-      </w:pPr>
-      <w:r>
-        <w:t>Account linking via phone sharing (WebApp) — single-trip flow with auto-login</w:t>
-      </w:r>
-    </w:p>
-    <w:p>
-      <w:pPr>
-        <w:pStyle w:val="ListBullet"/>
-      </w:pPr>
-      <w:r>
-        <w:t>Real-time payment notifications and daily payment reminders (9 AM Cambodia time)</w:t>
-      </w:r>
-    </w:p>
-    <w:p>
-      <w:pPr>
-        <w:pStyle w:val="ListBullet"/>
-      </w:pPr>
-      <w:r>
-        <w:t>New loan application alerts for admins</w:t>
-      </w:r>
-    </w:p>
-    <w:p>
-      <w:pPr>
-        <w:pStyle w:val="ListBullet"/>
-      </w:pPr>
-      <w:r>
-        <w:t>User commands: /start, /link (phone sharing), /unlink, /status</w:t>
-      </w:r>
-    </w:p>
-    <w:p>
-      <w:pPr>
-        <w:pStyle w:val="ListBullet"/>
-      </w:pPr>
-      <w:r>
-        <w:t>Admin commands: broadcast, reminder sweep trigger, user lookup</w:t>
-      </w:r>
-    </w:p>
-    <w:p>
-      <w:pPr>
-        <w:pStyle w:val="ListBullet"/>
-      </w:pPr>
-      <w:r>
-        <w:t>Phone-based OTP delivery for phone-only users (Telegram primary, SMS fallback)</w:t>
-      </w:r>
-    </w:p>
-    <w:p>
-      <w:pPr>
-        <w:pStyle w:val="ListBullet"/>
-      </w:pPr>
-      <w:r>
-        <w:t>Auto-login after phone sharing — check-link returns JWT token directly</w:t>
-      </w:r>
-    </w:p>
-    <w:p>
-      <w:pPr>
-        <w:pStyle w:val="Heading1"/>
-      </w:pPr>
-      <w:r>
-        <w:t>6. Mobile Application</w:t>
-      </w:r>
-    </w:p>
-    <w:p>
-      <w:pPr>
-        <w:pStyle w:val="ListBullet"/>
-      </w:pPr>
-      <w:r>
-        <w:t>Android app is an Expo WebView shell loading the live web application</w:t>
-      </w:r>
-    </w:p>
-    <w:p>
-      <w:pPr>
-        <w:pStyle w:val="ListBullet"/>
-      </w:pPr>
-      <w:r>
+        <w:rPr>
+          <w:rFonts w:ascii="Segoe UI" w:hAnsi="Segoe UI" w:cs="Segoe UI"/>
+          <w:b w:val="0"/>
+          <w:i w:val="0"/>
+          <w:color w:val="0B1F2E"/>
+          <w:sz w:val="21"/>
+        </w:rPr>
         <w:t>Expo SDK 57 with React Native WebView</w:t>
       </w:r>
     </w:p>
     <w:p>
       <w:pPr>
         <w:pStyle w:val="ListBullet"/>
+        <w:spacing w:after="60"/>
+        <w:ind w:left="432"/>
       </w:pPr>
       <w:r>
+        <w:rPr>
+          <w:rFonts w:ascii="Segoe UI" w:hAnsi="Segoe UI" w:cs="Segoe UI"/>
+          <w:b w:val="0"/>
+          <w:i w:val="0"/>
+          <w:color w:val="0B1F2E"/>
+          <w:sz w:val="21"/>
+        </w:rPr>
         <w:t>Full-screen immersive design matching the web app</w:t>
       </w:r>
     </w:p>
     <w:p>
       <w:pPr>
         <w:pStyle w:val="ListBullet"/>
+        <w:spacing w:after="60"/>
+        <w:ind w:left="432"/>
       </w:pPr>
       <w:r>
+        <w:rPr>
+          <w:rFonts w:ascii="Segoe UI" w:hAnsi="Segoe UI" w:cs="Segoe UI"/>
+          <w:b w:val="0"/>
+          <w:i w:val="0"/>
+          <w:color w:val="0B1F2E"/>
+          <w:sz w:val="21"/>
+        </w:rPr>
         <w:t>Offline retry screen with brand styling</w:t>
       </w:r>
     </w:p>
     <w:p>
       <w:pPr>
         <w:pStyle w:val="ListBullet"/>
+        <w:spacing w:after="60"/>
+        <w:ind w:left="432"/>
       </w:pPr>
       <w:r>
+        <w:rPr>
+          <w:rFonts w:ascii="Segoe UI" w:hAnsi="Segoe UI" w:cs="Segoe UI"/>
+          <w:b w:val="0"/>
+          <w:i w:val="0"/>
+          <w:color w:val="0B1F2E"/>
+          <w:sz w:val="21"/>
+        </w:rPr>
         <w:t>Custom app icon and splash screen</w:t>
       </w:r>
     </w:p>
     <w:p>
       <w:pPr>
-        <w:pStyle w:val="ListBullet"/>
+        <w:pStyle w:val="Heading1"/>
+        <w:spacing w:before="360" w:after="120"/>
+        <w:pBdr>
+          <w:bottom w:val="single" w:sz="12" w:space="4" w:color="00BDAA"/>
+        </w:pBdr>
       </w:pPr>
       <w:r>
-        <w:t>Distributed as installable APK while keeping all logic on the web server</w:t>
-      </w:r>
-    </w:p>
-    <w:p>
-      <w:pPr>
-        <w:pStyle w:val="Heading1"/>
-      </w:pPr>
-      <w:r>
+        <w:rPr>
+          <w:rFonts w:ascii="Segoe UI" w:hAnsi="Segoe UI" w:cs="Segoe UI"/>
+          <w:b/>
+          <w:i w:val="0"/>
+          <w:color w:val="0B1F2E"/>
+          <w:sz w:val="32"/>
+        </w:rPr>
         <w:t>7. Hosting &amp; Infrastructure</w:t>
       </w:r>
     </w:p>
+    <w:tbl>
+      <w:tblPr>
+        <w:tblStyle w:val="TableGrid"/>
+        <w:tblW w:type="auto" w:w="0"/>
+        <w:jc w:val="center"/>
+        <w:tblLayout w:type="fixed"/>
+        <w:tblLook w:firstColumn="1" w:firstRow="1" w:lastColumn="0" w:lastRow="0" w:noHBand="0" w:noVBand="1" w:val="04A0"/>
+      </w:tblPr>
+      <w:tblGrid>
+        <w:gridCol w:w="3106"/>
+        <w:gridCol w:w="3106"/>
+        <w:gridCol w:w="3106"/>
+      </w:tblGrid>
+      <w:tr>
+        <w:tc>
+          <w:tcPr>
+            <w:tcW w:type="dxa" w:w="2016"/>
+            <w:shd w:val="clear" w:fill="0B1F2E"/>
+            <w:tcMar>
+              <w:top w:w="80" w:type="dxa"/>
+              <w:start w:w="120" w:type="dxa"/>
+              <w:bottom w:w="80" w:type="dxa"/>
+              <w:end w:w="120" w:type="dxa"/>
+            </w:tcMar>
+            <w:vAlign w:val="center"/>
+          </w:tcPr>
+          <w:p>
+            <w:pPr>
+              <w:jc w:val="left"/>
+            </w:pPr>
+            <w:r/>
+            <w:r>
+              <w:rPr>
+                <w:rFonts w:ascii="Segoe UI" w:hAnsi="Segoe UI" w:cs="Segoe UI"/>
+                <w:b/>
+                <w:i w:val="0"/>
+                <w:color w:val="FFFFFF"/>
+                <w:sz w:val="19"/>
+              </w:rPr>
+              <w:t>Component</w:t>
+            </w:r>
+          </w:p>
+        </w:tc>
+        <w:tc>
+          <w:tcPr>
+            <w:tcW w:type="dxa" w:w="2304"/>
+            <w:shd w:val="clear" w:fill="0B1F2E"/>
+            <w:tcMar>
+              <w:top w:w="80" w:type="dxa"/>
+              <w:start w:w="120" w:type="dxa"/>
+              <w:bottom w:w="80" w:type="dxa"/>
+              <w:end w:w="120" w:type="dxa"/>
+            </w:tcMar>
+            <w:vAlign w:val="center"/>
+          </w:tcPr>
+          <w:p>
+            <w:pPr>
+              <w:jc w:val="left"/>
+            </w:pPr>
+            <w:r/>
+            <w:r>
+              <w:rPr>
+                <w:rFonts w:ascii="Segoe UI" w:hAnsi="Segoe UI" w:cs="Segoe UI"/>
+                <w:b/>
+                <w:i w:val="0"/>
+                <w:color w:val="FFFFFF"/>
+                <w:sz w:val="19"/>
+              </w:rPr>
+              <w:t>Service</w:t>
+            </w:r>
+          </w:p>
+        </w:tc>
+        <w:tc>
+          <w:tcPr>
+            <w:tcW w:type="dxa" w:w="4896"/>
+            <w:shd w:val="clear" w:fill="0B1F2E"/>
+            <w:tcMar>
+              <w:top w:w="80" w:type="dxa"/>
+              <w:start w:w="120" w:type="dxa"/>
+              <w:bottom w:w="80" w:type="dxa"/>
+              <w:end w:w="120" w:type="dxa"/>
+            </w:tcMar>
+            <w:vAlign w:val="center"/>
+          </w:tcPr>
+          <w:p>
+            <w:pPr>
+              <w:jc w:val="left"/>
+            </w:pPr>
+            <w:r/>
+            <w:r>
+              <w:rPr>
+                <w:rFonts w:ascii="Segoe UI" w:hAnsi="Segoe UI" w:cs="Segoe UI"/>
+                <w:b/>
+                <w:i w:val="0"/>
+                <w:color w:val="FFFFFF"/>
+                <w:sz w:val="19"/>
+              </w:rPr>
+              <w:t>Details</w:t>
+            </w:r>
+          </w:p>
+        </w:tc>
+      </w:tr>
+      <w:tr>
+        <w:tc>
+          <w:tcPr>
+            <w:tcW w:type="dxa" w:w="2016"/>
+            <w:tcMar>
+              <w:top w:w="80" w:type="dxa"/>
+              <w:start w:w="120" w:type="dxa"/>
+              <w:bottom w:w="80" w:type="dxa"/>
+              <w:end w:w="120" w:type="dxa"/>
+            </w:tcMar>
+            <w:vAlign w:val="center"/>
+          </w:tcPr>
+          <w:p>
+            <w:pPr>
+              <w:spacing w:after="20"/>
+            </w:pPr>
+            <w:r/>
+            <w:r>
+              <w:rPr>
+                <w:rFonts w:ascii="Segoe UI" w:hAnsi="Segoe UI" w:cs="Segoe UI"/>
+                <w:b w:val="0"/>
+                <w:i w:val="0"/>
+                <w:color w:val="0B1F2E"/>
+                <w:sz w:val="19"/>
+              </w:rPr>
+              <w:t>Frontend</w:t>
+            </w:r>
+          </w:p>
+        </w:tc>
+        <w:tc>
+          <w:tcPr>
+            <w:tcW w:type="dxa" w:w="2304"/>
+            <w:tcMar>
+              <w:top w:w="80" w:type="dxa"/>
+              <w:start w:w="120" w:type="dxa"/>
+              <w:bottom w:w="80" w:type="dxa"/>
+              <w:end w:w="120" w:type="dxa"/>
+            </w:tcMar>
+            <w:vAlign w:val="center"/>
+          </w:tcPr>
+          <w:p>
+            <w:pPr>
+              <w:spacing w:after="20"/>
+            </w:pPr>
+            <w:r/>
+            <w:r>
+              <w:rPr>
+                <w:rFonts w:ascii="Segoe UI" w:hAnsi="Segoe UI" w:cs="Segoe UI"/>
+                <w:b w:val="0"/>
+                <w:i w:val="0"/>
+                <w:color w:val="0B1F2E"/>
+                <w:sz w:val="19"/>
+              </w:rPr>
+              <w:t>Vercel</w:t>
+            </w:r>
+          </w:p>
+        </w:tc>
+        <w:tc>
+          <w:tcPr>
+            <w:tcW w:type="dxa" w:w="4896"/>
+            <w:tcMar>
+              <w:top w:w="80" w:type="dxa"/>
+              <w:start w:w="120" w:type="dxa"/>
+              <w:bottom w:w="80" w:type="dxa"/>
+              <w:end w:w="120" w:type="dxa"/>
+            </w:tcMar>
+            <w:vAlign w:val="center"/>
+          </w:tcPr>
+          <w:p>
+            <w:pPr>
+              <w:spacing w:after="20"/>
+            </w:pPr>
+            <w:r/>
+            <w:r>
+              <w:rPr>
+                <w:rFonts w:ascii="Segoe UI" w:hAnsi="Segoe UI" w:cs="Segoe UI"/>
+                <w:b w:val="0"/>
+                <w:i w:val="0"/>
+                <w:color w:val="0B1F2E"/>
+                <w:sz w:val="19"/>
+              </w:rPr>
+              <w:t>React SPA, auto-deploys from GitHub main branch</w:t>
+            </w:r>
+          </w:p>
+        </w:tc>
+      </w:tr>
+      <w:tr>
+        <w:tc>
+          <w:tcPr>
+            <w:tcW w:type="dxa" w:w="2016"/>
+            <w:shd w:val="clear" w:fill="F4F8FA"/>
+            <w:tcMar>
+              <w:top w:w="80" w:type="dxa"/>
+              <w:start w:w="120" w:type="dxa"/>
+              <w:bottom w:w="80" w:type="dxa"/>
+              <w:end w:w="120" w:type="dxa"/>
+            </w:tcMar>
+            <w:vAlign w:val="center"/>
+          </w:tcPr>
+          <w:p>
+            <w:pPr>
+              <w:spacing w:after="20"/>
+            </w:pPr>
+            <w:r/>
+            <w:r>
+              <w:rPr>
+                <w:rFonts w:ascii="Segoe UI" w:hAnsi="Segoe UI" w:cs="Segoe UI"/>
+                <w:b w:val="0"/>
+                <w:i w:val="0"/>
+                <w:color w:val="0B1F2E"/>
+                <w:sz w:val="19"/>
+              </w:rPr>
+              <w:t>Backend</w:t>
+            </w:r>
+          </w:p>
+        </w:tc>
+        <w:tc>
+          <w:tcPr>
+            <w:tcW w:type="dxa" w:w="2304"/>
+            <w:shd w:val="clear" w:fill="F4F8FA"/>
+            <w:tcMar>
+              <w:top w:w="80" w:type="dxa"/>
+              <w:start w:w="120" w:type="dxa"/>
+              <w:bottom w:w="80" w:type="dxa"/>
+              <w:end w:w="120" w:type="dxa"/>
+            </w:tcMar>
+            <w:vAlign w:val="center"/>
+          </w:tcPr>
+          <w:p>
+            <w:pPr>
+              <w:spacing w:after="20"/>
+            </w:pPr>
+            <w:r/>
+            <w:r>
+              <w:rPr>
+                <w:rFonts w:ascii="Segoe UI" w:hAnsi="Segoe UI" w:cs="Segoe UI"/>
+                <w:b w:val="0"/>
+                <w:i w:val="0"/>
+                <w:color w:val="0B1F2E"/>
+                <w:sz w:val="19"/>
+              </w:rPr>
+              <w:t>Render</w:t>
+            </w:r>
+          </w:p>
+        </w:tc>
+        <w:tc>
+          <w:tcPr>
+            <w:tcW w:type="dxa" w:w="4896"/>
+            <w:shd w:val="clear" w:fill="F4F8FA"/>
+            <w:tcMar>
+              <w:top w:w="80" w:type="dxa"/>
+              <w:start w:w="120" w:type="dxa"/>
+              <w:bottom w:w="80" w:type="dxa"/>
+              <w:end w:w="120" w:type="dxa"/>
+            </w:tcMar>
+            <w:vAlign w:val="center"/>
+          </w:tcPr>
+          <w:p>
+            <w:pPr>
+              <w:spacing w:after="20"/>
+            </w:pPr>
+            <w:r/>
+            <w:r>
+              <w:rPr>
+                <w:rFonts w:ascii="Segoe UI" w:hAnsi="Segoe UI" w:cs="Segoe UI"/>
+                <w:b w:val="0"/>
+                <w:i w:val="0"/>
+                <w:color w:val="0B1F2E"/>
+                <w:sz w:val="19"/>
+              </w:rPr>
+              <w:t>Node.js/Express, free tier with UptimeRobot keep-alive</w:t>
+            </w:r>
+          </w:p>
+        </w:tc>
+      </w:tr>
+      <w:tr>
+        <w:tc>
+          <w:tcPr>
+            <w:tcW w:type="dxa" w:w="2016"/>
+            <w:tcMar>
+              <w:top w:w="80" w:type="dxa"/>
+              <w:start w:w="120" w:type="dxa"/>
+              <w:bottom w:w="80" w:type="dxa"/>
+              <w:end w:w="120" w:type="dxa"/>
+            </w:tcMar>
+            <w:vAlign w:val="center"/>
+          </w:tcPr>
+          <w:p>
+            <w:pPr>
+              <w:spacing w:after="20"/>
+            </w:pPr>
+            <w:r/>
+            <w:r>
+              <w:rPr>
+                <w:rFonts w:ascii="Segoe UI" w:hAnsi="Segoe UI" w:cs="Segoe UI"/>
+                <w:b w:val="0"/>
+                <w:i w:val="0"/>
+                <w:color w:val="0B1F2E"/>
+                <w:sz w:val="19"/>
+              </w:rPr>
+              <w:t>Database</w:t>
+            </w:r>
+          </w:p>
+        </w:tc>
+        <w:tc>
+          <w:tcPr>
+            <w:tcW w:type="dxa" w:w="2304"/>
+            <w:tcMar>
+              <w:top w:w="80" w:type="dxa"/>
+              <w:start w:w="120" w:type="dxa"/>
+              <w:bottom w:w="80" w:type="dxa"/>
+              <w:end w:w="120" w:type="dxa"/>
+            </w:tcMar>
+            <w:vAlign w:val="center"/>
+          </w:tcPr>
+          <w:p>
+            <w:pPr>
+              <w:spacing w:after="20"/>
+            </w:pPr>
+            <w:r/>
+            <w:r>
+              <w:rPr>
+                <w:rFonts w:ascii="Segoe UI" w:hAnsi="Segoe UI" w:cs="Segoe UI"/>
+                <w:b w:val="0"/>
+                <w:i w:val="0"/>
+                <w:color w:val="0B1F2E"/>
+                <w:sz w:val="19"/>
+              </w:rPr>
+              <w:t>Supabase</w:t>
+            </w:r>
+          </w:p>
+        </w:tc>
+        <w:tc>
+          <w:tcPr>
+            <w:tcW w:type="dxa" w:w="4896"/>
+            <w:tcMar>
+              <w:top w:w="80" w:type="dxa"/>
+              <w:start w:w="120" w:type="dxa"/>
+              <w:bottom w:w="80" w:type="dxa"/>
+              <w:end w:w="120" w:type="dxa"/>
+            </w:tcMar>
+            <w:vAlign w:val="center"/>
+          </w:tcPr>
+          <w:p>
+            <w:pPr>
+              <w:spacing w:after="20"/>
+            </w:pPr>
+            <w:r/>
+            <w:r>
+              <w:rPr>
+                <w:rFonts w:ascii="Segoe UI" w:hAnsi="Segoe UI" w:cs="Segoe UI"/>
+                <w:b w:val="0"/>
+                <w:i w:val="0"/>
+                <w:color w:val="0B1F2E"/>
+                <w:sz w:val="19"/>
+              </w:rPr>
+              <w:t>PostgreSQL with Row Level Security</w:t>
+            </w:r>
+          </w:p>
+        </w:tc>
+      </w:tr>
+      <w:tr>
+        <w:tc>
+          <w:tcPr>
+            <w:tcW w:type="dxa" w:w="2016"/>
+            <w:shd w:val="clear" w:fill="F4F8FA"/>
+            <w:tcMar>
+              <w:top w:w="80" w:type="dxa"/>
+              <w:start w:w="120" w:type="dxa"/>
+              <w:bottom w:w="80" w:type="dxa"/>
+              <w:end w:w="120" w:type="dxa"/>
+            </w:tcMar>
+            <w:vAlign w:val="center"/>
+          </w:tcPr>
+          <w:p>
+            <w:pPr>
+              <w:spacing w:after="20"/>
+            </w:pPr>
+            <w:r/>
+            <w:r>
+              <w:rPr>
+                <w:rFonts w:ascii="Segoe UI" w:hAnsi="Segoe UI" w:cs="Segoe UI"/>
+                <w:b w:val="0"/>
+                <w:i w:val="0"/>
+                <w:color w:val="0B1F2E"/>
+                <w:sz w:val="19"/>
+              </w:rPr>
+              <w:t>Email</w:t>
+            </w:r>
+          </w:p>
+        </w:tc>
+        <w:tc>
+          <w:tcPr>
+            <w:tcW w:type="dxa" w:w="2304"/>
+            <w:shd w:val="clear" w:fill="F4F8FA"/>
+            <w:tcMar>
+              <w:top w:w="80" w:type="dxa"/>
+              <w:start w:w="120" w:type="dxa"/>
+              <w:bottom w:w="80" w:type="dxa"/>
+              <w:end w:w="120" w:type="dxa"/>
+            </w:tcMar>
+            <w:vAlign w:val="center"/>
+          </w:tcPr>
+          <w:p>
+            <w:pPr>
+              <w:spacing w:after="20"/>
+            </w:pPr>
+            <w:r/>
+            <w:r>
+              <w:rPr>
+                <w:rFonts w:ascii="Segoe UI" w:hAnsi="Segoe UI" w:cs="Segoe UI"/>
+                <w:b w:val="0"/>
+                <w:i w:val="0"/>
+                <w:color w:val="0B1F2E"/>
+                <w:sz w:val="19"/>
+              </w:rPr>
+              <w:t>Brevo</w:t>
+            </w:r>
+          </w:p>
+        </w:tc>
+        <w:tc>
+          <w:tcPr>
+            <w:tcW w:type="dxa" w:w="4896"/>
+            <w:shd w:val="clear" w:fill="F4F8FA"/>
+            <w:tcMar>
+              <w:top w:w="80" w:type="dxa"/>
+              <w:start w:w="120" w:type="dxa"/>
+              <w:bottom w:w="80" w:type="dxa"/>
+              <w:end w:w="120" w:type="dxa"/>
+            </w:tcMar>
+            <w:vAlign w:val="center"/>
+          </w:tcPr>
+          <w:p>
+            <w:pPr>
+              <w:spacing w:after="20"/>
+            </w:pPr>
+            <w:r/>
+            <w:r>
+              <w:rPr>
+                <w:rFonts w:ascii="Segoe UI" w:hAnsi="Segoe UI" w:cs="Segoe UI"/>
+                <w:b w:val="0"/>
+                <w:i w:val="0"/>
+                <w:color w:val="0B1F2E"/>
+                <w:sz w:val="19"/>
+              </w:rPr>
+              <w:t>Transactional OTP emails, 300/day free tier</w:t>
+            </w:r>
+          </w:p>
+        </w:tc>
+      </w:tr>
+      <w:tr>
+        <w:tc>
+          <w:tcPr>
+            <w:tcW w:type="dxa" w:w="2016"/>
+            <w:tcMar>
+              <w:top w:w="80" w:type="dxa"/>
+              <w:start w:w="120" w:type="dxa"/>
+              <w:bottom w:w="80" w:type="dxa"/>
+              <w:end w:w="120" w:type="dxa"/>
+            </w:tcMar>
+            <w:vAlign w:val="center"/>
+          </w:tcPr>
+          <w:p>
+            <w:pPr>
+              <w:spacing w:after="20"/>
+            </w:pPr>
+            <w:r/>
+            <w:r>
+              <w:rPr>
+                <w:rFonts w:ascii="Segoe UI" w:hAnsi="Segoe UI" w:cs="Segoe UI"/>
+                <w:b w:val="0"/>
+                <w:i w:val="0"/>
+                <w:color w:val="0B1F2E"/>
+                <w:sz w:val="19"/>
+              </w:rPr>
+              <w:t>SMS</w:t>
+            </w:r>
+          </w:p>
+        </w:tc>
+        <w:tc>
+          <w:tcPr>
+            <w:tcW w:type="dxa" w:w="2304"/>
+            <w:tcMar>
+              <w:top w:w="80" w:type="dxa"/>
+              <w:start w:w="120" w:type="dxa"/>
+              <w:bottom w:w="80" w:type="dxa"/>
+              <w:end w:w="120" w:type="dxa"/>
+            </w:tcMar>
+            <w:vAlign w:val="center"/>
+          </w:tcPr>
+          <w:p>
+            <w:pPr>
+              <w:spacing w:after="20"/>
+            </w:pPr>
+            <w:r/>
+            <w:r>
+              <w:rPr>
+                <w:rFonts w:ascii="Segoe UI" w:hAnsi="Segoe UI" w:cs="Segoe UI"/>
+                <w:b w:val="0"/>
+                <w:i w:val="0"/>
+                <w:color w:val="0B1F2E"/>
+                <w:sz w:val="19"/>
+              </w:rPr>
+              <w:t>Brevo</w:t>
+            </w:r>
+          </w:p>
+        </w:tc>
+        <w:tc>
+          <w:tcPr>
+            <w:tcW w:type="dxa" w:w="4896"/>
+            <w:tcMar>
+              <w:top w:w="80" w:type="dxa"/>
+              <w:start w:w="120" w:type="dxa"/>
+              <w:bottom w:w="80" w:type="dxa"/>
+              <w:end w:w="120" w:type="dxa"/>
+            </w:tcMar>
+            <w:vAlign w:val="center"/>
+          </w:tcPr>
+          <w:p>
+            <w:pPr>
+              <w:spacing w:after="20"/>
+            </w:pPr>
+            <w:r/>
+            <w:r>
+              <w:rPr>
+                <w:rFonts w:ascii="Segoe UI" w:hAnsi="Segoe UI" w:cs="Segoe UI"/>
+                <w:b w:val="0"/>
+                <w:i w:val="0"/>
+                <w:color w:val="0B1F2E"/>
+                <w:sz w:val="19"/>
+              </w:rPr>
+              <w:t>OTP SMS delivery via Brevo API</w:t>
+            </w:r>
+          </w:p>
+        </w:tc>
+      </w:tr>
+      <w:tr>
+        <w:tc>
+          <w:tcPr>
+            <w:tcW w:type="dxa" w:w="2016"/>
+            <w:shd w:val="clear" w:fill="F4F8FA"/>
+            <w:tcMar>
+              <w:top w:w="80" w:type="dxa"/>
+              <w:start w:w="120" w:type="dxa"/>
+              <w:bottom w:w="80" w:type="dxa"/>
+              <w:end w:w="120" w:type="dxa"/>
+            </w:tcMar>
+            <w:vAlign w:val="center"/>
+          </w:tcPr>
+          <w:p>
+            <w:pPr>
+              <w:spacing w:after="20"/>
+            </w:pPr>
+            <w:r/>
+            <w:r>
+              <w:rPr>
+                <w:rFonts w:ascii="Segoe UI" w:hAnsi="Segoe UI" w:cs="Segoe UI"/>
+                <w:b w:val="0"/>
+                <w:i w:val="0"/>
+                <w:color w:val="0B1F2E"/>
+                <w:sz w:val="19"/>
+              </w:rPr>
+              <w:t>Monitoring</w:t>
+            </w:r>
+          </w:p>
+        </w:tc>
+        <w:tc>
+          <w:tcPr>
+            <w:tcW w:type="dxa" w:w="2304"/>
+            <w:shd w:val="clear" w:fill="F4F8FA"/>
+            <w:tcMar>
+              <w:top w:w="80" w:type="dxa"/>
+              <w:start w:w="120" w:type="dxa"/>
+              <w:bottom w:w="80" w:type="dxa"/>
+              <w:end w:w="120" w:type="dxa"/>
+            </w:tcMar>
+            <w:vAlign w:val="center"/>
+          </w:tcPr>
+          <w:p>
+            <w:pPr>
+              <w:spacing w:after="20"/>
+            </w:pPr>
+            <w:r/>
+            <w:r>
+              <w:rPr>
+                <w:rFonts w:ascii="Segoe UI" w:hAnsi="Segoe UI" w:cs="Segoe UI"/>
+                <w:b w:val="0"/>
+                <w:i w:val="0"/>
+                <w:color w:val="0B1F2E"/>
+                <w:sz w:val="19"/>
+              </w:rPr>
+              <w:t>UptimeRobot</w:t>
+            </w:r>
+          </w:p>
+        </w:tc>
+        <w:tc>
+          <w:tcPr>
+            <w:tcW w:type="dxa" w:w="4896"/>
+            <w:shd w:val="clear" w:fill="F4F8FA"/>
+            <w:tcMar>
+              <w:top w:w="80" w:type="dxa"/>
+              <w:start w:w="120" w:type="dxa"/>
+              <w:bottom w:w="80" w:type="dxa"/>
+              <w:end w:w="120" w:type="dxa"/>
+            </w:tcMar>
+            <w:vAlign w:val="center"/>
+          </w:tcPr>
+          <w:p>
+            <w:pPr>
+              <w:spacing w:after="20"/>
+            </w:pPr>
+            <w:r/>
+            <w:r>
+              <w:rPr>
+                <w:rFonts w:ascii="Segoe UI" w:hAnsi="Segoe UI" w:cs="Segoe UI"/>
+                <w:b w:val="0"/>
+                <w:i w:val="0"/>
+                <w:color w:val="0B1F2E"/>
+                <w:sz w:val="19"/>
+              </w:rPr>
+              <w:t>5-minute health checks on /api/health</w:t>
+            </w:r>
+          </w:p>
+        </w:tc>
+      </w:tr>
+      <w:tr>
+        <w:tc>
+          <w:tcPr>
+            <w:tcW w:type="dxa" w:w="2016"/>
+            <w:tcMar>
+              <w:top w:w="80" w:type="dxa"/>
+              <w:start w:w="120" w:type="dxa"/>
+              <w:bottom w:w="80" w:type="dxa"/>
+              <w:end w:w="120" w:type="dxa"/>
+            </w:tcMar>
+            <w:vAlign w:val="center"/>
+          </w:tcPr>
+          <w:p>
+            <w:pPr>
+              <w:spacing w:after="20"/>
+            </w:pPr>
+            <w:r/>
+            <w:r>
+              <w:rPr>
+                <w:rFonts w:ascii="Segoe UI" w:hAnsi="Segoe UI" w:cs="Segoe UI"/>
+                <w:b w:val="0"/>
+                <w:i w:val="0"/>
+                <w:color w:val="0B1F2E"/>
+                <w:sz w:val="19"/>
+              </w:rPr>
+              <w:t>Bot</w:t>
+            </w:r>
+          </w:p>
+        </w:tc>
+        <w:tc>
+          <w:tcPr>
+            <w:tcW w:type="dxa" w:w="2304"/>
+            <w:tcMar>
+              <w:top w:w="80" w:type="dxa"/>
+              <w:start w:w="120" w:type="dxa"/>
+              <w:bottom w:w="80" w:type="dxa"/>
+              <w:end w:w="120" w:type="dxa"/>
+            </w:tcMar>
+            <w:vAlign w:val="center"/>
+          </w:tcPr>
+          <w:p>
+            <w:pPr>
+              <w:spacing w:after="20"/>
+            </w:pPr>
+            <w:r/>
+            <w:r>
+              <w:rPr>
+                <w:rFonts w:ascii="Segoe UI" w:hAnsi="Segoe UI" w:cs="Segoe UI"/>
+                <w:b w:val="0"/>
+                <w:i w:val="0"/>
+                <w:color w:val="0B1F2E"/>
+                <w:sz w:val="19"/>
+              </w:rPr>
+              <w:t>Telegram API</w:t>
+            </w:r>
+          </w:p>
+        </w:tc>
+        <w:tc>
+          <w:tcPr>
+            <w:tcW w:type="dxa" w:w="4896"/>
+            <w:tcMar>
+              <w:top w:w="80" w:type="dxa"/>
+              <w:start w:w="120" w:type="dxa"/>
+              <w:bottom w:w="80" w:type="dxa"/>
+              <w:end w:w="120" w:type="dxa"/>
+            </w:tcMar>
+            <w:vAlign w:val="center"/>
+          </w:tcPr>
+          <w:p>
+            <w:pPr>
+              <w:spacing w:after="20"/>
+            </w:pPr>
+            <w:r/>
+            <w:r>
+              <w:rPr>
+                <w:rFonts w:ascii="Segoe UI" w:hAnsi="Segoe UI" w:cs="Segoe UI"/>
+                <w:b w:val="0"/>
+                <w:i w:val="0"/>
+                <w:color w:val="0B1F2E"/>
+                <w:sz w:val="19"/>
+              </w:rPr>
+              <w:t>node-telegram-bot-api with long polling</w:t>
+            </w:r>
+          </w:p>
+        </w:tc>
+      </w:tr>
+    </w:tbl>
     <w:p>
       <w:pPr>
-        <w:pStyle w:val="ListBullet"/>
+        <w:spacing w:after="40"/>
       </w:pPr>
-      <w:r>
-        <w:t>Frontend: Vercel (auto-deploys from GitHub main branch, SPA fallback via vercel.json)</w:t>
-      </w:r>
-    </w:p>
-    <w:p>
-      <w:pPr>
-        <w:pStyle w:val="ListBullet"/>
-      </w:pPr>
-      <w:r>
-        <w:t>Backend: Render (auto-deploys from GitHub main, Express + TypeScript)</w:t>
-      </w:r>
-    </w:p>
-    <w:p>
-      <w:pPr>
-        <w:pStyle w:val="ListBullet"/>
-      </w:pPr>
-      <w:r>
-        <w:t>Database: Supabase PostgreSQL (AWS-hosted), RLS policies + service role key</w:t>
-      </w:r>
-    </w:p>
-    <w:p>
-      <w:pPr>
-        <w:pStyle w:val="ListBullet"/>
-      </w:pPr>
-      <w:r>
-        <w:t>Secrets: All via environment variables (JWT_SECRET, API keys, DB credentials)</w:t>
-      </w:r>
-    </w:p>
-    <w:p>
-      <w:pPr>
-        <w:pStyle w:val="ListBullet"/>
-      </w:pPr>
-      <w:r>
-        <w:t>Telegram bot runs automatically with backend server on Render</w:t>
-      </w:r>
-    </w:p>
-    <w:p>
-      <w:pPr>
-        <w:pStyle w:val="ListBullet"/>
-      </w:pPr>
-      <w:r>
-        <w:t>Cron job for daily payment reminders (9 AM Cambodia time, Asia/Phnom_Penh)</w:t>
-      </w:r>
-    </w:p>
-    <w:p>
-      <w:pPr>
-        <w:pStyle w:val="ListBullet"/>
-      </w:pPr>
-      <w:r>
-        <w:t>HTTPS enforced on all deployed endpoints, CORS restricted to frontend origin</w:t>
-      </w:r>
     </w:p>
     <w:sectPr>
-      <w:pgSz w:w="12240" w:h="15840"/>
-      <w:pgMar w:top="1440" w:right="1800" w:bottom="1440" w:left="1800" w:header="720" w:footer="720" w:gutter="0"/>
+      <w:headerReference w:type="default" r:id="rId9"/>
+      <w:footerReference w:type="default" r:id="rId10"/>
+      <w:pgSz w:w="11909" w:h="16834"/>
+      <w:pgMar w:top="1152" w:right="1296" w:bottom="1152" w:left="1296" w:header="720" w:footer="720" w:gutter="0"/>
       <w:cols w:space="720"/>
       <w:docGrid w:linePitch="360"/>
     </w:sectPr>
   </w:body>
 </w:document>
+</file>
+
+<file path=word/footer1.xml><?xml version="1.0" encoding="utf-8"?>
+<w:ftr xmlns:m="http://schemas.openxmlformats.org/officeDocument/2006/math" xmlns:mc="http://schemas.openxmlformats.org/markup-compatibility/2006" xmlns:mo="http://schemas.microsoft.com/office/mac/office/2008/main" xmlns:mv="urn:schemas-microsoft-com:mac:vml" xmlns:o="urn:schemas-microsoft-com:office:office" xmlns:r="http://schemas.openxmlformats.org/officeDocument/2006/relationships" xmlns:v="urn:schemas-microsoft-com:vml" xmlns:w10="urn:schemas-microsoft-com:office:word" xmlns:w14="http://schemas.microsoft.com/office/word/2010/wordml" xmlns:w="http://schemas.openxmlformats.org/wordprocessingml/2006/main" xmlns:wne="http://schemas.microsoft.com/office/word/2006/wordml" xmlns:wp14="http://schemas.microsoft.com/office/word/2010/wordprocessingDrawing" xmlns:wp="http://schemas.openxmlformats.org/drawingml/2006/wordprocessingDrawing" xmlns:wpc="http://schemas.microsoft.com/office/word/2010/wordprocessingCanvas" xmlns:wpg="http://schemas.microsoft.com/office/word/2010/wordprocessingGroup" xmlns:wpi="http://schemas.microsoft.com/office/word/2010/wordprocessingInk" xmlns:wps="http://schemas.microsoft.com/office/word/2010/wordprocessingShape" mc:Ignorable="w14 wp14">
+  <w:p>
+    <w:pPr>
+      <w:pStyle w:val="Footer"/>
+      <w:jc w:val="center"/>
+    </w:pPr>
+    <w:r/>
+    <w:r>
+      <w:rPr>
+        <w:rFonts w:ascii="Segoe UI" w:hAnsi="Segoe UI" w:cs="Segoe UI"/>
+        <w:b w:val="0"/>
+        <w:i w:val="0"/>
+        <w:color w:val="6B7A89"/>
+        <w:sz w:val="16"/>
+      </w:rPr>
+      <w:t>NexusFinance — Platform Report  •  NF-DOC-002  •  Internal &amp; Confidential</w:t>
+    </w:r>
+    <w:r>
+      <w:rPr>
+        <w:rFonts w:ascii="Segoe UI" w:hAnsi="Segoe UI" w:cs="Segoe UI"/>
+        <w:b w:val="0"/>
+        <w:i w:val="0"/>
+        <w:color w:val="6B7A89"/>
+        <w:sz w:val="16"/>
+      </w:rPr>
+      <w:t xml:space="preserve">  •  Page </w:t>
+    </w:r>
+    <w:r>
+      <w:fldChar w:fldCharType="begin"/>
+      <w:instrText xml:space="preserve">PAGE</w:instrText>
+      <w:fldChar w:fldCharType="separate"/>
+      <w:t>1</w:t>
+      <w:fldChar w:fldCharType="end"/>
+    </w:r>
+  </w:p>
+</w:ftr>
+</file>
+
+<file path=word/header1.xml><?xml version="1.0" encoding="utf-8"?>
+<w:hdr xmlns:m="http://schemas.openxmlformats.org/officeDocument/2006/math" xmlns:mc="http://schemas.openxmlformats.org/markup-compatibility/2006" xmlns:mo="http://schemas.microsoft.com/office/mac/office/2008/main" xmlns:mv="urn:schemas-microsoft-com:mac:vml" xmlns:o="urn:schemas-microsoft-com:office:office" xmlns:r="http://schemas.openxmlformats.org/officeDocument/2006/relationships" xmlns:v="urn:schemas-microsoft-com:vml" xmlns:w10="urn:schemas-microsoft-com:office:word" xmlns:w14="http://schemas.microsoft.com/office/word/2010/wordml" xmlns:w="http://schemas.openxmlformats.org/wordprocessingml/2006/main" xmlns:wne="http://schemas.microsoft.com/office/word/2006/wordml" xmlns:wp14="http://schemas.microsoft.com/office/word/2010/wordprocessingDrawing" xmlns:wp="http://schemas.openxmlformats.org/drawingml/2006/wordprocessingDrawing" xmlns:wpc="http://schemas.microsoft.com/office/word/2010/wordprocessingCanvas" xmlns:wpg="http://schemas.microsoft.com/office/word/2010/wordprocessingGroup" xmlns:wpi="http://schemas.microsoft.com/office/word/2010/wordprocessingInk" xmlns:wps="http://schemas.microsoft.com/office/word/2010/wordprocessingShape" mc:Ignorable="w14 wp14">
+  <w:p>
+    <w:pPr>
+      <w:pStyle w:val="Header"/>
+    </w:pPr>
+    <w:r/>
+  </w:p>
+</w:hdr>
 </file>
 
 <file path=word/numbering.xml><?xml version="1.0" encoding="utf-8"?>
@@ -1059,6 +4729,14 @@
     <w:name w:val="Normal"/>
     <w:qFormat/>
     <w:rsid w:val="00FC693F"/>
+    <w:pPr>
+      <w:spacing w:after="140" w:line="324" w:lineRule="auto"/>
+    </w:pPr>
+    <w:rPr>
+      <w:rFonts w:ascii="Segoe UI" w:hAnsi="Segoe UI" w:cs="Segoe UI"/>
+      <w:color w:val="0B1F2E"/>
+      <w:sz w:val="21"/>
+    </w:rPr>
   </w:style>
   <w:style w:type="paragraph" w:styleId="Header">
     <w:name w:val="header"/>
